--- a/docs/en/design/06_Basic Design_Registration and Evidence Preservation.docx
+++ b/docs/en/design/06_Basic Design_Registration and Evidence Preservation.docx
@@ -310,7 +310,7 @@
         <w:rPr>
           <w:rFonts w:ascii="Calibri" w:eastAsia="Yu Gothic" w:hAnsi="Calibri"/>
         </w:rPr>
-        <w:t xml:space="preserve">The decisions received are as in the following table (the decisions, items to be investigated, and open items of Design Plan Edition 2, and omissions found in the item breakdown).</w:t>
+        <w:t xml:space="preserve">The decisions received are as in the following table (the decisions, items to be investigated, and open items of Design Plan Edition 2, and omissions found in the item breakdown). The texts of the Design Plan's decisions, items to be investigated, and open items are per Chapter 13, 1.2 “Mapping from Design Plan decisions to the Outline Design Document and basic design” and the destination table of the Outline Design Document (not reproduced in this chapter; only the numbers and the omissions found in the item breakdown are listed).</w:t>
       </w:r>
     </w:p>
     <w:tbl>
@@ -327,8 +327,8 @@
       </w:tblPr>
       <w:tblGrid>
         <w:gridCol w:w="1010"/>
-        <w:gridCol w:w="1220"/>
-        <w:gridCol w:w="7408"/>
+        <w:gridCol w:w="2969"/>
+        <w:gridCol w:w="5659"/>
       </w:tblGrid>
       <w:tr>
         <w:trPr>
@@ -372,7 +372,7 @@
         </w:tc>
         <w:tc>
           <w:tcPr>
-            <w:tcW w:type="dxa" w:w="1220"/>
+            <w:tcW w:type="dxa" w:w="2969"/>
             <w:tcBorders>
               <w:top w:val="single" w:color="A6B8D0" w:sz="4"/>
               <w:left w:val="single" w:color="A6B8D0" w:sz="4"/>
@@ -407,7 +407,7 @@
         </w:tc>
         <w:tc>
           <w:tcPr>
-            <w:tcW w:type="dxa" w:w="7408"/>
+            <w:tcW w:type="dxa" w:w="5659"/>
             <w:tcBorders>
               <w:top w:val="single" w:color="A6B8D0" w:sz="4"/>
               <w:left w:val="single" w:color="A6B8D0" w:sz="4"/>
@@ -464,87 +464,87 @@
           </w:tcPr>
           <w:p>
             <w:pPr>
-              <w:keepNext w:val="false"/>
-              <w:keepLines/>
-              <w:spacing w:after="0" w:before="0" w:line="280"/>
-            </w:pPr>
-            <w:r>
-              <w:rPr>
-                <w:rFonts w:ascii="Calibri" w:eastAsia="Yu Gothic" w:hAnsi="Calibri"/>
-                <w:b w:val="false"/>
-                <w:bCs w:val="false"/>
-                <w:sz w:val="18"/>
-                <w:szCs w:val="18"/>
-              </w:rPr>
-              <w:t xml:space="preserve">D-9-2</w:t>
-            </w:r>
-          </w:p>
-        </w:tc>
-        <w:tc>
-          <w:tcPr>
-            <w:tcW w:type="dxa" w:w="1220"/>
-            <w:tcBorders>
-              <w:top w:val="single" w:color="A6B8D0" w:sz="4"/>
-              <w:left w:val="single" w:color="A6B8D0" w:sz="4"/>
-              <w:bottom w:val="single" w:color="A6B8D0" w:sz="4"/>
-              <w:right w:val="single" w:color="A6B8D0" w:sz="4"/>
-            </w:tcBorders>
-            <w:tcMar>
-              <w:top w:type="dxa" w:w="50"/>
-              <w:left w:type="dxa" w:w="90"/>
-              <w:bottom w:type="dxa" w:w="50"/>
-              <w:right w:type="dxa" w:w="90"/>
-            </w:tcMar>
-          </w:tcPr>
-          <w:p>
-            <w:pPr>
-              <w:keepNext w:val="false"/>
-              <w:keepLines/>
-              <w:spacing w:after="0" w:before="0" w:line="280"/>
-            </w:pPr>
-            <w:r>
-              <w:rPr>
-                <w:rFonts w:ascii="Calibri" w:eastAsia="Yu Gothic" w:hAnsi="Calibri"/>
-                <w:b w:val="false"/>
-                <w:bCs w:val="false"/>
-                <w:sz w:val="18"/>
-                <w:szCs w:val="18"/>
-              </w:rPr>
-              <w:t xml:space="preserve">Decision</w:t>
-            </w:r>
-          </w:p>
-        </w:tc>
-        <w:tc>
-          <w:tcPr>
-            <w:tcW w:type="dxa" w:w="7408"/>
-            <w:tcBorders>
-              <w:top w:val="single" w:color="A6B8D0" w:sz="4"/>
-              <w:left w:val="single" w:color="A6B8D0" w:sz="4"/>
-              <w:bottom w:val="single" w:color="A6B8D0" w:sz="4"/>
-              <w:right w:val="single" w:color="A6B8D0" w:sz="4"/>
-            </w:tcBorders>
-            <w:tcMar>
-              <w:top w:type="dxa" w:w="50"/>
-              <w:left w:type="dxa" w:w="90"/>
-              <w:bottom w:type="dxa" w:w="50"/>
-              <w:right w:type="dxa" w:w="90"/>
-            </w:tcMar>
-          </w:tcPr>
-          <w:p>
-            <w:pPr>
-              <w:keepNext w:val="false"/>
-              <w:keepLines/>
-              <w:spacing w:after="0" w:before="0" w:line="280"/>
-            </w:pPr>
-            <w:r>
-              <w:rPr>
-                <w:rFonts w:ascii="Calibri" w:eastAsia="Yu Gothic" w:hAnsi="Calibri"/>
-                <w:b w:val="false"/>
-                <w:bCs w:val="false"/>
-                <w:sz w:val="18"/>
-                <w:szCs w:val="18"/>
-              </w:rPr>
-              <w:t xml:space="preserve">The Permitted Scope chosen at the time of sale is the criterion for judging what a repost infringes</w:t>
+              <w:keepNext/>
+              <w:keepLines/>
+              <w:spacing w:after="0" w:before="0" w:line="280"/>
+            </w:pPr>
+            <w:r>
+              <w:rPr>
+                <w:rFonts w:ascii="Calibri" w:eastAsia="Yu Gothic" w:hAnsi="Calibri"/>
+                <w:b w:val="false"/>
+                <w:bCs w:val="false"/>
+                <w:sz w:val="18"/>
+                <w:szCs w:val="18"/>
+              </w:rPr>
+              <w:t xml:space="preserve">A-4</w:t>
+            </w:r>
+          </w:p>
+        </w:tc>
+        <w:tc>
+          <w:tcPr>
+            <w:tcW w:type="dxa" w:w="2969"/>
+            <w:tcBorders>
+              <w:top w:val="single" w:color="A6B8D0" w:sz="4"/>
+              <w:left w:val="single" w:color="A6B8D0" w:sz="4"/>
+              <w:bottom w:val="single" w:color="A6B8D0" w:sz="4"/>
+              <w:right w:val="single" w:color="A6B8D0" w:sz="4"/>
+            </w:tcBorders>
+            <w:tcMar>
+              <w:top w:type="dxa" w:w="50"/>
+              <w:left w:type="dxa" w:w="90"/>
+              <w:bottom w:type="dxa" w:w="50"/>
+              <w:right w:type="dxa" w:w="90"/>
+            </w:tcMar>
+          </w:tcPr>
+          <w:p>
+            <w:pPr>
+              <w:keepNext/>
+              <w:keepLines/>
+              <w:spacing w:after="0" w:before="0" w:line="280"/>
+            </w:pPr>
+            <w:r>
+              <w:rPr>
+                <w:rFonts w:ascii="Calibri" w:eastAsia="Yu Gothic" w:hAnsi="Calibri"/>
+                <w:b w:val="false"/>
+                <w:bCs w:val="false"/>
+                <w:sz w:val="18"/>
+                <w:szCs w:val="18"/>
+              </w:rPr>
+              <w:t xml:space="preserve">Omission found in the item breakdown</w:t>
+            </w:r>
+          </w:p>
+        </w:tc>
+        <w:tc>
+          <w:tcPr>
+            <w:tcW w:type="dxa" w:w="5659"/>
+            <w:tcBorders>
+              <w:top w:val="single" w:color="A6B8D0" w:sz="4"/>
+              <w:left w:val="single" w:color="A6B8D0" w:sz="4"/>
+              <w:bottom w:val="single" w:color="A6B8D0" w:sz="4"/>
+              <w:right w:val="single" w:color="A6B8D0" w:sz="4"/>
+            </w:tcBorders>
+            <w:tcMar>
+              <w:top w:type="dxa" w:w="50"/>
+              <w:left w:type="dxa" w:w="90"/>
+              <w:bottom w:type="dxa" w:w="50"/>
+              <w:right w:type="dxa" w:w="90"/>
+            </w:tcMar>
+          </w:tcPr>
+          <w:p>
+            <w:pPr>
+              <w:keepNext/>
+              <w:keepLines/>
+              <w:spacing w:after="0" w:before="0" w:line="280"/>
+            </w:pPr>
+            <w:r>
+              <w:rPr>
+                <w:rFonts w:ascii="Calibri" w:eastAsia="Yu Gothic" w:hAnsi="Calibri"/>
+                <w:b w:val="false"/>
+                <w:bCs w:val="false"/>
+                <w:sz w:val="18"/>
+                <w:szCs w:val="18"/>
+              </w:rPr>
+              <w:t xml:space="preserve">Correcting wrong Registrations and relieving the impersonated true Rights Holder</w:t>
             </w:r>
           </w:p>
         </w:tc>
@@ -572,87 +572,87 @@
           </w:tcPr>
           <w:p>
             <w:pPr>
-              <w:keepNext w:val="false"/>
-              <w:keepLines/>
-              <w:spacing w:after="0" w:before="0" w:line="280"/>
-            </w:pPr>
-            <w:r>
-              <w:rPr>
-                <w:rFonts w:ascii="Calibri" w:eastAsia="Yu Gothic" w:hAnsi="Calibri"/>
-                <w:b w:val="false"/>
-                <w:bCs w:val="false"/>
-                <w:sz w:val="18"/>
-                <w:szCs w:val="18"/>
-              </w:rPr>
-              <w:t xml:space="preserve">D-10-1</w:t>
-            </w:r>
-          </w:p>
-        </w:tc>
-        <w:tc>
-          <w:tcPr>
-            <w:tcW w:type="dxa" w:w="1220"/>
-            <w:tcBorders>
-              <w:top w:val="single" w:color="A6B8D0" w:sz="4"/>
-              <w:left w:val="single" w:color="A6B8D0" w:sz="4"/>
-              <w:bottom w:val="single" w:color="A6B8D0" w:sz="4"/>
-              <w:right w:val="single" w:color="A6B8D0" w:sz="4"/>
-            </w:tcBorders>
-            <w:tcMar>
-              <w:top w:type="dxa" w:w="50"/>
-              <w:left w:type="dxa" w:w="90"/>
-              <w:bottom w:type="dxa" w:w="50"/>
-              <w:right w:type="dxa" w:w="90"/>
-            </w:tcMar>
-          </w:tcPr>
-          <w:p>
-            <w:pPr>
-              <w:keepNext w:val="false"/>
-              <w:keepLines/>
-              <w:spacing w:after="0" w:before="0" w:line="280"/>
-            </w:pPr>
-            <w:r>
-              <w:rPr>
-                <w:rFonts w:ascii="Calibri" w:eastAsia="Yu Gothic" w:hAnsi="Calibri"/>
-                <w:b w:val="false"/>
-                <w:bCs w:val="false"/>
-                <w:sz w:val="18"/>
-                <w:szCs w:val="18"/>
-              </w:rPr>
-              <w:t xml:space="preserve">Decision</w:t>
-            </w:r>
-          </w:p>
-        </w:tc>
-        <w:tc>
-          <w:tcPr>
-            <w:tcW w:type="dxa" w:w="7408"/>
-            <w:tcBorders>
-              <w:top w:val="single" w:color="A6B8D0" w:sz="4"/>
-              <w:left w:val="single" w:color="A6B8D0" w:sz="4"/>
-              <w:bottom w:val="single" w:color="A6B8D0" w:sz="4"/>
-              <w:right w:val="single" w:color="A6B8D0" w:sz="4"/>
-            </w:tcBorders>
-            <w:tcMar>
-              <w:top w:type="dxa" w:w="50"/>
-              <w:left w:type="dxa" w:w="90"/>
-              <w:bottom w:type="dxa" w:w="50"/>
-              <w:right w:type="dxa" w:w="90"/>
-            </w:tcMar>
-          </w:tcPr>
-          <w:p>
-            <w:pPr>
-              <w:keepNext w:val="false"/>
-              <w:keepLines/>
-              <w:spacing w:after="0" w:before="0" w:line="280"/>
-            </w:pPr>
-            <w:r>
-              <w:rPr>
-                <w:rFonts w:ascii="Calibri" w:eastAsia="Yu Gothic" w:hAnsi="Calibri"/>
-                <w:b w:val="false"/>
-                <w:bCs w:val="false"/>
-                <w:sz w:val="18"/>
-                <w:szCs w:val="18"/>
-              </w:rPr>
-              <w:t xml:space="preserve">Registration of reposts by Users themselves is included within the scope of this document</w:t>
+              <w:keepNext/>
+              <w:keepLines/>
+              <w:spacing w:after="0" w:before="0" w:line="280"/>
+            </w:pPr>
+            <w:r>
+              <w:rPr>
+                <w:rFonts w:ascii="Calibri" w:eastAsia="Yu Gothic" w:hAnsi="Calibri"/>
+                <w:b w:val="false"/>
+                <w:bCs w:val="false"/>
+                <w:sz w:val="18"/>
+                <w:szCs w:val="18"/>
+              </w:rPr>
+              <w:t xml:space="preserve">A-5</w:t>
+            </w:r>
+          </w:p>
+        </w:tc>
+        <w:tc>
+          <w:tcPr>
+            <w:tcW w:type="dxa" w:w="2969"/>
+            <w:tcBorders>
+              <w:top w:val="single" w:color="A6B8D0" w:sz="4"/>
+              <w:left w:val="single" w:color="A6B8D0" w:sz="4"/>
+              <w:bottom w:val="single" w:color="A6B8D0" w:sz="4"/>
+              <w:right w:val="single" w:color="A6B8D0" w:sz="4"/>
+            </w:tcBorders>
+            <w:tcMar>
+              <w:top w:type="dxa" w:w="50"/>
+              <w:left w:type="dxa" w:w="90"/>
+              <w:bottom w:type="dxa" w:w="50"/>
+              <w:right w:type="dxa" w:w="90"/>
+            </w:tcMar>
+          </w:tcPr>
+          <w:p>
+            <w:pPr>
+              <w:keepNext/>
+              <w:keepLines/>
+              <w:spacing w:after="0" w:before="0" w:line="280"/>
+            </w:pPr>
+            <w:r>
+              <w:rPr>
+                <w:rFonts w:ascii="Calibri" w:eastAsia="Yu Gothic" w:hAnsi="Calibri"/>
+                <w:b w:val="false"/>
+                <w:bCs w:val="false"/>
+                <w:sz w:val="18"/>
+                <w:szCs w:val="18"/>
+              </w:rPr>
+              <w:t xml:space="preserve">Omission found in the item breakdown</w:t>
+            </w:r>
+          </w:p>
+        </w:tc>
+        <w:tc>
+          <w:tcPr>
+            <w:tcW w:type="dxa" w:w="5659"/>
+            <w:tcBorders>
+              <w:top w:val="single" w:color="A6B8D0" w:sz="4"/>
+              <w:left w:val="single" w:color="A6B8D0" w:sz="4"/>
+              <w:bottom w:val="single" w:color="A6B8D0" w:sz="4"/>
+              <w:right w:val="single" w:color="A6B8D0" w:sz="4"/>
+            </w:tcBorders>
+            <w:tcMar>
+              <w:top w:type="dxa" w:w="50"/>
+              <w:left w:type="dxa" w:w="90"/>
+              <w:bottom w:type="dxa" w:w="50"/>
+              <w:right w:type="dxa" w:w="90"/>
+            </w:tcMar>
+          </w:tcPr>
+          <w:p>
+            <w:pPr>
+              <w:keepNext/>
+              <w:keepLines/>
+              <w:spacing w:after="0" w:before="0" w:line="280"/>
+            </w:pPr>
+            <w:r>
+              <w:rPr>
+                <w:rFonts w:ascii="Calibri" w:eastAsia="Yu Gothic" w:hAnsi="Calibri"/>
+                <w:b w:val="false"/>
+                <w:bCs w:val="false"/>
+                <w:sz w:val="18"/>
+                <w:szCs w:val="18"/>
+              </w:rPr>
+              <w:t xml:space="preserve">Content of status checking (automatically visiting URLs would touch the boundary with Phase 2)</w:t>
             </w:r>
           </w:p>
         </w:tc>
@@ -692,13 +692,13 @@
                 <w:sz w:val="18"/>
                 <w:szCs w:val="18"/>
               </w:rPr>
-              <w:t xml:space="preserve">D-10-2</w:t>
-            </w:r>
-          </w:p>
-        </w:tc>
-        <w:tc>
-          <w:tcPr>
-            <w:tcW w:type="dxa" w:w="1220"/>
+              <w:t xml:space="preserve">A-20</w:t>
+            </w:r>
+          </w:p>
+        </w:tc>
+        <w:tc>
+          <w:tcPr>
+            <w:tcW w:type="dxa" w:w="2969"/>
             <w:tcBorders>
               <w:top w:val="single" w:color="A6B8D0" w:sz="4"/>
               <w:left w:val="single" w:color="A6B8D0" w:sz="4"/>
@@ -726,1417 +726,13 @@
                 <w:sz w:val="18"/>
                 <w:szCs w:val="18"/>
               </w:rPr>
-              <w:t xml:space="preserve">Decision</w:t>
-            </w:r>
-          </w:p>
-        </w:tc>
-        <w:tc>
-          <w:tcPr>
-            <w:tcW w:type="dxa" w:w="7408"/>
-            <w:tcBorders>
-              <w:top w:val="single" w:color="A6B8D0" w:sz="4"/>
-              <w:left w:val="single" w:color="A6B8D0" w:sz="4"/>
-              <w:bottom w:val="single" w:color="A6B8D0" w:sz="4"/>
-              <w:right w:val="single" w:color="A6B8D0" w:sz="4"/>
-            </w:tcBorders>
-            <w:tcMar>
-              <w:top w:type="dxa" w:w="50"/>
-              <w:left w:type="dxa" w:w="90"/>
-              <w:bottom w:type="dxa" w:w="50"/>
-              <w:right w:type="dxa" w:w="90"/>
-            </w:tcMar>
-          </w:tcPr>
-          <w:p>
-            <w:pPr>
-              <w:keepNext w:val="false"/>
-              <w:keepLines/>
-              <w:spacing w:after="0" w:before="0" w:line="280"/>
-            </w:pPr>
-            <w:r>
-              <w:rPr>
-                <w:rFonts w:ascii="Calibri" w:eastAsia="Yu Gothic" w:hAnsi="Calibri"/>
-                <w:b w:val="false"/>
-                <w:bCs w:val="false"/>
-                <w:sz w:val="18"/>
-                <w:szCs w:val="18"/>
-              </w:rPr>
-              <w:t xml:space="preserve">Registration is done from the Client App with a single button, and evidence is preserved at the same time</w:t>
-            </w:r>
-          </w:p>
-        </w:tc>
-      </w:tr>
-      <w:tr>
-        <w:trPr>
-          <w:cantSplit/>
-          <w:tblHeader w:val="off"/>
-        </w:trPr>
-        <w:tc>
-          <w:tcPr>
-            <w:tcW w:type="dxa" w:w="1010"/>
-            <w:tcBorders>
-              <w:top w:val="single" w:color="A6B8D0" w:sz="4"/>
-              <w:left w:val="single" w:color="A6B8D0" w:sz="4"/>
-              <w:bottom w:val="single" w:color="A6B8D0" w:sz="4"/>
-              <w:right w:val="single" w:color="A6B8D0" w:sz="4"/>
-            </w:tcBorders>
-            <w:tcMar>
-              <w:top w:type="dxa" w:w="50"/>
-              <w:left w:type="dxa" w:w="90"/>
-              <w:bottom w:type="dxa" w:w="50"/>
-              <w:right w:type="dxa" w:w="90"/>
-            </w:tcMar>
-          </w:tcPr>
-          <w:p>
-            <w:pPr>
-              <w:keepNext w:val="false"/>
-              <w:keepLines/>
-              <w:spacing w:after="0" w:before="0" w:line="280"/>
-            </w:pPr>
-            <w:r>
-              <w:rPr>
-                <w:rFonts w:ascii="Calibri" w:eastAsia="Yu Gothic" w:hAnsi="Calibri"/>
-                <w:b w:val="false"/>
-                <w:bCs w:val="false"/>
-                <w:sz w:val="18"/>
-                <w:szCs w:val="18"/>
-              </w:rPr>
-              <w:t xml:space="preserve">D-10-3</w:t>
-            </w:r>
-          </w:p>
-        </w:tc>
-        <w:tc>
-          <w:tcPr>
-            <w:tcW w:type="dxa" w:w="1220"/>
-            <w:tcBorders>
-              <w:top w:val="single" w:color="A6B8D0" w:sz="4"/>
-              <w:left w:val="single" w:color="A6B8D0" w:sz="4"/>
-              <w:bottom w:val="single" w:color="A6B8D0" w:sz="4"/>
-              <w:right w:val="single" w:color="A6B8D0" w:sz="4"/>
-            </w:tcBorders>
-            <w:tcMar>
-              <w:top w:type="dxa" w:w="50"/>
-              <w:left w:type="dxa" w:w="90"/>
-              <w:bottom w:type="dxa" w:w="50"/>
-              <w:right w:type="dxa" w:w="90"/>
-            </w:tcMar>
-          </w:tcPr>
-          <w:p>
-            <w:pPr>
-              <w:keepNext w:val="false"/>
-              <w:keepLines/>
-              <w:spacing w:after="0" w:before="0" w:line="280"/>
-            </w:pPr>
-            <w:r>
-              <w:rPr>
-                <w:rFonts w:ascii="Calibri" w:eastAsia="Yu Gothic" w:hAnsi="Calibri"/>
-                <w:b w:val="false"/>
-                <w:bCs w:val="false"/>
-                <w:sz w:val="18"/>
-                <w:szCs w:val="18"/>
-              </w:rPr>
-              <w:t xml:space="preserve">Decision</w:t>
-            </w:r>
-          </w:p>
-        </w:tc>
-        <w:tc>
-          <w:tcPr>
-            <w:tcW w:type="dxa" w:w="7408"/>
-            <w:tcBorders>
-              <w:top w:val="single" w:color="A6B8D0" w:sz="4"/>
-              <w:left w:val="single" w:color="A6B8D0" w:sz="4"/>
-              <w:bottom w:val="single" w:color="A6B8D0" w:sz="4"/>
-              <w:right w:val="single" w:color="A6B8D0" w:sz="4"/>
-            </w:tcBorders>
-            <w:tcMar>
-              <w:top w:type="dxa" w:w="50"/>
-              <w:left w:type="dxa" w:w="90"/>
-              <w:bottom w:type="dxa" w:w="50"/>
-              <w:right w:type="dxa" w:w="90"/>
-            </w:tcMar>
-          </w:tcPr>
-          <w:p>
-            <w:pPr>
-              <w:keepNext w:val="false"/>
-              <w:keepLines/>
-              <w:spacing w:after="0" w:before="0" w:line="280"/>
-            </w:pPr>
-            <w:r>
-              <w:rPr>
-                <w:rFonts w:ascii="Calibri" w:eastAsia="Yu Gothic" w:hAnsi="Calibri"/>
-                <w:b w:val="false"/>
-                <w:bCs w:val="false"/>
-                <w:sz w:val="18"/>
-                <w:szCs w:val="18"/>
-              </w:rPr>
-              <w:t xml:space="preserve">Pages requiring login are obtained by the User personally logging in</w:t>
-            </w:r>
-          </w:p>
-        </w:tc>
-      </w:tr>
-      <w:tr>
-        <w:trPr>
-          <w:cantSplit/>
-          <w:tblHeader w:val="off"/>
-        </w:trPr>
-        <w:tc>
-          <w:tcPr>
-            <w:tcW w:type="dxa" w:w="1010"/>
-            <w:tcBorders>
-              <w:top w:val="single" w:color="A6B8D0" w:sz="4"/>
-              <w:left w:val="single" w:color="A6B8D0" w:sz="4"/>
-              <w:bottom w:val="single" w:color="A6B8D0" w:sz="4"/>
-              <w:right w:val="single" w:color="A6B8D0" w:sz="4"/>
-            </w:tcBorders>
-            <w:tcMar>
-              <w:top w:type="dxa" w:w="50"/>
-              <w:left w:type="dxa" w:w="90"/>
-              <w:bottom w:type="dxa" w:w="50"/>
-              <w:right w:type="dxa" w:w="90"/>
-            </w:tcMar>
-          </w:tcPr>
-          <w:p>
-            <w:pPr>
-              <w:keepNext w:val="false"/>
-              <w:keepLines/>
-              <w:spacing w:after="0" w:before="0" w:line="280"/>
-            </w:pPr>
-            <w:r>
-              <w:rPr>
-                <w:rFonts w:ascii="Calibri" w:eastAsia="Yu Gothic" w:hAnsi="Calibri"/>
-                <w:b w:val="false"/>
-                <w:bCs w:val="false"/>
-                <w:sz w:val="18"/>
-                <w:szCs w:val="18"/>
-              </w:rPr>
-              <w:t xml:space="preserve">D-10-4</w:t>
-            </w:r>
-          </w:p>
-        </w:tc>
-        <w:tc>
-          <w:tcPr>
-            <w:tcW w:type="dxa" w:w="1220"/>
-            <w:tcBorders>
-              <w:top w:val="single" w:color="A6B8D0" w:sz="4"/>
-              <w:left w:val="single" w:color="A6B8D0" w:sz="4"/>
-              <w:bottom w:val="single" w:color="A6B8D0" w:sz="4"/>
-              <w:right w:val="single" w:color="A6B8D0" w:sz="4"/>
-            </w:tcBorders>
-            <w:tcMar>
-              <w:top w:type="dxa" w:w="50"/>
-              <w:left w:type="dxa" w:w="90"/>
-              <w:bottom w:type="dxa" w:w="50"/>
-              <w:right w:type="dxa" w:w="90"/>
-            </w:tcMar>
-          </w:tcPr>
-          <w:p>
-            <w:pPr>
-              <w:keepNext w:val="false"/>
-              <w:keepLines/>
-              <w:spacing w:after="0" w:before="0" w:line="280"/>
-            </w:pPr>
-            <w:r>
-              <w:rPr>
-                <w:rFonts w:ascii="Calibri" w:eastAsia="Yu Gothic" w:hAnsi="Calibri"/>
-                <w:b w:val="false"/>
-                <w:bCs w:val="false"/>
-                <w:sz w:val="18"/>
-                <w:szCs w:val="18"/>
-              </w:rPr>
-              <w:t xml:space="preserve">Decision</w:t>
-            </w:r>
-          </w:p>
-        </w:tc>
-        <w:tc>
-          <w:tcPr>
-            <w:tcW w:type="dxa" w:w="7408"/>
-            <w:tcBorders>
-              <w:top w:val="single" w:color="A6B8D0" w:sz="4"/>
-              <w:left w:val="single" w:color="A6B8D0" w:sz="4"/>
-              <w:bottom w:val="single" w:color="A6B8D0" w:sz="4"/>
-              <w:right w:val="single" w:color="A6B8D0" w:sz="4"/>
-            </w:tcBorders>
-            <w:tcMar>
-              <w:top w:type="dxa" w:w="50"/>
-              <w:left w:type="dxa" w:w="90"/>
-              <w:bottom w:type="dxa" w:w="50"/>
-              <w:right w:type="dxa" w:w="90"/>
-            </w:tcMar>
-          </w:tcPr>
-          <w:p>
-            <w:pPr>
-              <w:keepNext w:val="false"/>
-              <w:keepLines/>
-              <w:spacing w:after="0" w:before="0" w:line="280"/>
-            </w:pPr>
-            <w:r>
-              <w:rPr>
-                <w:rFonts w:ascii="Calibri" w:eastAsia="Yu Gothic" w:hAnsi="Calibri"/>
-                <w:b w:val="false"/>
-                <w:bCs w:val="false"/>
-                <w:sz w:val="18"/>
-                <w:szCs w:val="18"/>
-              </w:rPr>
-              <w:t xml:space="preserve">Input fields indicating evidence that should be kept are provided</w:t>
-            </w:r>
-          </w:p>
-        </w:tc>
-      </w:tr>
-      <w:tr>
-        <w:trPr>
-          <w:cantSplit/>
-          <w:tblHeader w:val="off"/>
-        </w:trPr>
-        <w:tc>
-          <w:tcPr>
-            <w:tcW w:type="dxa" w:w="1010"/>
-            <w:tcBorders>
-              <w:top w:val="single" w:color="A6B8D0" w:sz="4"/>
-              <w:left w:val="single" w:color="A6B8D0" w:sz="4"/>
-              <w:bottom w:val="single" w:color="A6B8D0" w:sz="4"/>
-              <w:right w:val="single" w:color="A6B8D0" w:sz="4"/>
-            </w:tcBorders>
-            <w:tcMar>
-              <w:top w:type="dxa" w:w="50"/>
-              <w:left w:type="dxa" w:w="90"/>
-              <w:bottom w:type="dxa" w:w="50"/>
-              <w:right w:type="dxa" w:w="90"/>
-            </w:tcMar>
-          </w:tcPr>
-          <w:p>
-            <w:pPr>
-              <w:keepNext w:val="false"/>
-              <w:keepLines/>
-              <w:spacing w:after="0" w:before="0" w:line="280"/>
-            </w:pPr>
-            <w:r>
-              <w:rPr>
-                <w:rFonts w:ascii="Calibri" w:eastAsia="Yu Gothic" w:hAnsi="Calibri"/>
-                <w:b w:val="false"/>
-                <w:bCs w:val="false"/>
-                <w:sz w:val="18"/>
-                <w:szCs w:val="18"/>
-              </w:rPr>
-              <w:t xml:space="preserve">D-10-5</w:t>
-            </w:r>
-          </w:p>
-        </w:tc>
-        <w:tc>
-          <w:tcPr>
-            <w:tcW w:type="dxa" w:w="1220"/>
-            <w:tcBorders>
-              <w:top w:val="single" w:color="A6B8D0" w:sz="4"/>
-              <w:left w:val="single" w:color="A6B8D0" w:sz="4"/>
-              <w:bottom w:val="single" w:color="A6B8D0" w:sz="4"/>
-              <w:right w:val="single" w:color="A6B8D0" w:sz="4"/>
-            </w:tcBorders>
-            <w:tcMar>
-              <w:top w:type="dxa" w:w="50"/>
-              <w:left w:type="dxa" w:w="90"/>
-              <w:bottom w:type="dxa" w:w="50"/>
-              <w:right w:type="dxa" w:w="90"/>
-            </w:tcMar>
-          </w:tcPr>
-          <w:p>
-            <w:pPr>
-              <w:keepNext w:val="false"/>
-              <w:keepLines/>
-              <w:spacing w:after="0" w:before="0" w:line="280"/>
-            </w:pPr>
-            <w:r>
-              <w:rPr>
-                <w:rFonts w:ascii="Calibri" w:eastAsia="Yu Gothic" w:hAnsi="Calibri"/>
-                <w:b w:val="false"/>
-                <w:bCs w:val="false"/>
-                <w:sz w:val="18"/>
-                <w:szCs w:val="18"/>
-              </w:rPr>
-              <w:t xml:space="preserve">Decision</w:t>
-            </w:r>
-          </w:p>
-        </w:tc>
-        <w:tc>
-          <w:tcPr>
-            <w:tcW w:type="dxa" w:w="7408"/>
-            <w:tcBorders>
-              <w:top w:val="single" w:color="A6B8D0" w:sz="4"/>
-              <w:left w:val="single" w:color="A6B8D0" w:sz="4"/>
-              <w:bottom w:val="single" w:color="A6B8D0" w:sz="4"/>
-              <w:right w:val="single" w:color="A6B8D0" w:sz="4"/>
-            </w:tcBorders>
-            <w:tcMar>
-              <w:top w:type="dxa" w:w="50"/>
-              <w:left w:type="dxa" w:w="90"/>
-              <w:bottom w:type="dxa" w:w="50"/>
-              <w:right w:type="dxa" w:w="90"/>
-            </w:tcMar>
-          </w:tcPr>
-          <w:p>
-            <w:pPr>
-              <w:keepNext w:val="false"/>
-              <w:keepLines/>
-              <w:spacing w:after="0" w:before="0" w:line="280"/>
-            </w:pPr>
-            <w:r>
-              <w:rPr>
-                <w:rFonts w:ascii="Calibri" w:eastAsia="Yu Gothic" w:hAnsi="Calibri"/>
-                <w:b w:val="false"/>
-                <w:bCs w:val="false"/>
-                <w:sz w:val="18"/>
-                <w:szCs w:val="18"/>
-              </w:rPr>
-              <w:t xml:space="preserve">The specific items to be obtained are decided in the design document</w:t>
-            </w:r>
-          </w:p>
-        </w:tc>
-      </w:tr>
-      <w:tr>
-        <w:trPr>
-          <w:cantSplit/>
-          <w:tblHeader w:val="off"/>
-        </w:trPr>
-        <w:tc>
-          <w:tcPr>
-            <w:tcW w:type="dxa" w:w="1010"/>
-            <w:tcBorders>
-              <w:top w:val="single" w:color="A6B8D0" w:sz="4"/>
-              <w:left w:val="single" w:color="A6B8D0" w:sz="4"/>
-              <w:bottom w:val="single" w:color="A6B8D0" w:sz="4"/>
-              <w:right w:val="single" w:color="A6B8D0" w:sz="4"/>
-            </w:tcBorders>
-            <w:tcMar>
-              <w:top w:type="dxa" w:w="50"/>
-              <w:left w:type="dxa" w:w="90"/>
-              <w:bottom w:type="dxa" w:w="50"/>
-              <w:right w:type="dxa" w:w="90"/>
-            </w:tcMar>
-          </w:tcPr>
-          <w:p>
-            <w:pPr>
-              <w:keepNext w:val="false"/>
-              <w:keepLines/>
-              <w:spacing w:after="0" w:before="0" w:line="280"/>
-            </w:pPr>
-            <w:r>
-              <w:rPr>
-                <w:rFonts w:ascii="Calibri" w:eastAsia="Yu Gothic" w:hAnsi="Calibri"/>
-                <w:b w:val="false"/>
-                <w:bCs w:val="false"/>
-                <w:sz w:val="18"/>
-                <w:szCs w:val="18"/>
-              </w:rPr>
-              <w:t xml:space="preserve">D-10-6</w:t>
-            </w:r>
-          </w:p>
-        </w:tc>
-        <w:tc>
-          <w:tcPr>
-            <w:tcW w:type="dxa" w:w="1220"/>
-            <w:tcBorders>
-              <w:top w:val="single" w:color="A6B8D0" w:sz="4"/>
-              <w:left w:val="single" w:color="A6B8D0" w:sz="4"/>
-              <w:bottom w:val="single" w:color="A6B8D0" w:sz="4"/>
-              <w:right w:val="single" w:color="A6B8D0" w:sz="4"/>
-            </w:tcBorders>
-            <w:tcMar>
-              <w:top w:type="dxa" w:w="50"/>
-              <w:left w:type="dxa" w:w="90"/>
-              <w:bottom w:type="dxa" w:w="50"/>
-              <w:right w:type="dxa" w:w="90"/>
-            </w:tcMar>
-          </w:tcPr>
-          <w:p>
-            <w:pPr>
-              <w:keepNext w:val="false"/>
-              <w:keepLines/>
-              <w:spacing w:after="0" w:before="0" w:line="280"/>
-            </w:pPr>
-            <w:r>
-              <w:rPr>
-                <w:rFonts w:ascii="Calibri" w:eastAsia="Yu Gothic" w:hAnsi="Calibri"/>
-                <w:b w:val="false"/>
-                <w:bCs w:val="false"/>
-                <w:sz w:val="18"/>
-                <w:szCs w:val="18"/>
-              </w:rPr>
-              <w:t xml:space="preserve">Decision</w:t>
-            </w:r>
-          </w:p>
-        </w:tc>
-        <w:tc>
-          <w:tcPr>
-            <w:tcW w:type="dxa" w:w="7408"/>
-            <w:tcBorders>
-              <w:top w:val="single" w:color="A6B8D0" w:sz="4"/>
-              <w:left w:val="single" w:color="A6B8D0" w:sz="4"/>
-              <w:bottom w:val="single" w:color="A6B8D0" w:sz="4"/>
-              <w:right w:val="single" w:color="A6B8D0" w:sz="4"/>
-            </w:tcBorders>
-            <w:tcMar>
-              <w:top w:type="dxa" w:w="50"/>
-              <w:left w:type="dxa" w:w="90"/>
-              <w:bottom w:type="dxa" w:w="50"/>
-              <w:right w:type="dxa" w:w="90"/>
-            </w:tcMar>
-          </w:tcPr>
-          <w:p>
-            <w:pPr>
-              <w:keepNext w:val="false"/>
-              <w:keepLines/>
-              <w:spacing w:after="0" w:before="0" w:line="280"/>
-            </w:pPr>
-            <w:r>
-              <w:rPr>
-                <w:rFonts w:ascii="Calibri" w:eastAsia="Yu Gothic" w:hAnsi="Calibri"/>
-                <w:b w:val="false"/>
-                <w:bCs w:val="false"/>
-                <w:sz w:val="18"/>
-                <w:szCs w:val="18"/>
-              </w:rPr>
-              <w:t xml:space="preserve">The judgment on matching and the responsibility for Registration are borne by the User who registered</w:t>
-            </w:r>
-          </w:p>
-        </w:tc>
-      </w:tr>
-      <w:tr>
-        <w:trPr>
-          <w:cantSplit/>
-          <w:tblHeader w:val="off"/>
-        </w:trPr>
-        <w:tc>
-          <w:tcPr>
-            <w:tcW w:type="dxa" w:w="1010"/>
-            <w:tcBorders>
-              <w:top w:val="single" w:color="A6B8D0" w:sz="4"/>
-              <w:left w:val="single" w:color="A6B8D0" w:sz="4"/>
-              <w:bottom w:val="single" w:color="A6B8D0" w:sz="4"/>
-              <w:right w:val="single" w:color="A6B8D0" w:sz="4"/>
-            </w:tcBorders>
-            <w:tcMar>
-              <w:top w:type="dxa" w:w="50"/>
-              <w:left w:type="dxa" w:w="90"/>
-              <w:bottom w:type="dxa" w:w="50"/>
-              <w:right w:type="dxa" w:w="90"/>
-            </w:tcMar>
-          </w:tcPr>
-          <w:p>
-            <w:pPr>
-              <w:keepNext w:val="false"/>
-              <w:keepLines/>
-              <w:spacing w:after="0" w:before="0" w:line="280"/>
-            </w:pPr>
-            <w:r>
-              <w:rPr>
-                <w:rFonts w:ascii="Calibri" w:eastAsia="Yu Gothic" w:hAnsi="Calibri"/>
-                <w:b w:val="false"/>
-                <w:bCs w:val="false"/>
-                <w:sz w:val="18"/>
-                <w:szCs w:val="18"/>
-              </w:rPr>
-              <w:t xml:space="preserve">D-10-7</w:t>
-            </w:r>
-          </w:p>
-        </w:tc>
-        <w:tc>
-          <w:tcPr>
-            <w:tcW w:type="dxa" w:w="1220"/>
-            <w:tcBorders>
-              <w:top w:val="single" w:color="A6B8D0" w:sz="4"/>
-              <w:left w:val="single" w:color="A6B8D0" w:sz="4"/>
-              <w:bottom w:val="single" w:color="A6B8D0" w:sz="4"/>
-              <w:right w:val="single" w:color="A6B8D0" w:sz="4"/>
-            </w:tcBorders>
-            <w:tcMar>
-              <w:top w:type="dxa" w:w="50"/>
-              <w:left w:type="dxa" w:w="90"/>
-              <w:bottom w:type="dxa" w:w="50"/>
-              <w:right w:type="dxa" w:w="90"/>
-            </w:tcMar>
-          </w:tcPr>
-          <w:p>
-            <w:pPr>
-              <w:keepNext w:val="false"/>
-              <w:keepLines/>
-              <w:spacing w:after="0" w:before="0" w:line="280"/>
-            </w:pPr>
-            <w:r>
-              <w:rPr>
-                <w:rFonts w:ascii="Calibri" w:eastAsia="Yu Gothic" w:hAnsi="Calibri"/>
-                <w:b w:val="false"/>
-                <w:bCs w:val="false"/>
-                <w:sz w:val="18"/>
-                <w:szCs w:val="18"/>
-              </w:rPr>
-              <w:t xml:space="preserve">Decision</w:t>
-            </w:r>
-          </w:p>
-        </w:tc>
-        <w:tc>
-          <w:tcPr>
-            <w:tcW w:type="dxa" w:w="7408"/>
-            <w:tcBorders>
-              <w:top w:val="single" w:color="A6B8D0" w:sz="4"/>
-              <w:left w:val="single" w:color="A6B8D0" w:sz="4"/>
-              <w:bottom w:val="single" w:color="A6B8D0" w:sz="4"/>
-              <w:right w:val="single" w:color="A6B8D0" w:sz="4"/>
-            </w:tcBorders>
-            <w:tcMar>
-              <w:top w:type="dxa" w:w="50"/>
-              <w:left w:type="dxa" w:w="90"/>
-              <w:bottom w:type="dxa" w:w="50"/>
-              <w:right w:type="dxa" w:w="90"/>
-            </w:tcMar>
-          </w:tcPr>
-          <w:p>
-            <w:pPr>
-              <w:keepNext w:val="false"/>
-              <w:keepLines/>
-              <w:spacing w:after="0" w:before="0" w:line="280"/>
-            </w:pPr>
-            <w:r>
-              <w:rPr>
-                <w:rFonts w:ascii="Calibri" w:eastAsia="Yu Gothic" w:hAnsi="Calibri"/>
-                <w:b w:val="false"/>
-                <w:bCs w:val="false"/>
-                <w:sz w:val="18"/>
-                <w:szCs w:val="18"/>
-              </w:rPr>
-              <w:t xml:space="preserve">Evidence is stored on the User’s device and not published. The System does not collect evidence</w:t>
-            </w:r>
-          </w:p>
-        </w:tc>
-      </w:tr>
-      <w:tr>
-        <w:trPr>
-          <w:cantSplit/>
-          <w:tblHeader w:val="off"/>
-        </w:trPr>
-        <w:tc>
-          <w:tcPr>
-            <w:tcW w:type="dxa" w:w="1010"/>
-            <w:tcBorders>
-              <w:top w:val="single" w:color="A6B8D0" w:sz="4"/>
-              <w:left w:val="single" w:color="A6B8D0" w:sz="4"/>
-              <w:bottom w:val="single" w:color="A6B8D0" w:sz="4"/>
-              <w:right w:val="single" w:color="A6B8D0" w:sz="4"/>
-            </w:tcBorders>
-            <w:tcMar>
-              <w:top w:type="dxa" w:w="50"/>
-              <w:left w:type="dxa" w:w="90"/>
-              <w:bottom w:type="dxa" w:w="50"/>
-              <w:right w:type="dxa" w:w="90"/>
-            </w:tcMar>
-          </w:tcPr>
-          <w:p>
-            <w:pPr>
-              <w:keepNext w:val="false"/>
-              <w:keepLines/>
-              <w:spacing w:after="0" w:before="0" w:line="280"/>
-            </w:pPr>
-            <w:r>
-              <w:rPr>
-                <w:rFonts w:ascii="Calibri" w:eastAsia="Yu Gothic" w:hAnsi="Calibri"/>
-                <w:b w:val="false"/>
-                <w:bCs w:val="false"/>
-                <w:sz w:val="18"/>
-                <w:szCs w:val="18"/>
-              </w:rPr>
-              <w:t xml:space="preserve">D-10-8</w:t>
-            </w:r>
-          </w:p>
-        </w:tc>
-        <w:tc>
-          <w:tcPr>
-            <w:tcW w:type="dxa" w:w="1220"/>
-            <w:tcBorders>
-              <w:top w:val="single" w:color="A6B8D0" w:sz="4"/>
-              <w:left w:val="single" w:color="A6B8D0" w:sz="4"/>
-              <w:bottom w:val="single" w:color="A6B8D0" w:sz="4"/>
-              <w:right w:val="single" w:color="A6B8D0" w:sz="4"/>
-            </w:tcBorders>
-            <w:tcMar>
-              <w:top w:type="dxa" w:w="50"/>
-              <w:left w:type="dxa" w:w="90"/>
-              <w:bottom w:type="dxa" w:w="50"/>
-              <w:right w:type="dxa" w:w="90"/>
-            </w:tcMar>
-          </w:tcPr>
-          <w:p>
-            <w:pPr>
-              <w:keepNext w:val="false"/>
-              <w:keepLines/>
-              <w:spacing w:after="0" w:before="0" w:line="280"/>
-            </w:pPr>
-            <w:r>
-              <w:rPr>
-                <w:rFonts w:ascii="Calibri" w:eastAsia="Yu Gothic" w:hAnsi="Calibri"/>
-                <w:b w:val="false"/>
-                <w:bCs w:val="false"/>
-                <w:sz w:val="18"/>
-                <w:szCs w:val="18"/>
-              </w:rPr>
-              <w:t xml:space="preserve">Decision</w:t>
-            </w:r>
-          </w:p>
-        </w:tc>
-        <w:tc>
-          <w:tcPr>
-            <w:tcW w:type="dxa" w:w="7408"/>
-            <w:tcBorders>
-              <w:top w:val="single" w:color="A6B8D0" w:sz="4"/>
-              <w:left w:val="single" w:color="A6B8D0" w:sz="4"/>
-              <w:bottom w:val="single" w:color="A6B8D0" w:sz="4"/>
-              <w:right w:val="single" w:color="A6B8D0" w:sz="4"/>
-            </w:tcBorders>
-            <w:tcMar>
-              <w:top w:type="dxa" w:w="50"/>
-              <w:left w:type="dxa" w:w="90"/>
-              <w:bottom w:type="dxa" w:w="50"/>
-              <w:right w:type="dxa" w:w="90"/>
-            </w:tcMar>
-          </w:tcPr>
-          <w:p>
-            <w:pPr>
-              <w:keepNext w:val="false"/>
-              <w:keepLines/>
-              <w:spacing w:after="0" w:before="0" w:line="280"/>
-            </w:pPr>
-            <w:r>
-              <w:rPr>
-                <w:rFonts w:ascii="Calibri" w:eastAsia="Yu Gothic" w:hAnsi="Calibri"/>
-                <w:b w:val="false"/>
-                <w:bCs w:val="false"/>
-                <w:sz w:val="18"/>
-                <w:szCs w:val="18"/>
-              </w:rPr>
-              <w:t xml:space="preserve">The status of registered reposts can always be seen in the Client App</w:t>
-            </w:r>
-          </w:p>
-        </w:tc>
-      </w:tr>
-      <w:tr>
-        <w:trPr>
-          <w:cantSplit/>
-          <w:tblHeader w:val="off"/>
-        </w:trPr>
-        <w:tc>
-          <w:tcPr>
-            <w:tcW w:type="dxa" w:w="1010"/>
-            <w:tcBorders>
-              <w:top w:val="single" w:color="A6B8D0" w:sz="4"/>
-              <w:left w:val="single" w:color="A6B8D0" w:sz="4"/>
-              <w:bottom w:val="single" w:color="A6B8D0" w:sz="4"/>
-              <w:right w:val="single" w:color="A6B8D0" w:sz="4"/>
-            </w:tcBorders>
-            <w:tcMar>
-              <w:top w:type="dxa" w:w="50"/>
-              <w:left w:type="dxa" w:w="90"/>
-              <w:bottom w:type="dxa" w:w="50"/>
-              <w:right w:type="dxa" w:w="90"/>
-            </w:tcMar>
-          </w:tcPr>
-          <w:p>
-            <w:pPr>
-              <w:keepNext w:val="false"/>
-              <w:keepLines/>
-              <w:spacing w:after="0" w:before="0" w:line="280"/>
-            </w:pPr>
-            <w:r>
-              <w:rPr>
-                <w:rFonts w:ascii="Calibri" w:eastAsia="Yu Gothic" w:hAnsi="Calibri"/>
-                <w:b w:val="false"/>
-                <w:bCs w:val="false"/>
-                <w:sz w:val="18"/>
-                <w:szCs w:val="18"/>
-              </w:rPr>
-              <w:t xml:space="preserve">D-10-9</w:t>
-            </w:r>
-          </w:p>
-        </w:tc>
-        <w:tc>
-          <w:tcPr>
-            <w:tcW w:type="dxa" w:w="1220"/>
-            <w:tcBorders>
-              <w:top w:val="single" w:color="A6B8D0" w:sz="4"/>
-              <w:left w:val="single" w:color="A6B8D0" w:sz="4"/>
-              <w:bottom w:val="single" w:color="A6B8D0" w:sz="4"/>
-              <w:right w:val="single" w:color="A6B8D0" w:sz="4"/>
-            </w:tcBorders>
-            <w:tcMar>
-              <w:top w:type="dxa" w:w="50"/>
-              <w:left w:type="dxa" w:w="90"/>
-              <w:bottom w:type="dxa" w:w="50"/>
-              <w:right w:type="dxa" w:w="90"/>
-            </w:tcMar>
-          </w:tcPr>
-          <w:p>
-            <w:pPr>
-              <w:keepNext w:val="false"/>
-              <w:keepLines/>
-              <w:spacing w:after="0" w:before="0" w:line="280"/>
-            </w:pPr>
-            <w:r>
-              <w:rPr>
-                <w:rFonts w:ascii="Calibri" w:eastAsia="Yu Gothic" w:hAnsi="Calibri"/>
-                <w:b w:val="false"/>
-                <w:bCs w:val="false"/>
-                <w:sz w:val="18"/>
-                <w:szCs w:val="18"/>
-              </w:rPr>
-              <w:t xml:space="preserve">Decision</w:t>
-            </w:r>
-          </w:p>
-        </w:tc>
-        <w:tc>
-          <w:tcPr>
-            <w:tcW w:type="dxa" w:w="7408"/>
-            <w:tcBorders>
-              <w:top w:val="single" w:color="A6B8D0" w:sz="4"/>
-              <w:left w:val="single" w:color="A6B8D0" w:sz="4"/>
-              <w:bottom w:val="single" w:color="A6B8D0" w:sz="4"/>
-              <w:right w:val="single" w:color="A6B8D0" w:sz="4"/>
-            </w:tcBorders>
-            <w:tcMar>
-              <w:top w:type="dxa" w:w="50"/>
-              <w:left w:type="dxa" w:w="90"/>
-              <w:bottom w:type="dxa" w:w="50"/>
-              <w:right w:type="dxa" w:w="90"/>
-            </w:tcMar>
-          </w:tcPr>
-          <w:p>
-            <w:pPr>
-              <w:keepNext w:val="false"/>
-              <w:keepLines/>
-              <w:spacing w:after="0" w:before="0" w:line="280"/>
-            </w:pPr>
-            <w:r>
-              <w:rPr>
-                <w:rFonts w:ascii="Calibri" w:eastAsia="Yu Gothic" w:hAnsi="Calibri"/>
-                <w:b w:val="false"/>
-                <w:bCs w:val="false"/>
-                <w:sz w:val="18"/>
-                <w:szCs w:val="18"/>
-              </w:rPr>
-              <w:t xml:space="preserve">Information on registered reposts is listed on the User’s device, and the options for action are presented. No sharing among Users takes place (dealt with in Phase 2)</w:t>
-            </w:r>
-          </w:p>
-        </w:tc>
-      </w:tr>
-      <w:tr>
-        <w:trPr>
-          <w:cantSplit/>
-          <w:tblHeader w:val="off"/>
-        </w:trPr>
-        <w:tc>
-          <w:tcPr>
-            <w:tcW w:type="dxa" w:w="1010"/>
-            <w:tcBorders>
-              <w:top w:val="single" w:color="A6B8D0" w:sz="4"/>
-              <w:left w:val="single" w:color="A6B8D0" w:sz="4"/>
-              <w:bottom w:val="single" w:color="A6B8D0" w:sz="4"/>
-              <w:right w:val="single" w:color="A6B8D0" w:sz="4"/>
-            </w:tcBorders>
-            <w:tcMar>
-              <w:top w:type="dxa" w:w="50"/>
-              <w:left w:type="dxa" w:w="90"/>
-              <w:bottom w:type="dxa" w:w="50"/>
-              <w:right w:type="dxa" w:w="90"/>
-            </w:tcMar>
-          </w:tcPr>
-          <w:p>
-            <w:pPr>
-              <w:keepNext w:val="false"/>
-              <w:keepLines/>
-              <w:spacing w:after="0" w:before="0" w:line="280"/>
-            </w:pPr>
-            <w:r>
-              <w:rPr>
-                <w:rFonts w:ascii="Calibri" w:eastAsia="Yu Gothic" w:hAnsi="Calibri"/>
-                <w:b w:val="false"/>
-                <w:bCs w:val="false"/>
-                <w:sz w:val="18"/>
-                <w:szCs w:val="18"/>
-              </w:rPr>
-              <w:t xml:space="preserve">D-13-2</w:t>
-            </w:r>
-          </w:p>
-        </w:tc>
-        <w:tc>
-          <w:tcPr>
-            <w:tcW w:type="dxa" w:w="1220"/>
-            <w:tcBorders>
-              <w:top w:val="single" w:color="A6B8D0" w:sz="4"/>
-              <w:left w:val="single" w:color="A6B8D0" w:sz="4"/>
-              <w:bottom w:val="single" w:color="A6B8D0" w:sz="4"/>
-              <w:right w:val="single" w:color="A6B8D0" w:sz="4"/>
-            </w:tcBorders>
-            <w:tcMar>
-              <w:top w:type="dxa" w:w="50"/>
-              <w:left w:type="dxa" w:w="90"/>
-              <w:bottom w:type="dxa" w:w="50"/>
-              <w:right w:type="dxa" w:w="90"/>
-            </w:tcMar>
-          </w:tcPr>
-          <w:p>
-            <w:pPr>
-              <w:keepNext w:val="false"/>
-              <w:keepLines/>
-              <w:spacing w:after="0" w:before="0" w:line="280"/>
-            </w:pPr>
-            <w:r>
-              <w:rPr>
-                <w:rFonts w:ascii="Calibri" w:eastAsia="Yu Gothic" w:hAnsi="Calibri"/>
-                <w:b w:val="false"/>
-                <w:bCs w:val="false"/>
-                <w:sz w:val="18"/>
-                <w:szCs w:val="18"/>
-              </w:rPr>
-              <w:t xml:space="preserve">Decision</w:t>
-            </w:r>
-          </w:p>
-        </w:tc>
-        <w:tc>
-          <w:tcPr>
-            <w:tcW w:type="dxa" w:w="7408"/>
-            <w:tcBorders>
-              <w:top w:val="single" w:color="A6B8D0" w:sz="4"/>
-              <w:left w:val="single" w:color="A6B8D0" w:sz="4"/>
-              <w:bottom w:val="single" w:color="A6B8D0" w:sz="4"/>
-              <w:right w:val="single" w:color="A6B8D0" w:sz="4"/>
-            </w:tcBorders>
-            <w:tcMar>
-              <w:top w:type="dxa" w:w="50"/>
-              <w:left w:type="dxa" w:w="90"/>
-              <w:bottom w:type="dxa" w:w="50"/>
-              <w:right w:type="dxa" w:w="90"/>
-            </w:tcMar>
-          </w:tcPr>
-          <w:p>
-            <w:pPr>
-              <w:keepNext w:val="false"/>
-              <w:keepLines/>
-              <w:spacing w:after="0" w:before="0" w:line="280"/>
-            </w:pPr>
-            <w:r>
-              <w:rPr>
-                <w:rFonts w:ascii="Calibri" w:eastAsia="Yu Gothic" w:hAnsi="Calibri"/>
-                <w:b w:val="false"/>
-                <w:bCs w:val="false"/>
-                <w:sz w:val="18"/>
-                <w:szCs w:val="18"/>
-              </w:rPr>
-              <w:t xml:space="preserve">The Registration mechanism shall be designed so as to leave room to accept Registration from automated detection later</w:t>
-            </w:r>
-          </w:p>
-        </w:tc>
-      </w:tr>
-      <w:tr>
-        <w:trPr>
-          <w:cantSplit/>
-          <w:tblHeader w:val="off"/>
-        </w:trPr>
-        <w:tc>
-          <w:tcPr>
-            <w:tcW w:type="dxa" w:w="1010"/>
-            <w:tcBorders>
-              <w:top w:val="single" w:color="A6B8D0" w:sz="4"/>
-              <w:left w:val="single" w:color="A6B8D0" w:sz="4"/>
-              <w:bottom w:val="single" w:color="A6B8D0" w:sz="4"/>
-              <w:right w:val="single" w:color="A6B8D0" w:sz="4"/>
-            </w:tcBorders>
-            <w:tcMar>
-              <w:top w:type="dxa" w:w="50"/>
-              <w:left w:type="dxa" w:w="90"/>
-              <w:bottom w:type="dxa" w:w="50"/>
-              <w:right w:type="dxa" w:w="90"/>
-            </w:tcMar>
-          </w:tcPr>
-          <w:p>
-            <w:pPr>
-              <w:keepNext w:val="false"/>
-              <w:keepLines/>
-              <w:spacing w:after="0" w:before="0" w:line="280"/>
-            </w:pPr>
-            <w:r>
-              <w:rPr>
-                <w:rFonts w:ascii="Calibri" w:eastAsia="Yu Gothic" w:hAnsi="Calibri"/>
-                <w:b w:val="false"/>
-                <w:bCs w:val="false"/>
-                <w:sz w:val="18"/>
-                <w:szCs w:val="18"/>
-              </w:rPr>
-              <w:t xml:space="preserve">D-9-7</w:t>
-            </w:r>
-          </w:p>
-        </w:tc>
-        <w:tc>
-          <w:tcPr>
-            <w:tcW w:type="dxa" w:w="1220"/>
-            <w:tcBorders>
-              <w:top w:val="single" w:color="A6B8D0" w:sz="4"/>
-              <w:left w:val="single" w:color="A6B8D0" w:sz="4"/>
-              <w:bottom w:val="single" w:color="A6B8D0" w:sz="4"/>
-              <w:right w:val="single" w:color="A6B8D0" w:sz="4"/>
-            </w:tcBorders>
-            <w:tcMar>
-              <w:top w:type="dxa" w:w="50"/>
-              <w:left w:type="dxa" w:w="90"/>
-              <w:bottom w:type="dxa" w:w="50"/>
-              <w:right w:type="dxa" w:w="90"/>
-            </w:tcMar>
-          </w:tcPr>
-          <w:p>
-            <w:pPr>
-              <w:keepNext w:val="false"/>
-              <w:keepLines/>
-              <w:spacing w:after="0" w:before="0" w:line="280"/>
-            </w:pPr>
-            <w:r>
-              <w:rPr>
-                <w:rFonts w:ascii="Calibri" w:eastAsia="Yu Gothic" w:hAnsi="Calibri"/>
-                <w:b w:val="false"/>
-                <w:bCs w:val="false"/>
-                <w:sz w:val="18"/>
-                <w:szCs w:val="18"/>
-              </w:rPr>
-              <w:t xml:space="preserve">Decision</w:t>
-            </w:r>
-          </w:p>
-        </w:tc>
-        <w:tc>
-          <w:tcPr>
-            <w:tcW w:type="dxa" w:w="7408"/>
-            <w:tcBorders>
-              <w:top w:val="single" w:color="A6B8D0" w:sz="4"/>
-              <w:left w:val="single" w:color="A6B8D0" w:sz="4"/>
-              <w:bottom w:val="single" w:color="A6B8D0" w:sz="4"/>
-              <w:right w:val="single" w:color="A6B8D0" w:sz="4"/>
-            </w:tcBorders>
-            <w:tcMar>
-              <w:top w:type="dxa" w:w="50"/>
-              <w:left w:type="dxa" w:w="90"/>
-              <w:bottom w:type="dxa" w:w="50"/>
-              <w:right w:type="dxa" w:w="90"/>
-            </w:tcMar>
-          </w:tcPr>
-          <w:p>
-            <w:pPr>
-              <w:keepNext w:val="false"/>
-              <w:keepLines/>
-              <w:spacing w:after="0" w:before="0" w:line="280"/>
-            </w:pPr>
-            <w:r>
-              <w:rPr>
-                <w:rFonts w:ascii="Calibri" w:eastAsia="Yu Gothic" w:hAnsi="Calibri"/>
-                <w:b w:val="false"/>
-                <w:bCs w:val="false"/>
-                <w:sz w:val="18"/>
-                <w:szCs w:val="18"/>
-              </w:rPr>
-              <w:t xml:space="preserve">The location of the server is taken to be ascertainable by investigation; if it cannot be ascertained, action is abandoned</w:t>
-            </w:r>
-          </w:p>
-        </w:tc>
-      </w:tr>
-      <w:tr>
-        <w:trPr>
-          <w:cantSplit/>
-          <w:tblHeader w:val="off"/>
-        </w:trPr>
-        <w:tc>
-          <w:tcPr>
-            <w:tcW w:type="dxa" w:w="1010"/>
-            <w:tcBorders>
-              <w:top w:val="single" w:color="A6B8D0" w:sz="4"/>
-              <w:left w:val="single" w:color="A6B8D0" w:sz="4"/>
-              <w:bottom w:val="single" w:color="A6B8D0" w:sz="4"/>
-              <w:right w:val="single" w:color="A6B8D0" w:sz="4"/>
-            </w:tcBorders>
-            <w:tcMar>
-              <w:top w:type="dxa" w:w="50"/>
-              <w:left w:type="dxa" w:w="90"/>
-              <w:bottom w:type="dxa" w:w="50"/>
-              <w:right w:type="dxa" w:w="90"/>
-            </w:tcMar>
-          </w:tcPr>
-          <w:p>
-            <w:pPr>
-              <w:keepNext w:val="false"/>
-              <w:keepLines/>
-              <w:spacing w:after="0" w:before="0" w:line="280"/>
-            </w:pPr>
-            <w:r>
-              <w:rPr>
-                <w:rFonts w:ascii="Calibri" w:eastAsia="Yu Gothic" w:hAnsi="Calibri"/>
-                <w:b w:val="false"/>
-                <w:bCs w:val="false"/>
-                <w:sz w:val="18"/>
-                <w:szCs w:val="18"/>
-              </w:rPr>
-              <w:t xml:space="preserve">O-06</w:t>
-            </w:r>
-          </w:p>
-        </w:tc>
-        <w:tc>
-          <w:tcPr>
-            <w:tcW w:type="dxa" w:w="1220"/>
-            <w:tcBorders>
-              <w:top w:val="single" w:color="A6B8D0" w:sz="4"/>
-              <w:left w:val="single" w:color="A6B8D0" w:sz="4"/>
-              <w:bottom w:val="single" w:color="A6B8D0" w:sz="4"/>
-              <w:right w:val="single" w:color="A6B8D0" w:sz="4"/>
-            </w:tcBorders>
-            <w:tcMar>
-              <w:top w:type="dxa" w:w="50"/>
-              <w:left w:type="dxa" w:w="90"/>
-              <w:bottom w:type="dxa" w:w="50"/>
-              <w:right w:type="dxa" w:w="90"/>
-            </w:tcMar>
-          </w:tcPr>
-          <w:p>
-            <w:pPr>
-              <w:keepNext w:val="false"/>
-              <w:keepLines/>
-              <w:spacing w:after="0" w:before="0" w:line="280"/>
-            </w:pPr>
-            <w:r>
-              <w:rPr>
-                <w:rFonts w:ascii="Calibri" w:eastAsia="Yu Gothic" w:hAnsi="Calibri"/>
-                <w:b w:val="false"/>
-                <w:bCs w:val="false"/>
-                <w:sz w:val="18"/>
-                <w:szCs w:val="18"/>
-              </w:rPr>
-              <w:t xml:space="preserve">Deleted in Edition 2</w:t>
-            </w:r>
-          </w:p>
-        </w:tc>
-        <w:tc>
-          <w:tcPr>
-            <w:tcW w:type="dxa" w:w="7408"/>
-            <w:tcBorders>
-              <w:top w:val="single" w:color="A6B8D0" w:sz="4"/>
-              <w:left w:val="single" w:color="A6B8D0" w:sz="4"/>
-              <w:bottom w:val="single" w:color="A6B8D0" w:sz="4"/>
-              <w:right w:val="single" w:color="A6B8D0" w:sz="4"/>
-            </w:tcBorders>
-            <w:tcMar>
-              <w:top w:type="dxa" w:w="50"/>
-              <w:left w:type="dxa" w:w="90"/>
-              <w:bottom w:type="dxa" w:w="50"/>
-              <w:right w:type="dxa" w:w="90"/>
-            </w:tcMar>
-          </w:tcPr>
-          <w:p>
-            <w:pPr>
-              <w:keepNext w:val="false"/>
-              <w:keepLines/>
-              <w:spacing w:after="0" w:before="0" w:line="280"/>
-            </w:pPr>
-            <w:r>
-              <w:rPr>
-                <w:rFonts w:ascii="Calibri" w:eastAsia="Yu Gothic" w:hAnsi="Calibri"/>
-                <w:b w:val="false"/>
-                <w:bCs w:val="false"/>
-                <w:sz w:val="18"/>
-                <w:szCs w:val="18"/>
-              </w:rPr>
-              <w:t xml:space="preserve">Sharing information on reposting sites (not shared among Users; D-10-9“Information on registered reposts is listed on the User’s device, and the options for action are presented. No sharing among Users takes place (dealt with in Phase 2)”)</w:t>
-            </w:r>
-          </w:p>
-        </w:tc>
-      </w:tr>
-      <w:tr>
-        <w:trPr>
-          <w:cantSplit/>
-          <w:tblHeader w:val="off"/>
-        </w:trPr>
-        <w:tc>
-          <w:tcPr>
-            <w:tcW w:type="dxa" w:w="1010"/>
-            <w:tcBorders>
-              <w:top w:val="single" w:color="A6B8D0" w:sz="4"/>
-              <w:left w:val="single" w:color="A6B8D0" w:sz="4"/>
-              <w:bottom w:val="single" w:color="A6B8D0" w:sz="4"/>
-              <w:right w:val="single" w:color="A6B8D0" w:sz="4"/>
-            </w:tcBorders>
-            <w:tcMar>
-              <w:top w:type="dxa" w:w="50"/>
-              <w:left w:type="dxa" w:w="90"/>
-              <w:bottom w:type="dxa" w:w="50"/>
-              <w:right w:type="dxa" w:w="90"/>
-            </w:tcMar>
-          </w:tcPr>
-          <w:p>
-            <w:pPr>
-              <w:keepNext w:val="false"/>
-              <w:keepLines/>
-              <w:spacing w:after="0" w:before="0" w:line="280"/>
-            </w:pPr>
-            <w:r>
-              <w:rPr>
-                <w:rFonts w:ascii="Calibri" w:eastAsia="Yu Gothic" w:hAnsi="Calibri"/>
-                <w:b w:val="false"/>
-                <w:bCs w:val="false"/>
-                <w:sz w:val="18"/>
-                <w:szCs w:val="18"/>
-              </w:rPr>
-              <w:t xml:space="preserve">A-4</w:t>
-            </w:r>
-          </w:p>
-        </w:tc>
-        <w:tc>
-          <w:tcPr>
-            <w:tcW w:type="dxa" w:w="1220"/>
-            <w:tcBorders>
-              <w:top w:val="single" w:color="A6B8D0" w:sz="4"/>
-              <w:left w:val="single" w:color="A6B8D0" w:sz="4"/>
-              <w:bottom w:val="single" w:color="A6B8D0" w:sz="4"/>
-              <w:right w:val="single" w:color="A6B8D0" w:sz="4"/>
-            </w:tcBorders>
-            <w:tcMar>
-              <w:top w:type="dxa" w:w="50"/>
-              <w:left w:type="dxa" w:w="90"/>
-              <w:bottom w:type="dxa" w:w="50"/>
-              <w:right w:type="dxa" w:w="90"/>
-            </w:tcMar>
-          </w:tcPr>
-          <w:p>
-            <w:pPr>
-              <w:keepNext w:val="false"/>
-              <w:keepLines/>
-              <w:spacing w:after="0" w:before="0" w:line="280"/>
-            </w:pPr>
-            <w:r>
-              <w:rPr>
-                <w:rFonts w:ascii="Calibri" w:eastAsia="Yu Gothic" w:hAnsi="Calibri"/>
-                <w:b w:val="false"/>
-                <w:bCs w:val="false"/>
-                <w:sz w:val="18"/>
-                <w:szCs w:val="18"/>
-              </w:rPr>
               <w:t xml:space="preserve">Omission found in the item breakdown</w:t>
             </w:r>
           </w:p>
         </w:tc>
         <w:tc>
           <w:tcPr>
-            <w:tcW w:type="dxa" w:w="7408"/>
-            <w:tcBorders>
-              <w:top w:val="single" w:color="A6B8D0" w:sz="4"/>
-              <w:left w:val="single" w:color="A6B8D0" w:sz="4"/>
-              <w:bottom w:val="single" w:color="A6B8D0" w:sz="4"/>
-              <w:right w:val="single" w:color="A6B8D0" w:sz="4"/>
-            </w:tcBorders>
-            <w:tcMar>
-              <w:top w:type="dxa" w:w="50"/>
-              <w:left w:type="dxa" w:w="90"/>
-              <w:bottom w:type="dxa" w:w="50"/>
-              <w:right w:type="dxa" w:w="90"/>
-            </w:tcMar>
-          </w:tcPr>
-          <w:p>
-            <w:pPr>
-              <w:keepNext w:val="false"/>
-              <w:keepLines/>
-              <w:spacing w:after="0" w:before="0" w:line="280"/>
-            </w:pPr>
-            <w:r>
-              <w:rPr>
-                <w:rFonts w:ascii="Calibri" w:eastAsia="Yu Gothic" w:hAnsi="Calibri"/>
-                <w:b w:val="false"/>
-                <w:bCs w:val="false"/>
-                <w:sz w:val="18"/>
-                <w:szCs w:val="18"/>
-              </w:rPr>
-              <w:t xml:space="preserve">Correcting wrong Registrations and relieving the impersonated true Rights Holder</w:t>
-            </w:r>
-          </w:p>
-        </w:tc>
-      </w:tr>
-      <w:tr>
-        <w:trPr>
-          <w:cantSplit/>
-          <w:tblHeader w:val="off"/>
-        </w:trPr>
-        <w:tc>
-          <w:tcPr>
-            <w:tcW w:type="dxa" w:w="1010"/>
-            <w:tcBorders>
-              <w:top w:val="single" w:color="A6B8D0" w:sz="4"/>
-              <w:left w:val="single" w:color="A6B8D0" w:sz="4"/>
-              <w:bottom w:val="single" w:color="A6B8D0" w:sz="4"/>
-              <w:right w:val="single" w:color="A6B8D0" w:sz="4"/>
-            </w:tcBorders>
-            <w:tcMar>
-              <w:top w:type="dxa" w:w="50"/>
-              <w:left w:type="dxa" w:w="90"/>
-              <w:bottom w:type="dxa" w:w="50"/>
-              <w:right w:type="dxa" w:w="90"/>
-            </w:tcMar>
-          </w:tcPr>
-          <w:p>
-            <w:pPr>
-              <w:keepNext w:val="false"/>
-              <w:keepLines/>
-              <w:spacing w:after="0" w:before="0" w:line="280"/>
-            </w:pPr>
-            <w:r>
-              <w:rPr>
-                <w:rFonts w:ascii="Calibri" w:eastAsia="Yu Gothic" w:hAnsi="Calibri"/>
-                <w:b w:val="false"/>
-                <w:bCs w:val="false"/>
-                <w:sz w:val="18"/>
-                <w:szCs w:val="18"/>
-              </w:rPr>
-              <w:t xml:space="preserve">A-5</w:t>
-            </w:r>
-          </w:p>
-        </w:tc>
-        <w:tc>
-          <w:tcPr>
-            <w:tcW w:type="dxa" w:w="1220"/>
-            <w:tcBorders>
-              <w:top w:val="single" w:color="A6B8D0" w:sz="4"/>
-              <w:left w:val="single" w:color="A6B8D0" w:sz="4"/>
-              <w:bottom w:val="single" w:color="A6B8D0" w:sz="4"/>
-              <w:right w:val="single" w:color="A6B8D0" w:sz="4"/>
-            </w:tcBorders>
-            <w:tcMar>
-              <w:top w:type="dxa" w:w="50"/>
-              <w:left w:type="dxa" w:w="90"/>
-              <w:bottom w:type="dxa" w:w="50"/>
-              <w:right w:type="dxa" w:w="90"/>
-            </w:tcMar>
-          </w:tcPr>
-          <w:p>
-            <w:pPr>
-              <w:keepNext w:val="false"/>
-              <w:keepLines/>
-              <w:spacing w:after="0" w:before="0" w:line="280"/>
-            </w:pPr>
-            <w:r>
-              <w:rPr>
-                <w:rFonts w:ascii="Calibri" w:eastAsia="Yu Gothic" w:hAnsi="Calibri"/>
-                <w:b w:val="false"/>
-                <w:bCs w:val="false"/>
-                <w:sz w:val="18"/>
-                <w:szCs w:val="18"/>
-              </w:rPr>
-              <w:t xml:space="preserve">Omission found in the item breakdown</w:t>
-            </w:r>
-          </w:p>
-        </w:tc>
-        <w:tc>
-          <w:tcPr>
-            <w:tcW w:type="dxa" w:w="7408"/>
-            <w:tcBorders>
-              <w:top w:val="single" w:color="A6B8D0" w:sz="4"/>
-              <w:left w:val="single" w:color="A6B8D0" w:sz="4"/>
-              <w:bottom w:val="single" w:color="A6B8D0" w:sz="4"/>
-              <w:right w:val="single" w:color="A6B8D0" w:sz="4"/>
-            </w:tcBorders>
-            <w:tcMar>
-              <w:top w:type="dxa" w:w="50"/>
-              <w:left w:type="dxa" w:w="90"/>
-              <w:bottom w:type="dxa" w:w="50"/>
-              <w:right w:type="dxa" w:w="90"/>
-            </w:tcMar>
-          </w:tcPr>
-          <w:p>
-            <w:pPr>
-              <w:keepNext w:val="false"/>
-              <w:keepLines/>
-              <w:spacing w:after="0" w:before="0" w:line="280"/>
-            </w:pPr>
-            <w:r>
-              <w:rPr>
-                <w:rFonts w:ascii="Calibri" w:eastAsia="Yu Gothic" w:hAnsi="Calibri"/>
-                <w:b w:val="false"/>
-                <w:bCs w:val="false"/>
-                <w:sz w:val="18"/>
-                <w:szCs w:val="18"/>
-              </w:rPr>
-              <w:t xml:space="preserve">Content of status checking (automatically visiting URLs would touch the boundary with Phase 2)</w:t>
-            </w:r>
-          </w:p>
-        </w:tc>
-      </w:tr>
-      <w:tr>
-        <w:trPr>
-          <w:cantSplit/>
-          <w:tblHeader w:val="off"/>
-        </w:trPr>
-        <w:tc>
-          <w:tcPr>
-            <w:tcW w:type="dxa" w:w="1010"/>
-            <w:tcBorders>
-              <w:top w:val="single" w:color="A6B8D0" w:sz="4"/>
-              <w:left w:val="single" w:color="A6B8D0" w:sz="4"/>
-              <w:bottom w:val="single" w:color="A6B8D0" w:sz="4"/>
-              <w:right w:val="single" w:color="A6B8D0" w:sz="4"/>
-            </w:tcBorders>
-            <w:tcMar>
-              <w:top w:type="dxa" w:w="50"/>
-              <w:left w:type="dxa" w:w="90"/>
-              <w:bottom w:type="dxa" w:w="50"/>
-              <w:right w:type="dxa" w:w="90"/>
-            </w:tcMar>
-          </w:tcPr>
-          <w:p>
-            <w:pPr>
-              <w:keepNext w:val="false"/>
-              <w:keepLines/>
-              <w:spacing w:after="0" w:before="0" w:line="280"/>
-            </w:pPr>
-            <w:r>
-              <w:rPr>
-                <w:rFonts w:ascii="Calibri" w:eastAsia="Yu Gothic" w:hAnsi="Calibri"/>
-                <w:b w:val="false"/>
-                <w:bCs w:val="false"/>
-                <w:sz w:val="18"/>
-                <w:szCs w:val="18"/>
-              </w:rPr>
-              <w:t xml:space="preserve">A-20</w:t>
-            </w:r>
-          </w:p>
-        </w:tc>
-        <w:tc>
-          <w:tcPr>
-            <w:tcW w:type="dxa" w:w="1220"/>
-            <w:tcBorders>
-              <w:top w:val="single" w:color="A6B8D0" w:sz="4"/>
-              <w:left w:val="single" w:color="A6B8D0" w:sz="4"/>
-              <w:bottom w:val="single" w:color="A6B8D0" w:sz="4"/>
-              <w:right w:val="single" w:color="A6B8D0" w:sz="4"/>
-            </w:tcBorders>
-            <w:tcMar>
-              <w:top w:type="dxa" w:w="50"/>
-              <w:left w:type="dxa" w:w="90"/>
-              <w:bottom w:type="dxa" w:w="50"/>
-              <w:right w:type="dxa" w:w="90"/>
-            </w:tcMar>
-          </w:tcPr>
-          <w:p>
-            <w:pPr>
-              <w:keepNext w:val="false"/>
-              <w:keepLines/>
-              <w:spacing w:after="0" w:before="0" w:line="280"/>
-            </w:pPr>
-            <w:r>
-              <w:rPr>
-                <w:rFonts w:ascii="Calibri" w:eastAsia="Yu Gothic" w:hAnsi="Calibri"/>
-                <w:b w:val="false"/>
-                <w:bCs w:val="false"/>
-                <w:sz w:val="18"/>
-                <w:szCs w:val="18"/>
-              </w:rPr>
-              <w:t xml:space="preserve">Omission found in the item breakdown</w:t>
-            </w:r>
-          </w:p>
-        </w:tc>
-        <w:tc>
-          <w:tcPr>
-            <w:tcW w:type="dxa" w:w="7408"/>
+            <w:tcW w:type="dxa" w:w="5659"/>
             <w:tcBorders>
               <w:top w:val="single" w:color="A6B8D0" w:sz="4"/>
               <w:left w:val="single" w:color="A6B8D0" w:sz="4"/>
@@ -4105,9 +2701,9 @@
         </w:tblBorders>
       </w:tblPr>
       <w:tblGrid>
-        <w:gridCol w:w="760"/>
-        <w:gridCol w:w="4435"/>
-        <w:gridCol w:w="4443"/>
+        <w:gridCol w:w="920"/>
+        <w:gridCol w:w="4367"/>
+        <w:gridCol w:w="4351"/>
       </w:tblGrid>
       <w:tr>
         <w:trPr>
@@ -4116,7 +2712,7 @@
         </w:trPr>
         <w:tc>
           <w:tcPr>
-            <w:tcW w:type="dxa" w:w="760"/>
+            <w:tcW w:type="dxa" w:w="920"/>
             <w:tcBorders>
               <w:top w:val="single" w:color="A6B8D0" w:sz="4"/>
               <w:left w:val="single" w:color="A6B8D0" w:sz="4"/>
@@ -4151,7 +2747,7 @@
         </w:tc>
         <w:tc>
           <w:tcPr>
-            <w:tcW w:type="dxa" w:w="4435"/>
+            <w:tcW w:type="dxa" w:w="4367"/>
             <w:tcBorders>
               <w:top w:val="single" w:color="A6B8D0" w:sz="4"/>
               <w:left w:val="single" w:color="A6B8D0" w:sz="4"/>
@@ -4186,7 +2782,7 @@
         </w:tc>
         <w:tc>
           <w:tcPr>
-            <w:tcW w:type="dxa" w:w="4443"/>
+            <w:tcW w:type="dxa" w:w="4351"/>
             <w:tcBorders>
               <w:top w:val="single" w:color="A6B8D0" w:sz="4"/>
               <w:left w:val="single" w:color="A6B8D0" w:sz="4"/>
@@ -4227,23 +2823,23 @@
         </w:trPr>
         <w:tc>
           <w:tcPr>
-            <w:tcW w:type="dxa" w:w="760"/>
-            <w:tcBorders>
-              <w:top w:val="single" w:color="A6B8D0" w:sz="4"/>
-              <w:left w:val="single" w:color="A6B8D0" w:sz="4"/>
-              <w:bottom w:val="single" w:color="A6B8D0" w:sz="4"/>
-              <w:right w:val="single" w:color="A6B8D0" w:sz="4"/>
-            </w:tcBorders>
-            <w:tcMar>
-              <w:top w:type="dxa" w:w="50"/>
-              <w:left w:type="dxa" w:w="90"/>
-              <w:bottom w:type="dxa" w:w="50"/>
-              <w:right w:type="dxa" w:w="90"/>
-            </w:tcMar>
-          </w:tcPr>
-          <w:p>
-            <w:pPr>
-              <w:keepNext/>
+            <w:tcW w:type="dxa" w:w="920"/>
+            <w:tcBorders>
+              <w:top w:val="single" w:color="A6B8D0" w:sz="4"/>
+              <w:left w:val="single" w:color="A6B8D0" w:sz="4"/>
+              <w:bottom w:val="single" w:color="A6B8D0" w:sz="4"/>
+              <w:right w:val="single" w:color="A6B8D0" w:sz="4"/>
+            </w:tcBorders>
+            <w:tcMar>
+              <w:top w:type="dxa" w:w="50"/>
+              <w:left w:type="dxa" w:w="90"/>
+              <w:bottom w:type="dxa" w:w="50"/>
+              <w:right w:type="dxa" w:w="90"/>
+            </w:tcMar>
+          </w:tcPr>
+          <w:p>
+            <w:pPr>
+              <w:keepNext w:val="false"/>
               <w:keepLines/>
               <w:spacing w:after="0" w:before="0" w:line="280"/>
             </w:pPr>
@@ -4261,23 +2857,23 @@
         </w:tc>
         <w:tc>
           <w:tcPr>
-            <w:tcW w:type="dxa" w:w="4435"/>
-            <w:tcBorders>
-              <w:top w:val="single" w:color="A6B8D0" w:sz="4"/>
-              <w:left w:val="single" w:color="A6B8D0" w:sz="4"/>
-              <w:bottom w:val="single" w:color="A6B8D0" w:sz="4"/>
-              <w:right w:val="single" w:color="A6B8D0" w:sz="4"/>
-            </w:tcBorders>
-            <w:tcMar>
-              <w:top w:type="dxa" w:w="50"/>
-              <w:left w:type="dxa" w:w="90"/>
-              <w:bottom w:type="dxa" w:w="50"/>
-              <w:right w:type="dxa" w:w="90"/>
-            </w:tcMar>
-          </w:tcPr>
-          <w:p>
-            <w:pPr>
-              <w:keepNext/>
+            <w:tcW w:type="dxa" w:w="4367"/>
+            <w:tcBorders>
+              <w:top w:val="single" w:color="A6B8D0" w:sz="4"/>
+              <w:left w:val="single" w:color="A6B8D0" w:sz="4"/>
+              <w:bottom w:val="single" w:color="A6B8D0" w:sz="4"/>
+              <w:right w:val="single" w:color="A6B8D0" w:sz="4"/>
+            </w:tcBorders>
+            <w:tcMar>
+              <w:top w:type="dxa" w:w="50"/>
+              <w:left w:type="dxa" w:w="90"/>
+              <w:bottom w:type="dxa" w:w="50"/>
+              <w:right w:type="dxa" w:w="90"/>
+            </w:tcMar>
+          </w:tcPr>
+          <w:p>
+            <w:pPr>
+              <w:keepNext w:val="false"/>
               <w:keepLines/>
               <w:spacing w:after="0" w:before="0" w:line="280"/>
             </w:pPr>
@@ -4295,35 +2891,35 @@
         </w:tc>
         <w:tc>
           <w:tcPr>
-            <w:tcW w:type="dxa" w:w="4443"/>
-            <w:tcBorders>
-              <w:top w:val="single" w:color="A6B8D0" w:sz="4"/>
-              <w:left w:val="single" w:color="A6B8D0" w:sz="4"/>
-              <w:bottom w:val="single" w:color="A6B8D0" w:sz="4"/>
-              <w:right w:val="single" w:color="A6B8D0" w:sz="4"/>
-            </w:tcBorders>
-            <w:tcMar>
-              <w:top w:type="dxa" w:w="50"/>
-              <w:left w:type="dxa" w:w="90"/>
-              <w:bottom w:type="dxa" w:w="50"/>
-              <w:right w:type="dxa" w:w="90"/>
-            </w:tcMar>
-          </w:tcPr>
-          <w:p>
-            <w:pPr>
-              <w:keepNext/>
-              <w:keepLines/>
-              <w:spacing w:after="0" w:before="0" w:line="280"/>
-            </w:pPr>
-            <w:r>
-              <w:rPr>
-                <w:rFonts w:ascii="Calibri" w:eastAsia="Yu Gothic" w:hAnsi="Calibri"/>
-                <w:b w:val="false"/>
-                <w:bCs w:val="false"/>
-                <w:sz w:val="18"/>
-                <w:szCs w:val="18"/>
-              </w:rPr>
-              <w:t xml:space="preserve">Normalize the URL and determine the platform (the list for determination is the same as the list of contact points in the reference information (Chapter 7, 2.1 “List of contact points in the first edition (initial content of the reference information)”); anything else is a general site). If the same domain or URL is already in the User's list on the device, the User is told</w:t>
+            <w:tcW w:type="dxa" w:w="4351"/>
+            <w:tcBorders>
+              <w:top w:val="single" w:color="A6B8D0" w:sz="4"/>
+              <w:left w:val="single" w:color="A6B8D0" w:sz="4"/>
+              <w:bottom w:val="single" w:color="A6B8D0" w:sz="4"/>
+              <w:right w:val="single" w:color="A6B8D0" w:sz="4"/>
+            </w:tcBorders>
+            <w:tcMar>
+              <w:top w:type="dxa" w:w="50"/>
+              <w:left w:type="dxa" w:w="90"/>
+              <w:bottom w:type="dxa" w:w="50"/>
+              <w:right w:type="dxa" w:w="90"/>
+            </w:tcMar>
+          </w:tcPr>
+          <w:p>
+            <w:pPr>
+              <w:keepNext w:val="false"/>
+              <w:keepLines/>
+              <w:spacing w:after="0" w:before="0" w:line="280"/>
+            </w:pPr>
+            <w:r>
+              <w:rPr>
+                <w:rFonts w:ascii="Calibri" w:eastAsia="Yu Gothic" w:hAnsi="Calibri"/>
+                <w:b w:val="false"/>
+                <w:bCs w:val="false"/>
+                <w:sz w:val="18"/>
+                <w:szCs w:val="18"/>
+              </w:rPr>
+              <w:t xml:space="preserve">Normalize the URL and determine the platform (Chapter 1, 10.10 “Forms of URLs and QR codes”; the URL as entered is also kept in the record). The determination corresponds to the list of contact points in the reference information (Chapter 7, 2.1 “List of contact points in the first edition (initial content of the reference information)”). If the same domain or URL is already in the User's list on the device, the User is told</w:t>
             </w:r>
           </w:p>
         </w:tc>
@@ -4335,23 +2931,23 @@
         </w:trPr>
         <w:tc>
           <w:tcPr>
-            <w:tcW w:type="dxa" w:w="760"/>
-            <w:tcBorders>
-              <w:top w:val="single" w:color="A6B8D0" w:sz="4"/>
-              <w:left w:val="single" w:color="A6B8D0" w:sz="4"/>
-              <w:bottom w:val="single" w:color="A6B8D0" w:sz="4"/>
-              <w:right w:val="single" w:color="A6B8D0" w:sz="4"/>
-            </w:tcBorders>
-            <w:tcMar>
-              <w:top w:type="dxa" w:w="50"/>
-              <w:left w:type="dxa" w:w="90"/>
-              <w:bottom w:type="dxa" w:w="50"/>
-              <w:right w:type="dxa" w:w="90"/>
-            </w:tcMar>
-          </w:tcPr>
-          <w:p>
-            <w:pPr>
-              <w:keepNext/>
+            <w:tcW w:type="dxa" w:w="920"/>
+            <w:tcBorders>
+              <w:top w:val="single" w:color="A6B8D0" w:sz="4"/>
+              <w:left w:val="single" w:color="A6B8D0" w:sz="4"/>
+              <w:bottom w:val="single" w:color="A6B8D0" w:sz="4"/>
+              <w:right w:val="single" w:color="A6B8D0" w:sz="4"/>
+            </w:tcBorders>
+            <w:tcMar>
+              <w:top w:type="dxa" w:w="50"/>
+              <w:left w:type="dxa" w:w="90"/>
+              <w:bottom w:type="dxa" w:w="50"/>
+              <w:right w:type="dxa" w:w="90"/>
+            </w:tcMar>
+          </w:tcPr>
+          <w:p>
+            <w:pPr>
+              <w:keepNext w:val="false"/>
               <w:keepLines/>
               <w:spacing w:after="0" w:before="0" w:line="280"/>
             </w:pPr>
@@ -4369,23 +2965,23 @@
         </w:tc>
         <w:tc>
           <w:tcPr>
-            <w:tcW w:type="dxa" w:w="4435"/>
-            <w:tcBorders>
-              <w:top w:val="single" w:color="A6B8D0" w:sz="4"/>
-              <w:left w:val="single" w:color="A6B8D0" w:sz="4"/>
-              <w:bottom w:val="single" w:color="A6B8D0" w:sz="4"/>
-              <w:right w:val="single" w:color="A6B8D0" w:sz="4"/>
-            </w:tcBorders>
-            <w:tcMar>
-              <w:top w:type="dxa" w:w="50"/>
-              <w:left w:type="dxa" w:w="90"/>
-              <w:bottom w:type="dxa" w:w="50"/>
-              <w:right w:type="dxa" w:w="90"/>
-            </w:tcMar>
-          </w:tcPr>
-          <w:p>
-            <w:pPr>
-              <w:keepNext/>
+            <w:tcW w:type="dxa" w:w="4367"/>
+            <w:tcBorders>
+              <w:top w:val="single" w:color="A6B8D0" w:sz="4"/>
+              <w:left w:val="single" w:color="A6B8D0" w:sz="4"/>
+              <w:bottom w:val="single" w:color="A6B8D0" w:sz="4"/>
+              <w:right w:val="single" w:color="A6B8D0" w:sz="4"/>
+            </w:tcBorders>
+            <w:tcMar>
+              <w:top w:type="dxa" w:w="50"/>
+              <w:left w:type="dxa" w:w="90"/>
+              <w:bottom w:type="dxa" w:w="50"/>
+              <w:right w:type="dxa" w:w="90"/>
+            </w:tcMar>
+          </w:tcPr>
+          <w:p>
+            <w:pPr>
+              <w:keepNext w:val="false"/>
               <w:keepLines/>
               <w:spacing w:after="0" w:before="0" w:line="280"/>
             </w:pPr>
@@ -4403,35 +2999,35 @@
         </w:tc>
         <w:tc>
           <w:tcPr>
-            <w:tcW w:type="dxa" w:w="4443"/>
-            <w:tcBorders>
-              <w:top w:val="single" w:color="A6B8D0" w:sz="4"/>
-              <w:left w:val="single" w:color="A6B8D0" w:sz="4"/>
-              <w:bottom w:val="single" w:color="A6B8D0" w:sz="4"/>
-              <w:right w:val="single" w:color="A6B8D0" w:sz="4"/>
-            </w:tcBorders>
-            <w:tcMar>
-              <w:top w:type="dxa" w:w="50"/>
-              <w:left w:type="dxa" w:w="90"/>
-              <w:bottom w:type="dxa" w:w="50"/>
-              <w:right w:type="dxa" w:w="90"/>
-            </w:tcMar>
-          </w:tcPr>
-          <w:p>
-            <w:pPr>
-              <w:keepNext/>
-              <w:keepLines/>
-              <w:spacing w:after="0" w:before="0" w:line="280"/>
-            </w:pPr>
-            <w:r>
-              <w:rPr>
-                <w:rFonts w:ascii="Calibri" w:eastAsia="Yu Gothic" w:hAnsi="Calibri"/>
-                <w:b w:val="false"/>
-                <w:bCs w:val="false"/>
-                <w:sz w:val="18"/>
-                <w:szCs w:val="18"/>
-              </w:rPr>
-              <w:t xml:space="preserve">Import the image, read the watermark and compute PDQ, and match against the User's own work data (4)</w:t>
+            <w:tcW w:type="dxa" w:w="4351"/>
+            <w:tcBorders>
+              <w:top w:val="single" w:color="A6B8D0" w:sz="4"/>
+              <w:left w:val="single" w:color="A6B8D0" w:sz="4"/>
+              <w:bottom w:val="single" w:color="A6B8D0" w:sz="4"/>
+              <w:right w:val="single" w:color="A6B8D0" w:sz="4"/>
+            </w:tcBorders>
+            <w:tcMar>
+              <w:top w:type="dxa" w:w="50"/>
+              <w:left w:type="dxa" w:w="90"/>
+              <w:bottom w:type="dxa" w:w="50"/>
+              <w:right w:type="dxa" w:w="90"/>
+            </w:tcMar>
+          </w:tcPr>
+          <w:p>
+            <w:pPr>
+              <w:keepNext w:val="false"/>
+              <w:keepLines/>
+              <w:spacing w:after="0" w:before="0" w:line="280"/>
+            </w:pPr>
+            <w:r>
+              <w:rPr>
+                <w:rFonts w:ascii="Calibri" w:eastAsia="Yu Gothic" w:hAnsi="Calibri"/>
+                <w:b w:val="false"/>
+                <w:bCs w:val="false"/>
+                <w:sz w:val="18"/>
+                <w:szCs w:val="18"/>
+              </w:rPr>
+              <w:t xml:space="preserve">A file is imported at once; the watermark is read and PDQ computed, and matched against the User's own work data (4). For a URL, only the record is made, and fetching is done in step 6 (after the notice and choice of step 4)</w:t>
             </w:r>
           </w:p>
         </w:tc>
@@ -4443,23 +3039,23 @@
         </w:trPr>
         <w:tc>
           <w:tcPr>
-            <w:tcW w:type="dxa" w:w="760"/>
-            <w:tcBorders>
-              <w:top w:val="single" w:color="A6B8D0" w:sz="4"/>
-              <w:left w:val="single" w:color="A6B8D0" w:sz="4"/>
-              <w:bottom w:val="single" w:color="A6B8D0" w:sz="4"/>
-              <w:right w:val="single" w:color="A6B8D0" w:sz="4"/>
-            </w:tcBorders>
-            <w:tcMar>
-              <w:top w:type="dxa" w:w="50"/>
-              <w:left w:type="dxa" w:w="90"/>
-              <w:bottom w:type="dxa" w:w="50"/>
-              <w:right w:type="dxa" w:w="90"/>
-            </w:tcMar>
-          </w:tcPr>
-          <w:p>
-            <w:pPr>
-              <w:keepNext/>
+            <w:tcW w:type="dxa" w:w="920"/>
+            <w:tcBorders>
+              <w:top w:val="single" w:color="A6B8D0" w:sz="4"/>
+              <w:left w:val="single" w:color="A6B8D0" w:sz="4"/>
+              <w:bottom w:val="single" w:color="A6B8D0" w:sz="4"/>
+              <w:right w:val="single" w:color="A6B8D0" w:sz="4"/>
+            </w:tcBorders>
+            <w:tcMar>
+              <w:top w:type="dxa" w:w="50"/>
+              <w:left w:type="dxa" w:w="90"/>
+              <w:bottom w:type="dxa" w:w="50"/>
+              <w:right w:type="dxa" w:w="90"/>
+            </w:tcMar>
+          </w:tcPr>
+          <w:p>
+            <w:pPr>
+              <w:keepNext w:val="false"/>
               <w:keepLines/>
               <w:spacing w:after="0" w:before="0" w:line="280"/>
             </w:pPr>
@@ -4477,69 +3073,69 @@
         </w:tc>
         <w:tc>
           <w:tcPr>
-            <w:tcW w:type="dxa" w:w="4435"/>
-            <w:tcBorders>
-              <w:top w:val="single" w:color="A6B8D0" w:sz="4"/>
-              <w:left w:val="single" w:color="A6B8D0" w:sz="4"/>
-              <w:bottom w:val="single" w:color="A6B8D0" w:sz="4"/>
-              <w:right w:val="single" w:color="A6B8D0" w:sz="4"/>
-            </w:tcBorders>
-            <w:tcMar>
-              <w:top w:type="dxa" w:w="50"/>
-              <w:left w:type="dxa" w:w="90"/>
-              <w:bottom w:type="dxa" w:w="50"/>
-              <w:right w:type="dxa" w:w="90"/>
-            </w:tcMar>
-          </w:tcPr>
-          <w:p>
-            <w:pPr>
-              <w:keepNext/>
-              <w:keepLines/>
-              <w:spacing w:after="0" w:before="0" w:line="280"/>
-            </w:pPr>
-            <w:r>
-              <w:rPr>
-                <w:rFonts w:ascii="Calibri" w:eastAsia="Yu Gothic" w:hAnsi="Calibri"/>
-                <w:b w:val="false"/>
-                <w:bCs w:val="false"/>
-                <w:sz w:val="18"/>
-                <w:szCs w:val="18"/>
-              </w:rPr>
-              <w:t xml:space="preserve">Take a screenshot of the page in the User's own browser and put in the image (required for pages requiring login; recommended otherwise)</w:t>
-            </w:r>
-          </w:p>
-        </w:tc>
-        <w:tc>
-          <w:tcPr>
-            <w:tcW w:type="dxa" w:w="4443"/>
-            <w:tcBorders>
-              <w:top w:val="single" w:color="A6B8D0" w:sz="4"/>
-              <w:left w:val="single" w:color="A6B8D0" w:sz="4"/>
-              <w:bottom w:val="single" w:color="A6B8D0" w:sz="4"/>
-              <w:right w:val="single" w:color="A6B8D0" w:sz="4"/>
-            </w:tcBorders>
-            <w:tcMar>
-              <w:top w:type="dxa" w:w="50"/>
-              <w:left w:type="dxa" w:w="90"/>
-              <w:bottom w:type="dxa" w:w="50"/>
-              <w:right w:type="dxa" w:w="90"/>
-            </w:tcMar>
-          </w:tcPr>
-          <w:p>
-            <w:pPr>
-              <w:keepNext/>
-              <w:keepLines/>
-              <w:spacing w:after="0" w:before="0" w:line="280"/>
-            </w:pPr>
-            <w:r>
-              <w:rPr>
-                <w:rFonts w:ascii="Calibri" w:eastAsia="Yu Gothic" w:hAnsi="Calibri"/>
-                <w:b w:val="false"/>
-                <w:bCs w:val="false"/>
-                <w:sz w:val="18"/>
-                <w:szCs w:val="18"/>
-              </w:rPr>
-              <w:t xml:space="preserve">Compute the hash of the screenshot</w:t>
+            <w:tcW w:type="dxa" w:w="4367"/>
+            <w:tcBorders>
+              <w:top w:val="single" w:color="A6B8D0" w:sz="4"/>
+              <w:left w:val="single" w:color="A6B8D0" w:sz="4"/>
+              <w:bottom w:val="single" w:color="A6B8D0" w:sz="4"/>
+              <w:right w:val="single" w:color="A6B8D0" w:sz="4"/>
+            </w:tcBorders>
+            <w:tcMar>
+              <w:top w:type="dxa" w:w="50"/>
+              <w:left w:type="dxa" w:w="90"/>
+              <w:bottom w:type="dxa" w:w="50"/>
+              <w:right w:type="dxa" w:w="90"/>
+            </w:tcMar>
+          </w:tcPr>
+          <w:p>
+            <w:pPr>
+              <w:keepNext w:val="false"/>
+              <w:keepLines/>
+              <w:spacing w:after="0" w:before="0" w:line="280"/>
+            </w:pPr>
+            <w:r>
+              <w:rPr>
+                <w:rFonts w:ascii="Calibri" w:eastAsia="Yu Gothic" w:hAnsi="Calibri"/>
+                <w:b w:val="false"/>
+                <w:bCs w:val="false"/>
+                <w:sz w:val="18"/>
+                <w:szCs w:val="18"/>
+              </w:rPr>
+              <w:t xml:space="preserve">Take a screenshot of the page in the User's own browser and put in the image (required for pages requiring login; recommended otherwise). Putting in a file made with the browser extension “Save evidence” (2.2.2) satisfies this step and step 4 at once</w:t>
+            </w:r>
+          </w:p>
+        </w:tc>
+        <w:tc>
+          <w:tcPr>
+            <w:tcW w:type="dxa" w:w="4351"/>
+            <w:tcBorders>
+              <w:top w:val="single" w:color="A6B8D0" w:sz="4"/>
+              <w:left w:val="single" w:color="A6B8D0" w:sz="4"/>
+              <w:bottom w:val="single" w:color="A6B8D0" w:sz="4"/>
+              <w:right w:val="single" w:color="A6B8D0" w:sz="4"/>
+            </w:tcBorders>
+            <w:tcMar>
+              <w:top w:type="dxa" w:w="50"/>
+              <w:left w:type="dxa" w:w="90"/>
+              <w:bottom w:type="dxa" w:w="50"/>
+              <w:right w:type="dxa" w:w="90"/>
+            </w:tcMar>
+          </w:tcPr>
+          <w:p>
+            <w:pPr>
+              <w:keepNext w:val="false"/>
+              <w:keepLines/>
+              <w:spacing w:after="0" w:before="0" w:line="280"/>
+            </w:pPr>
+            <w:r>
+              <w:rPr>
+                <w:rFonts w:ascii="Calibri" w:eastAsia="Yu Gothic" w:hAnsi="Calibri"/>
+                <w:b w:val="false"/>
+                <w:bCs w:val="false"/>
+                <w:sz w:val="18"/>
+                <w:szCs w:val="18"/>
+              </w:rPr>
+              <w:t xml:space="preserve">Compute the hash of the screenshot. A file from the extension is imported after its internal hashes are checked</w:t>
             </w:r>
           </w:p>
         </w:tc>
@@ -4551,23 +3147,23 @@
         </w:trPr>
         <w:tc>
           <w:tcPr>
-            <w:tcW w:type="dxa" w:w="760"/>
-            <w:tcBorders>
-              <w:top w:val="single" w:color="A6B8D0" w:sz="4"/>
-              <w:left w:val="single" w:color="A6B8D0" w:sz="4"/>
-              <w:bottom w:val="single" w:color="A6B8D0" w:sz="4"/>
-              <w:right w:val="single" w:color="A6B8D0" w:sz="4"/>
-            </w:tcBorders>
-            <w:tcMar>
-              <w:top w:type="dxa" w:w="50"/>
-              <w:left w:type="dxa" w:w="90"/>
-              <w:bottom w:type="dxa" w:w="50"/>
-              <w:right w:type="dxa" w:w="90"/>
-            </w:tcMar>
-          </w:tcPr>
-          <w:p>
-            <w:pPr>
-              <w:keepNext/>
+            <w:tcW w:type="dxa" w:w="920"/>
+            <w:tcBorders>
+              <w:top w:val="single" w:color="A6B8D0" w:sz="4"/>
+              <w:left w:val="single" w:color="A6B8D0" w:sz="4"/>
+              <w:bottom w:val="single" w:color="A6B8D0" w:sz="4"/>
+              <w:right w:val="single" w:color="A6B8D0" w:sz="4"/>
+            </w:tcBorders>
+            <w:tcMar>
+              <w:top w:type="dxa" w:w="50"/>
+              <w:left w:type="dxa" w:w="90"/>
+              <w:bottom w:type="dxa" w:w="50"/>
+              <w:right w:type="dxa" w:w="90"/>
+            </w:tcMar>
+          </w:tcPr>
+          <w:p>
+            <w:pPr>
+              <w:keepNext w:val="false"/>
               <w:keepLines/>
               <w:spacing w:after="0" w:before="0" w:line="280"/>
             </w:pPr>
@@ -4585,23 +3181,23 @@
         </w:tc>
         <w:tc>
           <w:tcPr>
-            <w:tcW w:type="dxa" w:w="4435"/>
-            <w:tcBorders>
-              <w:top w:val="single" w:color="A6B8D0" w:sz="4"/>
-              <w:left w:val="single" w:color="A6B8D0" w:sz="4"/>
-              <w:bottom w:val="single" w:color="A6B8D0" w:sz="4"/>
-              <w:right w:val="single" w:color="A6B8D0" w:sz="4"/>
-            </w:tcBorders>
-            <w:tcMar>
-              <w:top w:type="dxa" w:w="50"/>
-              <w:left w:type="dxa" w:w="90"/>
-              <w:bottom w:type="dxa" w:w="50"/>
-              <w:right w:type="dxa" w:w="90"/>
-            </w:tcMar>
-          </w:tcPr>
-          <w:p>
-            <w:pPr>
-              <w:keepNext/>
+            <w:tcW w:type="dxa" w:w="4367"/>
+            <w:tcBorders>
+              <w:top w:val="single" w:color="A6B8D0" w:sz="4"/>
+              <w:left w:val="single" w:color="A6B8D0" w:sz="4"/>
+              <w:bottom w:val="single" w:color="A6B8D0" w:sz="4"/>
+              <w:right w:val="single" w:color="A6B8D0" w:sz="4"/>
+            </w:tcBorders>
+            <w:tcMar>
+              <w:top w:type="dxa" w:w="50"/>
+              <w:left w:type="dxa" w:w="90"/>
+              <w:bottom w:type="dxa" w:w="50"/>
+              <w:right w:type="dxa" w:w="90"/>
+            </w:tcMar>
+          </w:tcPr>
+          <w:p>
+            <w:pPr>
+              <w:keepNext w:val="false"/>
               <w:keepLines/>
               <w:spacing w:after="0" w:before="0" w:line="280"/>
             </w:pPr>
@@ -4619,23 +3215,23 @@
         </w:tc>
         <w:tc>
           <w:tcPr>
-            <w:tcW w:type="dxa" w:w="4443"/>
-            <w:tcBorders>
-              <w:top w:val="single" w:color="A6B8D0" w:sz="4"/>
-              <w:left w:val="single" w:color="A6B8D0" w:sz="4"/>
-              <w:bottom w:val="single" w:color="A6B8D0" w:sz="4"/>
-              <w:right w:val="single" w:color="A6B8D0" w:sz="4"/>
-            </w:tcBorders>
-            <w:tcMar>
-              <w:top w:type="dxa" w:w="50"/>
-              <w:left w:type="dxa" w:w="90"/>
-              <w:bottom w:type="dxa" w:w="50"/>
-              <w:right w:type="dxa" w:w="90"/>
-            </w:tcMar>
-          </w:tcPr>
-          <w:p>
-            <w:pPr>
-              <w:keepNext/>
+            <w:tcW w:type="dxa" w:w="4351"/>
+            <w:tcBorders>
+              <w:top w:val="single" w:color="A6B8D0" w:sz="4"/>
+              <w:left w:val="single" w:color="A6B8D0" w:sz="4"/>
+              <w:bottom w:val="single" w:color="A6B8D0" w:sz="4"/>
+              <w:right w:val="single" w:color="A6B8D0" w:sz="4"/>
+            </w:tcBorders>
+            <w:tcMar>
+              <w:top w:type="dxa" w:w="50"/>
+              <w:left w:type="dxa" w:w="90"/>
+              <w:bottom w:type="dxa" w:w="50"/>
+              <w:right w:type="dxa" w:w="90"/>
+            </w:tcMar>
+          </w:tcPr>
+          <w:p>
+            <w:pPr>
+              <w:keepNext w:val="false"/>
               <w:keepLines/>
               <w:spacing w:after="0" w:before="0" w:line="280"/>
             </w:pPr>
@@ -4659,23 +3255,23 @@
         </w:trPr>
         <w:tc>
           <w:tcPr>
-            <w:tcW w:type="dxa" w:w="760"/>
-            <w:tcBorders>
-              <w:top w:val="single" w:color="A6B8D0" w:sz="4"/>
-              <w:left w:val="single" w:color="A6B8D0" w:sz="4"/>
-              <w:bottom w:val="single" w:color="A6B8D0" w:sz="4"/>
-              <w:right w:val="single" w:color="A6B8D0" w:sz="4"/>
-            </w:tcBorders>
-            <w:tcMar>
-              <w:top w:type="dxa" w:w="50"/>
-              <w:left w:type="dxa" w:w="90"/>
-              <w:bottom w:type="dxa" w:w="50"/>
-              <w:right w:type="dxa" w:w="90"/>
-            </w:tcMar>
-          </w:tcPr>
-          <w:p>
-            <w:pPr>
-              <w:keepNext/>
+            <w:tcW w:type="dxa" w:w="920"/>
+            <w:tcBorders>
+              <w:top w:val="single" w:color="A6B8D0" w:sz="4"/>
+              <w:left w:val="single" w:color="A6B8D0" w:sz="4"/>
+              <w:bottom w:val="single" w:color="A6B8D0" w:sz="4"/>
+              <w:right w:val="single" w:color="A6B8D0" w:sz="4"/>
+            </w:tcBorders>
+            <w:tcMar>
+              <w:top w:type="dxa" w:w="50"/>
+              <w:left w:type="dxa" w:w="90"/>
+              <w:bottom w:type="dxa" w:w="50"/>
+              <w:right w:type="dxa" w:w="90"/>
+            </w:tcMar>
+          </w:tcPr>
+          <w:p>
+            <w:pPr>
+              <w:keepNext w:val="false"/>
               <w:keepLines/>
               <w:spacing w:after="0" w:before="0" w:line="280"/>
             </w:pPr>
@@ -4693,23 +3289,23 @@
         </w:tc>
         <w:tc>
           <w:tcPr>
-            <w:tcW w:type="dxa" w:w="4435"/>
-            <w:tcBorders>
-              <w:top w:val="single" w:color="A6B8D0" w:sz="4"/>
-              <w:left w:val="single" w:color="A6B8D0" w:sz="4"/>
-              <w:bottom w:val="single" w:color="A6B8D0" w:sz="4"/>
-              <w:right w:val="single" w:color="A6B8D0" w:sz="4"/>
-            </w:tcBorders>
-            <w:tcMar>
-              <w:top w:type="dxa" w:w="50"/>
-              <w:left w:type="dxa" w:w="90"/>
-              <w:bottom w:type="dxa" w:w="50"/>
-              <w:right w:type="dxa" w:w="90"/>
-            </w:tcMar>
-          </w:tcPr>
-          <w:p>
-            <w:pPr>
-              <w:keepNext/>
+            <w:tcW w:type="dxa" w:w="4367"/>
+            <w:tcBorders>
+              <w:top w:val="single" w:color="A6B8D0" w:sz="4"/>
+              <w:left w:val="single" w:color="A6B8D0" w:sz="4"/>
+              <w:bottom w:val="single" w:color="A6B8D0" w:sz="4"/>
+              <w:right w:val="single" w:color="A6B8D0" w:sz="4"/>
+            </w:tcBorders>
+            <w:tcMar>
+              <w:top w:type="dxa" w:w="50"/>
+              <w:left w:type="dxa" w:w="90"/>
+              <w:bottom w:type="dxa" w:w="50"/>
+              <w:right w:type="dxa" w:w="90"/>
+            </w:tcMar>
+          </w:tcPr>
+          <w:p>
+            <w:pPr>
+              <w:keepNext w:val="false"/>
               <w:keepLines/>
               <w:spacing w:after="0" w:before="0" w:line="280"/>
             </w:pPr>
@@ -4727,23 +3323,23 @@
         </w:tc>
         <w:tc>
           <w:tcPr>
-            <w:tcW w:type="dxa" w:w="4443"/>
-            <w:tcBorders>
-              <w:top w:val="single" w:color="A6B8D0" w:sz="4"/>
-              <w:left w:val="single" w:color="A6B8D0" w:sz="4"/>
-              <w:bottom w:val="single" w:color="A6B8D0" w:sz="4"/>
-              <w:right w:val="single" w:color="A6B8D0" w:sz="4"/>
-            </w:tcBorders>
-            <w:tcMar>
-              <w:top w:type="dxa" w:w="50"/>
-              <w:left w:type="dxa" w:w="90"/>
-              <w:bottom w:type="dxa" w:w="50"/>
-              <w:right w:type="dxa" w:w="90"/>
-            </w:tcMar>
-          </w:tcPr>
-          <w:p>
-            <w:pPr>
-              <w:keepNext/>
+            <w:tcW w:type="dxa" w:w="4351"/>
+            <w:tcBorders>
+              <w:top w:val="single" w:color="A6B8D0" w:sz="4"/>
+              <w:left w:val="single" w:color="A6B8D0" w:sz="4"/>
+              <w:bottom w:val="single" w:color="A6B8D0" w:sz="4"/>
+              <w:right w:val="single" w:color="A6B8D0" w:sz="4"/>
+            </w:tcBorders>
+            <w:tcMar>
+              <w:top w:type="dxa" w:w="50"/>
+              <w:left w:type="dxa" w:w="90"/>
+              <w:bottom w:type="dxa" w:w="50"/>
+              <w:right w:type="dxa" w:w="90"/>
+            </w:tcMar>
+          </w:tcPr>
+          <w:p>
+            <w:pPr>
+              <w:keepNext w:val="false"/>
               <w:keepLines/>
               <w:spacing w:after="0" w:before="0" w:line="280"/>
             </w:pPr>
@@ -4767,7 +3363,7 @@
         </w:trPr>
         <w:tc>
           <w:tcPr>
-            <w:tcW w:type="dxa" w:w="760"/>
+            <w:tcW w:type="dxa" w:w="920"/>
             <w:tcBorders>
               <w:top w:val="single" w:color="A6B8D0" w:sz="4"/>
               <w:left w:val="single" w:color="A6B8D0" w:sz="4"/>
@@ -4801,7 +3397,7 @@
         </w:tc>
         <w:tc>
           <w:tcPr>
-            <w:tcW w:type="dxa" w:w="4435"/>
+            <w:tcW w:type="dxa" w:w="4367"/>
             <w:tcBorders>
               <w:top w:val="single" w:color="A6B8D0" w:sz="4"/>
               <w:left w:val="single" w:color="A6B8D0" w:sz="4"/>
@@ -4835,7 +3431,7 @@
         </w:tc>
         <w:tc>
           <w:tcPr>
-            <w:tcW w:type="dxa" w:w="4443"/>
+            <w:tcW w:type="dxa" w:w="4351"/>
             <w:tcBorders>
               <w:top w:val="single" w:color="A6B8D0" w:sz="4"/>
               <w:left w:val="single" w:color="A6B8D0" w:sz="4"/>
@@ -4873,7 +3469,7 @@
                 <w:sz w:val="18"/>
                 <w:szCs w:val="18"/>
               </w:rPr>
-              <w:t xml:space="preserve">status/&lt;serial&gt;.json</w:t>
+              <w:t xml:space="preserve">status/&lt;device number&gt;.jsonl</w:t>
             </w:r>
             <w:r>
               <w:rPr>
@@ -4884,6 +3480,174 @@
                 <w:szCs w:val="18"/>
               </w:rPr>
               <w:t xml:space="preserve">; 3.2) (Chapter 1, 7 “Runtime Scenarios”)</w:t>
+            </w:r>
+          </w:p>
+        </w:tc>
+      </w:tr>
+      <w:tr>
+        <w:trPr>
+          <w:cantSplit/>
+          <w:tblHeader w:val="off"/>
+        </w:trPr>
+        <w:tc>
+          <w:tcPr>
+            <w:tcW w:type="dxa" w:w="920"/>
+            <w:tcBorders>
+              <w:top w:val="single" w:color="A6B8D0" w:sz="4"/>
+              <w:left w:val="single" w:color="A6B8D0" w:sz="4"/>
+              <w:bottom w:val="single" w:color="A6B8D0" w:sz="4"/>
+              <w:right w:val="single" w:color="A6B8D0" w:sz="4"/>
+            </w:tcBorders>
+            <w:tcMar>
+              <w:top w:type="dxa" w:w="50"/>
+              <w:left w:type="dxa" w:w="90"/>
+              <w:bottom w:type="dxa" w:w="50"/>
+              <w:right w:type="dxa" w:w="90"/>
+            </w:tcMar>
+          </w:tcPr>
+          <w:p>
+            <w:pPr>
+              <w:keepNext w:val="false"/>
+              <w:keepLines/>
+              <w:spacing w:after="0" w:before="0" w:line="280"/>
+            </w:pPr>
+            <w:r>
+              <w:rPr>
+                <w:rFonts w:ascii="Calibri" w:eastAsia="Yu Gothic" w:hAnsi="Calibri"/>
+                <w:b w:val="false"/>
+                <w:bCs w:val="false"/>
+                <w:sz w:val="18"/>
+                <w:szCs w:val="18"/>
+              </w:rPr>
+              <w:t xml:space="preserve">(Before)</w:t>
+            </w:r>
+          </w:p>
+        </w:tc>
+        <w:tc>
+          <w:tcPr>
+            <w:tcW w:type="dxa" w:w="4367"/>
+            <w:tcBorders>
+              <w:top w:val="single" w:color="A6B8D0" w:sz="4"/>
+              <w:left w:val="single" w:color="A6B8D0" w:sz="4"/>
+              <w:bottom w:val="single" w:color="A6B8D0" w:sz="4"/>
+              <w:right w:val="single" w:color="A6B8D0" w:sz="4"/>
+            </w:tcBorders>
+            <w:tcMar>
+              <w:top w:type="dxa" w:w="50"/>
+              <w:left w:type="dxa" w:w="90"/>
+              <w:bottom w:type="dxa" w:w="50"/>
+              <w:right w:type="dxa" w:w="90"/>
+            </w:tcMar>
+          </w:tcPr>
+          <w:p>
+            <w:pPr>
+              <w:keepNext w:val="false"/>
+              <w:keepLines/>
+              <w:spacing w:after="0" w:before="0" w:line="280"/>
+            </w:pPr>
+            <w:r>
+              <w:rPr>
+                <w:rFonts w:ascii="Calibri" w:eastAsia="Yu Gothic" w:hAnsi="Calibri"/>
+                <w:b w:val="false"/>
+                <w:bCs w:val="false"/>
+                <w:sz w:val="18"/>
+                <w:szCs w:val="18"/>
+              </w:rPr>
+              <w:t xml:space="preserve">To search for reposts by hand, “Search by image” in G-12“Works” opens the pages of Google Lens (</w:t>
+            </w:r>
+            <w:r>
+              <w:rPr>
+                <w:rFonts w:ascii="Consolas" w:eastAsia="Yu Gothic" w:hAnsi="Consolas"/>
+                <w:b w:val="false"/>
+                <w:bCs w:val="false"/>
+                <w:sz w:val="18"/>
+                <w:szCs w:val="18"/>
+              </w:rPr>
+              <w:t xml:space="preserve">lens.google.com</w:t>
+            </w:r>
+            <w:r>
+              <w:rPr>
+                <w:rFonts w:ascii="Calibri" w:eastAsia="Yu Gothic" w:hAnsi="Calibri"/>
+                <w:b w:val="false"/>
+                <w:bCs w:val="false"/>
+                <w:sz w:val="18"/>
+                <w:szCs w:val="18"/>
+              </w:rPr>
+              <w:t xml:space="preserve">; </w:t>
+            </w:r>
+            <w:r>
+              <w:rPr>
+                <w:rFonts w:ascii="Consolas" w:eastAsia="Yu Gothic" w:hAnsi="Consolas"/>
+                <w:b w:val="false"/>
+                <w:bCs w:val="false"/>
+                <w:sz w:val="18"/>
+                <w:szCs w:val="18"/>
+              </w:rPr>
+              <w:t xml:space="preserve">uploadbyurl</w:t>
+            </w:r>
+            <w:r>
+              <w:rPr>
+                <w:rFonts w:ascii="Calibri" w:eastAsia="Yu Gothic" w:hAnsi="Calibri"/>
+                <w:b w:val="false"/>
+                <w:bCs w:val="false"/>
+                <w:sz w:val="18"/>
+                <w:szCs w:val="18"/>
+              </w:rPr>
+              <w:t xml:space="preserve"> is not used because it requires a public URL) and TinEye (</w:t>
+            </w:r>
+            <w:r>
+              <w:rPr>
+                <w:rFonts w:ascii="Consolas" w:eastAsia="Yu Gothic" w:hAnsi="Consolas"/>
+                <w:b w:val="false"/>
+                <w:bCs w:val="false"/>
+                <w:sz w:val="18"/>
+                <w:szCs w:val="18"/>
+              </w:rPr>
+              <w:t xml:space="preserve">tineye.com/search</w:t>
+            </w:r>
+            <w:r>
+              <w:rPr>
+                <w:rFonts w:ascii="Calibri" w:eastAsia="Yu Gothic" w:hAnsi="Calibri"/>
+                <w:b w:val="false"/>
+                <w:bCs w:val="false"/>
+                <w:sz w:val="18"/>
+                <w:szCs w:val="18"/>
+              </w:rPr>
+              <w:t xml:space="preserve">) in the default browser, and the User uploads a copy of the export to the page</w:t>
+            </w:r>
+          </w:p>
+        </w:tc>
+        <w:tc>
+          <w:tcPr>
+            <w:tcW w:type="dxa" w:w="4351"/>
+            <w:tcBorders>
+              <w:top w:val="single" w:color="A6B8D0" w:sz="4"/>
+              <w:left w:val="single" w:color="A6B8D0" w:sz="4"/>
+              <w:bottom w:val="single" w:color="A6B8D0" w:sz="4"/>
+              <w:right w:val="single" w:color="A6B8D0" w:sz="4"/>
+            </w:tcBorders>
+            <w:tcMar>
+              <w:top w:type="dxa" w:w="50"/>
+              <w:left w:type="dxa" w:w="90"/>
+              <w:bottom w:type="dxa" w:w="50"/>
+              <w:right w:type="dxa" w:w="90"/>
+            </w:tcMar>
+          </w:tcPr>
+          <w:p>
+            <w:pPr>
+              <w:keepNext w:val="false"/>
+              <w:keepLines/>
+              <w:spacing w:after="0" w:before="0" w:line="280"/>
+            </w:pPr>
+            <w:r>
+              <w:rPr>
+                <w:rFonts w:ascii="Calibri" w:eastAsia="Yu Gothic" w:hAnsi="Calibri"/>
+                <w:b w:val="false"/>
+                <w:bCs w:val="false"/>
+                <w:sz w:val="18"/>
+                <w:szCs w:val="18"/>
+              </w:rPr>
+              <w:t xml:space="preserve">The app sends no photo; it only opens the page and shows where the export is. No automatic crawling (Phase 2) (NRSD's request, 2026-10-01)</w:t>
             </w:r>
           </w:p>
         </w:tc>
@@ -4909,7 +3673,19 @@
         <w:rPr>
           <w:rFonts w:ascii="Calibri" w:eastAsia="Yu Gothic" w:hAnsi="Calibri"/>
         </w:rPr>
-        <w:t xml:space="preserve">One button (R-6-1-1“Registration can be done with one button”): registration is possible with only the URL and step 6, and the record of the reposted page (step 4) is also taken by default. Design Plan 10.2 says “Evidence is preserved at the same time as registration. Users do not need to know what is needed as evidence”, and 10.3 calls for keeping the record of “when and where it was published (②)” at the time of registration, so the page record does not depend on the User's operation. Steps 2, 3, and 5 are optional additions; if omitted, it is shown that the evidence will be less.</w:t>
+        <w:t xml:space="preserve">For the processing of step 6 (evidence preservation, creation of the case record and record signature, saving on the device, timestamp), a done mark is placed per stage in </w:t>
+      </w:r>
+      <w:r>
+        <w:rPr>
+          <w:rFonts w:ascii="Consolas" w:eastAsia="Yu Gothic" w:hAnsi="Consolas"/>
+        </w:rPr>
+        <w:t xml:space="preserve">state/</w:t>
+      </w:r>
+      <w:r>
+        <w:rPr>
+          <w:rFonts w:ascii="Calibri" w:eastAsia="Yu Gothic" w:hAnsi="Calibri"/>
+        </w:rPr>
+        <w:t xml:space="preserve"> (Chapter 8, 2.1 “Arrangement”), and if it stops midway it continues from the recorded stage at the next start (Chapter 1, 7.8 “Starting after an abnormal exit”).</w:t>
       </w:r>
     </w:p>
     <w:p>
@@ -4927,7 +3703,43 @@
         <w:rPr>
           <w:rFonts w:ascii="Calibri" w:eastAsia="Yu Gothic" w:hAnsi="Calibri"/>
         </w:rPr>
+        <w:t xml:space="preserve">One button (R-6-1-1): registration is possible with only the URL and step 6, and the record of the reposted page (step 4) is also taken by default. Design Plan 10.2 says “Evidence is preserved at the same time as registration. Users do not need to know what is needed as evidence”, and 10.3 calls for keeping the record of “when and where it was published (②)” at the time of registration, so the page record does not depend on the User's operation. Steps 2, 3, and 5 are optional additions; if omitted, it is shown that the evidence will be less.</w:t>
+      </w:r>
+    </w:p>
+    <w:p>
+      <w:pPr>
+        <w:pStyle w:val="ListParagraph"/>
+        <w:keepNext/>
+        <w:keepLines/>
+        <w:numPr>
+          <w:ilvl w:val="0"/>
+          <w:numId w:val="2"/>
+        </w:numPr>
+        <w:spacing w:after="20" w:before="20" w:line="300"/>
+      </w:pPr>
+      <w:r>
+        <w:rPr>
+          <w:rFonts w:ascii="Calibri" w:eastAsia="Yu Gothic" w:hAnsi="Calibri"/>
+        </w:rPr>
         <w:t xml:space="preserve">Balancing the IP address: fetching lets the other site see the User's IP address (Chapter 13, H-26“Taking a record of the repost page (the Registration default) shows the User's IP address to the other site”). It is taken by default, this visibility is shown before registration, and it can be turned off for that registration only. Registrations with it turned off are marked “no page record (② only by screenshot)”.</w:t>
+      </w:r>
+    </w:p>
+    <w:p>
+      <w:pPr>
+        <w:pStyle w:val="ListParagraph"/>
+        <w:keepNext/>
+        <w:keepLines/>
+        <w:numPr>
+          <w:ilvl w:val="0"/>
+          <w:numId w:val="2"/>
+        </w:numPr>
+        <w:spacing w:after="20" w:before="20" w:line="300"/>
+      </w:pPr>
+      <w:r>
+        <w:rPr>
+          <w:rFonts w:ascii="Calibri" w:eastAsia="Yu Gothic" w:hAnsi="Calibri"/>
+        </w:rPr>
+        <w:t xml:space="preserve">Recorded on the device (R-6-1-3): the case record is placed on the User's device and given a record signature with the User's key. It does not affect other Users' records.</w:t>
       </w:r>
     </w:p>
     <w:p>
@@ -4945,7 +3757,7 @@
         <w:rPr>
           <w:rFonts w:ascii="Calibri" w:eastAsia="Yu Gothic" w:hAnsi="Calibri"/>
         </w:rPr>
-        <w:t xml:space="preserve">Recorded on the device (R-6-1-3“Registrations are recorded on the User's device and do not affect other Users' records”): the case record is placed on the User's device and given a record signature with the User's key. It does not affect other Users' records.</w:t>
+        <w:t xml:space="preserve">Threat T-13 (information disclosure): fetching repost pages shows the User's IP address to the other site. Attacker: the operator of the repost site. Target asset: the User's location. Remaining gap: visible when fetched (Chapter 13, H-26“Taking a record of the repost page (the Registration default) shows the User's IP address to the other site”)</w:t>
       </w:r>
     </w:p>
     <w:p>
@@ -4974,7 +3786,7 @@
         <w:rPr>
           <w:rFonts w:ascii="Calibri" w:eastAsia="Yu Gothic" w:hAnsi="Calibri"/>
         </w:rPr>
-        <w:t xml:space="preserve">HTTP GET (cut off at 10 seconds for connection and 60 seconds overall, up to 5 redirects, up to 50 MB per response (page and each image); all initial values; the same as the table in Chapter 1, 4.2 “Communication with the outside”). The response body, headers, final URL, time of fetching (UTC), and the IP address of the responding server are saved.</w:t>
+        <w:t xml:space="preserve">HTTP GET (the timeouts, size limits, and redirect limits follow the table in Chapter 1, 4.2 “Communication with the outside”). The response body, headers, final URL, time of fetching (UTC), and the IP address of the responding server are saved.</w:t>
       </w:r>
     </w:p>
     <w:p>
@@ -5016,7 +3828,19 @@
         <w:rPr>
           <w:rFonts w:ascii="Calibri" w:eastAsia="Yu Gothic" w:hAnsi="Calibri"/>
         </w:rPr>
-        <w:t xml:space="preserve"> in the HTML, the top 5 largest are fetched by the same method. JavaScript, CSS, and fonts are not fetched.</w:t>
+        <w:t xml:space="preserve"> in the HTML, the top 5 largest are fetched by the same method (the HTML is parsed with html5ever; relative URLs are resolved against the final URL, and for </w:t>
+      </w:r>
+      <w:r>
+        <w:rPr>
+          <w:rFonts w:ascii="Consolas" w:eastAsia="Yu Gothic" w:hAnsi="Consolas"/>
+        </w:rPr>
+        <w:t xml:space="preserve">srcset</w:t>
+      </w:r>
+      <w:r>
+        <w:rPr>
+          <w:rFonts w:ascii="Calibri" w:eastAsia="Yu Gothic" w:hAnsi="Calibri"/>
+        </w:rPr>
+        <w:t xml:space="preserve"> the candidate with the largest descriptor is taken). JavaScript, CSS, and fonts are not fetched.</w:t>
       </w:r>
     </w:p>
     <w:p>
@@ -5070,7 +3894,43 @@
         <w:rPr>
           <w:rFonts w:ascii="Calibri" w:eastAsia="Yu Gothic" w:hAnsi="Calibri"/>
         </w:rPr>
-        <w:t xml:space="preserve">Request headers (DD-6-8“Fetch requests do not identify the System”): User-Agent and Accept-Language use the values held by the app's screen component (WebView). Cookie and Referer are not sent (the login state of the User's browser is not brought in).</w:t>
+        <w:t xml:space="preserve">Request headers (DD-6-8“Fetch requests do not identify the System”) follow the repost page row of Chapter 1, 4.2 “Communication with the outside”.</w:t>
+      </w:r>
+    </w:p>
+    <w:p>
+      <w:pPr>
+        <w:pStyle w:val="ListParagraph"/>
+        <w:keepNext/>
+        <w:keepLines/>
+        <w:numPr>
+          <w:ilvl w:val="0"/>
+          <w:numId w:val="2"/>
+        </w:numPr>
+        <w:spacing w:after="20" w:before="20" w:line="300"/>
+      </w:pPr>
+      <w:r>
+        <w:rPr>
+          <w:rFonts w:ascii="Calibri" w:eastAsia="Yu Gothic" w:hAnsi="Calibri"/>
+        </w:rPr>
+        <w:t xml:space="preserve">Notice before fetching (Chapter 1, 4.2 “Communication with the outside”): shows that the other site can see the User's IP address, and that a VPN can be used if this is a concern (Berkeley Protocol paragraph 101). The System does not provide a VPN.</w:t>
+      </w:r>
+    </w:p>
+    <w:p>
+      <w:pPr>
+        <w:pStyle w:val="ListParagraph"/>
+        <w:keepNext/>
+        <w:keepLines/>
+        <w:numPr>
+          <w:ilvl w:val="0"/>
+          <w:numId w:val="2"/>
+        </w:numPr>
+        <w:spacing w:after="20" w:before="20" w:line="300"/>
+      </w:pPr>
+      <w:r>
+        <w:rPr>
+          <w:rFonts w:ascii="Calibri" w:eastAsia="Yu Gothic" w:hAnsi="Calibri"/>
+        </w:rPr>
+        <w:t xml:space="preserve">Threat T-9 (elevation of privilege): touching malicious content when fetching repost pages. Attacker: malicious sites. Target asset: the User's device. Remaining gap: viewing in the User's own browser</w:t>
       </w:r>
     </w:p>
     <w:p>
@@ -5088,7 +3948,7 @@
         <w:rPr>
           <w:rFonts w:ascii="Calibri" w:eastAsia="Yu Gothic" w:hAnsi="Calibri"/>
         </w:rPr>
-        <w:t xml:space="preserve">Notice before fetching (Chapter 1, 4.2 “Communication with the outside”): shows that the other site can see the User's IP address, and that a VPN can be used if this is a concern (Berkeley Protocol paragraph 101). The System does not provide a VPN.</w:t>
+        <w:t xml:space="preserve">Threat T-21 (information disclosure): fetch requests for repost pages reveal to the Reposter that evidence is being collected. Attacker: the operator of the repost page. Target asset: case (evidence preservation). Remaining gap: the IP address is visible to the other party (H-26“Taking a record of the repost page (the Registration default) shows the User's IP address to the other site”)</w:t>
       </w:r>
     </w:p>
     <w:p>
@@ -5099,7 +3959,7 @@
         <w:rPr>
           <w:rFonts w:ascii="Calibri" w:eastAsia="Yu Gothic" w:hAnsi="Calibri"/>
         </w:rPr>
-        <w:t xml:space="preserve">2.2.1 Saving in WARC</w:t>
+        <w:t xml:space="preserve">2.2.1 Saving in WARC and WACZ</w:t>
       </w:r>
     </w:p>
     <w:p>
@@ -5129,7 +3989,325 @@
         <w:rPr>
           <w:rFonts w:ascii="Calibri" w:eastAsia="Yu Gothic" w:hAnsi="Calibri"/>
         </w:rPr>
-        <w:t xml:space="preserve">). The record types are warcinfo (the fetching tool and its version), request (the request sent), response (the response received), and metadata (the time of fetching, final URL, IP address of the responding server, and the subject and issuer of the TLS certificate) (the record types of ISO 28500).</w:t>
+        <w:t xml:space="preserve">; WARC/1.1). The record types are warcinfo (</w:t>
+      </w:r>
+      <w:r>
+        <w:rPr>
+          <w:rFonts w:ascii="Consolas" w:eastAsia="Yu Gothic" w:hAnsi="Consolas"/>
+        </w:rPr>
+        <w:t xml:space="preserve">software</w:t>
+      </w:r>
+      <w:r>
+        <w:rPr>
+          <w:rFonts w:ascii="Calibri" w:eastAsia="Yu Gothic" w:hAnsi="Calibri"/>
+        </w:rPr>
+        <w:t xml:space="preserve">, </w:t>
+      </w:r>
+      <w:r>
+        <w:rPr>
+          <w:rFonts w:ascii="Consolas" w:eastAsia="Yu Gothic" w:hAnsi="Consolas"/>
+        </w:rPr>
+        <w:t xml:space="preserve">format</w:t>
+      </w:r>
+      <w:r>
+        <w:rPr>
+          <w:rFonts w:ascii="Calibri" w:eastAsia="Yu Gothic" w:hAnsi="Calibri"/>
+        </w:rPr>
+        <w:t xml:space="preserve">, the fetching tool and its version), request (the request sent; each stage's request if redirected), response (the response received; each stage's response of redirects and the final response), and metadata (the time of fetching, final URL, IP address of the responding server, and the subject and issuer of the TLS certificate), and each record carries </w:t>
+      </w:r>
+      <w:r>
+        <w:rPr>
+          <w:rFonts w:ascii="Consolas" w:eastAsia="Yu Gothic" w:hAnsi="Consolas"/>
+        </w:rPr>
+        <w:t xml:space="preserve">WARC-Record-ID</w:t>
+      </w:r>
+      <w:r>
+        <w:rPr>
+          <w:rFonts w:ascii="Calibri" w:eastAsia="Yu Gothic" w:hAnsi="Calibri"/>
+        </w:rPr>
+        <w:t xml:space="preserve"> (</w:t>
+      </w:r>
+      <w:r>
+        <w:rPr>
+          <w:rFonts w:ascii="Consolas" w:eastAsia="Yu Gothic" w:hAnsi="Consolas"/>
+        </w:rPr>
+        <w:t xml:space="preserve">urn:uuid:</w:t>
+      </w:r>
+      <w:r>
+        <w:rPr>
+          <w:rFonts w:ascii="Calibri" w:eastAsia="Yu Gothic" w:hAnsi="Calibri"/>
+        </w:rPr>
+        <w:t xml:space="preserve">), </w:t>
+      </w:r>
+      <w:r>
+        <w:rPr>
+          <w:rFonts w:ascii="Consolas" w:eastAsia="Yu Gothic" w:hAnsi="Consolas"/>
+        </w:rPr>
+        <w:t xml:space="preserve">WARC-Target-URI</w:t>
+      </w:r>
+      <w:r>
+        <w:rPr>
+          <w:rFonts w:ascii="Calibri" w:eastAsia="Yu Gothic" w:hAnsi="Calibri"/>
+        </w:rPr>
+        <w:t xml:space="preserve">, </w:t>
+      </w:r>
+      <w:r>
+        <w:rPr>
+          <w:rFonts w:ascii="Consolas" w:eastAsia="Yu Gothic" w:hAnsi="Consolas"/>
+        </w:rPr>
+        <w:t xml:space="preserve">WARC-Date</w:t>
+      </w:r>
+      <w:r>
+        <w:rPr>
+          <w:rFonts w:ascii="Calibri" w:eastAsia="Yu Gothic" w:hAnsi="Calibri"/>
+        </w:rPr>
+        <w:t xml:space="preserve">, and </w:t>
+      </w:r>
+      <w:r>
+        <w:rPr>
+          <w:rFonts w:ascii="Consolas" w:eastAsia="Yu Gothic" w:hAnsi="Consolas"/>
+        </w:rPr>
+        <w:t xml:space="preserve">WARC-Block-Digest</w:t>
+      </w:r>
+      <w:r>
+        <w:rPr>
+          <w:rFonts w:ascii="Calibri" w:eastAsia="Yu Gothic" w:hAnsi="Calibri"/>
+        </w:rPr>
+        <w:t xml:space="preserve"> (sha256) (the record types and mandatory headers of ISO 28500:2017). A copy of the DOM made by the extension (not an HTTP response) goes in as a resource record. The WACZ </w:t>
+      </w:r>
+      <w:r>
+        <w:rPr>
+          <w:rFonts w:ascii="Consolas" w:eastAsia="Yu Gothic" w:hAnsi="Consolas"/>
+        </w:rPr>
+        <w:t xml:space="preserve">datapackage.json</w:t>
+      </w:r>
+      <w:r>
+        <w:rPr>
+          <w:rFonts w:ascii="Calibri" w:eastAsia="Yu Gothic" w:hAnsi="Calibri"/>
+        </w:rPr>
+        <w:t xml:space="preserve"> has </w:t>
+      </w:r>
+      <w:r>
+        <w:rPr>
+          <w:rFonts w:ascii="Consolas" w:eastAsia="Yu Gothic" w:hAnsi="Consolas"/>
+        </w:rPr>
+        <w:t xml:space="preserve">wacz_version</w:t>
+      </w:r>
+      <w:r>
+        <w:rPr>
+          <w:rFonts w:ascii="Calibri" w:eastAsia="Yu Gothic" w:hAnsi="Calibri"/>
+        </w:rPr>
+        <w:t xml:space="preserve"> 1.1.1, </w:t>
+      </w:r>
+      <w:r>
+        <w:rPr>
+          <w:rFonts w:ascii="Consolas" w:eastAsia="Yu Gothic" w:hAnsi="Consolas"/>
+        </w:rPr>
+        <w:t xml:space="preserve">created</w:t>
+      </w:r>
+      <w:r>
+        <w:rPr>
+          <w:rFonts w:ascii="Calibri" w:eastAsia="Yu Gothic" w:hAnsi="Calibri"/>
+        </w:rPr>
+        <w:t xml:space="preserve">, </w:t>
+      </w:r>
+      <w:r>
+        <w:rPr>
+          <w:rFonts w:ascii="Consolas" w:eastAsia="Yu Gothic" w:hAnsi="Consolas"/>
+        </w:rPr>
+        <w:t xml:space="preserve">software</w:t>
+      </w:r>
+      <w:r>
+        <w:rPr>
+          <w:rFonts w:ascii="Calibri" w:eastAsia="Yu Gothic" w:hAnsi="Calibri"/>
+        </w:rPr>
+        <w:t xml:space="preserve">, and </w:t>
+      </w:r>
+      <w:r>
+        <w:rPr>
+          <w:rFonts w:ascii="Consolas" w:eastAsia="Yu Gothic" w:hAnsi="Consolas"/>
+        </w:rPr>
+        <w:t xml:space="preserve">resources</w:t>
+      </w:r>
+      <w:r>
+        <w:rPr>
+          <w:rFonts w:ascii="Calibri" w:eastAsia="Yu Gothic" w:hAnsi="Calibri"/>
+        </w:rPr>
+        <w:t xml:space="preserve"> (the sha256 of each file).</w:t>
+      </w:r>
+    </w:p>
+    <w:p>
+      <w:pPr>
+        <w:pStyle w:val="ListParagraph"/>
+        <w:keepNext/>
+        <w:keepLines/>
+        <w:numPr>
+          <w:ilvl w:val="0"/>
+          <w:numId w:val="2"/>
+        </w:numPr>
+        <w:spacing w:after="20" w:before="20" w:line="300"/>
+      </w:pPr>
+      <w:r>
+        <w:rPr>
+          <w:rFonts w:ascii="Calibri" w:eastAsia="Yu Gothic" w:hAnsi="Calibri"/>
+        </w:rPr>
+        <w:t xml:space="preserve">The WARC is wrapped in WACZ (Webrecorder's Web Archive Collection Zipped; Library of Congress format registration fdd000586; the WARC, indexes, </w:t>
+      </w:r>
+      <w:r>
+        <w:rPr>
+          <w:rFonts w:ascii="Consolas" w:eastAsia="Yu Gothic" w:hAnsi="Consolas"/>
+        </w:rPr>
+        <w:t xml:space="preserve">pages.jsonl</w:t>
+      </w:r>
+      <w:r>
+        <w:rPr>
+          <w:rFonts w:ascii="Calibri" w:eastAsia="Yu Gothic" w:hAnsi="Calibri"/>
+        </w:rPr>
+        <w:t xml:space="preserve">, and screenshots in one ZIP), and in the form of WACZ Signing and Verification 0.1.0 a signature with the User's signing certificate and an RFC 3161 timestamp are placed in </w:t>
+      </w:r>
+      <w:r>
+        <w:rPr>
+          <w:rFonts w:ascii="Consolas" w:eastAsia="Yu Gothic" w:hAnsi="Consolas"/>
+        </w:rPr>
+        <w:t xml:space="preserve">datapackage-digest.json</w:t>
+      </w:r>
+      <w:r>
+        <w:rPr>
+          <w:rFonts w:ascii="Calibri" w:eastAsia="Yu Gothic" w:hAnsi="Calibri"/>
+        </w:rPr>
+        <w:t xml:space="preserve">. Anyone can verify it with Webrecorder's tools (py-wacz, ReplayWeb.page) and Starling Lab's tools. The output of the browser extension (2.2.2) is the same WACZ (NRSD's request, 2026-10-01).</w:t>
+      </w:r>
+    </w:p>
+    <w:p>
+      <w:pPr>
+        <w:pStyle w:val="ListParagraph"/>
+        <w:keepNext/>
+        <w:keepLines/>
+        <w:numPr>
+          <w:ilvl w:val="0"/>
+          <w:numId w:val="2"/>
+        </w:numPr>
+        <w:spacing w:after="20" w:before="20" w:line="300"/>
+      </w:pPr>
+      <w:r>
+        <w:rPr>
+          <w:rFonts w:ascii="Calibri" w:eastAsia="Yu Gothic" w:hAnsi="Calibri"/>
+        </w:rPr>
+        <w:t xml:space="preserve">Signing the extension's output: because the extension has no key, it writes only hashes in </w:t>
+      </w:r>
+      <w:r>
+        <w:rPr>
+          <w:rFonts w:ascii="Consolas" w:eastAsia="Yu Gothic" w:hAnsi="Consolas"/>
+        </w:rPr>
+        <w:t xml:space="preserve">datapackage-digest.json</w:t>
+      </w:r>
+      <w:r>
+        <w:rPr>
+          <w:rFonts w:ascii="Calibri" w:eastAsia="Yu Gothic" w:hAnsi="Calibri"/>
+        </w:rPr>
+        <w:t xml:space="preserve"> (leaving </w:t>
+      </w:r>
+      <w:r>
+        <w:rPr>
+          <w:rFonts w:ascii="Consolas" w:eastAsia="Yu Gothic" w:hAnsi="Consolas"/>
+        </w:rPr>
+        <w:t xml:space="preserve">signedData</w:t>
+      </w:r>
+      <w:r>
+        <w:rPr>
+          <w:rFonts w:ascii="Calibri" w:eastAsia="Yu Gothic" w:hAnsi="Calibri"/>
+        </w:rPr>
+        <w:t xml:space="preserve"> of WACZ Signing 0.1.0 empty). At import, the app checks the hashes, attaches an anonymous signature (</w:t>
+      </w:r>
+      <w:r>
+        <w:rPr>
+          <w:rFonts w:ascii="Consolas" w:eastAsia="Yu Gothic" w:hAnsi="Consolas"/>
+        </w:rPr>
+        <w:t xml:space="preserve">hash</w:t>
+      </w:r>
+      <w:r>
+        <w:rPr>
+          <w:rFonts w:ascii="Calibri" w:eastAsia="Yu Gothic" w:hAnsi="Calibri"/>
+        </w:rPr>
+        <w:t xml:space="preserve">, </w:t>
+      </w:r>
+      <w:r>
+        <w:rPr>
+          <w:rFonts w:ascii="Consolas" w:eastAsia="Yu Gothic" w:hAnsi="Consolas"/>
+        </w:rPr>
+        <w:t xml:space="preserve">created</w:t>
+      </w:r>
+      <w:r>
+        <w:rPr>
+          <w:rFonts w:ascii="Calibri" w:eastAsia="Yu Gothic" w:hAnsi="Calibri"/>
+        </w:rPr>
+        <w:t xml:space="preserve">, </w:t>
+      </w:r>
+      <w:r>
+        <w:rPr>
+          <w:rFonts w:ascii="Consolas" w:eastAsia="Yu Gothic" w:hAnsi="Consolas"/>
+        </w:rPr>
+        <w:t xml:space="preserve">software</w:t>
+      </w:r>
+      <w:r>
+        <w:rPr>
+          <w:rFonts w:ascii="Calibri" w:eastAsia="Yu Gothic" w:hAnsi="Calibri"/>
+        </w:rPr>
+        <w:t xml:space="preserve">, </w:t>
+      </w:r>
+      <w:r>
+        <w:rPr>
+          <w:rFonts w:ascii="Consolas" w:eastAsia="Yu Gothic" w:hAnsi="Consolas"/>
+        </w:rPr>
+        <w:t xml:space="preserve">signature</w:t>
+      </w:r>
+      <w:r>
+        <w:rPr>
+          <w:rFonts w:ascii="Calibri" w:eastAsia="Yu Gothic" w:hAnsi="Calibri"/>
+        </w:rPr>
+        <w:t xml:space="preserve">, </w:t>
+      </w:r>
+      <w:r>
+        <w:rPr>
+          <w:rFonts w:ascii="Consolas" w:eastAsia="Yu Gothic" w:hAnsi="Consolas"/>
+        </w:rPr>
+        <w:t xml:space="preserve">publicKey</w:t>
+      </w:r>
+      <w:r>
+        <w:rPr>
+          <w:rFonts w:ascii="Calibri" w:eastAsia="Yu Gothic" w:hAnsi="Calibri"/>
+        </w:rPr>
+        <w:t xml:space="preserve">) with the User's signing certificate, and puts an RFC 3161 timestamp in </w:t>
+      </w:r>
+      <w:r>
+        <w:rPr>
+          <w:rFonts w:ascii="Consolas" w:eastAsia="Yu Gothic" w:hAnsi="Consolas"/>
+        </w:rPr>
+        <w:t xml:space="preserve">timeSignature</w:t>
+      </w:r>
+      <w:r>
+        <w:rPr>
+          <w:rFonts w:ascii="Calibri" w:eastAsia="Yu Gothic" w:hAnsi="Calibri"/>
+        </w:rPr>
+        <w:t xml:space="preserve">. The meaning of the signature is “this was the content when the app received it”. The same form as a signature by an archiving tool in the specification.</w:t>
+      </w:r>
+    </w:p>
+    <w:p>
+      <w:pPr>
+        <w:pStyle w:val="ListParagraph"/>
+        <w:keepNext/>
+        <w:keepLines/>
+        <w:numPr>
+          <w:ilvl w:val="0"/>
+          <w:numId w:val="2"/>
+        </w:numPr>
+        <w:spacing w:after="20" w:before="20" w:line="300"/>
+      </w:pPr>
+      <w:r>
+        <w:rPr>
+          <w:rFonts w:ascii="Calibri" w:eastAsia="Yu Gothic" w:hAnsi="Calibri"/>
+        </w:rPr>
+        <w:t xml:space="preserve">The records of RDAP queries are added to the same WARC (5).</w:t>
       </w:r>
     </w:p>
     <w:p>
@@ -5189,7 +4367,31 @@
         <w:rPr>
           <w:rFonts w:ascii="Calibri" w:eastAsia="Yu Gothic" w:hAnsi="Calibri"/>
         </w:rPr>
-        <w:t xml:space="preserve">  1. Capture with the browser's “full-page screenshot” function (in Firefox, “Save full page” in the screenshot function; in Chrome, “Capture full size screenshot” in the developer tools).</w:t>
+        <w:t xml:space="preserve">  1. Capture with the browser's “full-page screenshot” function (in Firefox, “Save full page” in the screenshot function; in Chrome, “Capture full size screenshot” in the developer tools). The extension captures the whole page: in Firefox with the whole of </w:t>
+      </w:r>
+      <w:r>
+        <w:rPr>
+          <w:rFonts w:ascii="Consolas" w:eastAsia="Yu Gothic" w:hAnsi="Consolas"/>
+        </w:rPr>
+        <w:t xml:space="preserve">tabs.captureTab</w:t>
+      </w:r>
+      <w:r>
+        <w:rPr>
+          <w:rFonts w:ascii="Calibri" w:eastAsia="Yu Gothic" w:hAnsi="Calibri"/>
+        </w:rPr>
+        <w:t xml:space="preserve">, and in the Chromium family by stitching while scrolling the screen (the same as full-page extensions such as GoFullPage; the </w:t>
+      </w:r>
+      <w:r>
+        <w:rPr>
+          <w:rFonts w:ascii="Consolas" w:eastAsia="Yu Gothic" w:hAnsi="Consolas"/>
+        </w:rPr>
+        <w:t xml:space="preserve">debugger</w:t>
+      </w:r>
+      <w:r>
+        <w:rPr>
+          <w:rFonts w:ascii="Calibri" w:eastAsia="Yu Gothic" w:hAnsi="Calibri"/>
+        </w:rPr>
+        <w:t xml:space="preserve"> permission is not used).</w:t>
       </w:r>
     </w:p>
     <w:p>
@@ -5216,6 +4418,24 @@
           <w:rFonts w:ascii="Calibri" w:eastAsia="Yu Gothic" w:hAnsi="Calibri"/>
         </w:rPr>
         <w:t xml:space="preserve">  3. For pages requiring login, capture while logged in.</w:t>
+      </w:r>
+    </w:p>
+    <w:p>
+      <w:pPr>
+        <w:pStyle w:val="ListParagraph"/>
+        <w:keepNext/>
+        <w:keepLines/>
+        <w:numPr>
+          <w:ilvl w:val="0"/>
+          <w:numId w:val="2"/>
+        </w:numPr>
+        <w:spacing w:after="20" w:before="20" w:line="300"/>
+      </w:pPr>
+      <w:r>
+        <w:rPr>
+          <w:rFonts w:ascii="Calibri" w:eastAsia="Yu Gothic" w:hAnsi="Calibri"/>
+        </w:rPr>
+        <w:t xml:space="preserve">The app reads the capture date/time of the imported screenshot. Full-page captures from browsers are mostly PNG without a capture date/time, so in that case the file's modification date/time is used and recorded distinguished as “file date/time (not a record of the capture date/time)”. If either differs greatly from the registration date/time (24 hours or more; initial value), confirmation is requested. If the date/time is unknown, it is recorded as “no date/time”.</w:t>
       </w:r>
     </w:p>
     <w:p>
@@ -5233,7 +4453,265 @@
         <w:rPr>
           <w:rFonts w:ascii="Calibri" w:eastAsia="Yu Gothic" w:hAnsi="Calibri"/>
         </w:rPr>
-        <w:t xml:space="preserve">The app reads the capture date/time of the imported screenshot. Full-page captures from browsers are mostly PNG without a capture date/time, so in that case the file's modification date/time is used and recorded distinguished as “file date/time (not a record of the capture date/time)”. If either differs greatly from the registration date/time (24 hours or more; initial value), confirmation is requested. If the date/time is unknown, it is recorded as “no date/time”.</w:t>
+        <w:t xml:space="preserve">The browser extension “Save evidence” (Chromium family and Firefox; placed in the public extension stores, with the source in </w:t>
+      </w:r>
+      <w:r>
+        <w:rPr>
+          <w:rFonts w:ascii="Consolas" w:eastAsia="Yu Gothic" w:hAnsi="Consolas"/>
+        </w:rPr>
+        <w:t xml:space="preserve">extension/</w:t>
+      </w:r>
+      <w:r>
+        <w:rPr>
+          <w:rFonts w:ascii="Calibri" w:eastAsia="Yu Gothic" w:hAnsi="Calibri"/>
+        </w:rPr>
+        <w:t xml:space="preserve"> of the Public Repository; Chapter 9, 2): like SingleFile, with one button it gathers the page's URL, date/time, a full-page screenshot, and the HTML and images being displayed into one WACZ file (</w:t>
+      </w:r>
+      <w:r>
+        <w:rPr>
+          <w:rFonts w:ascii="Consolas" w:eastAsia="Yu Gothic" w:hAnsi="Consolas"/>
+        </w:rPr>
+        <w:t xml:space="preserve">.wacz</w:t>
+      </w:r>
+      <w:r>
+        <w:rPr>
+          <w:rFonts w:ascii="Calibri" w:eastAsia="Yu Gothic" w:hAnsi="Calibri"/>
+        </w:rPr>
+        <w:t xml:space="preserve">; the same form as 2.2.1), with each hash attached inside the extension, saves it with the browser's downloads API, and passes its location to the app through the URL scheme registered with the OS (</w:t>
+      </w:r>
+      <w:r>
+        <w:rPr>
+          <w:rFonts w:ascii="Consolas" w:eastAsia="Yu Gothic" w:hAnsi="Consolas"/>
+        </w:rPr>
+        <w:t xml:space="preserve">c2pa4cosplayer://import?path=…</w:t>
+      </w:r>
+      <w:r>
+        <w:rPr>
+          <w:rFonts w:ascii="Calibri" w:eastAsia="Yu Gothic" w:hAnsi="Calibri"/>
+        </w:rPr>
+        <w:t xml:space="preserve">) (if the app is not running, the OS starts it. The location accepted is only under the User's Downloads or the watched folder; other locations and locations containing </w:t>
+      </w:r>
+      <w:r>
+        <w:rPr>
+          <w:rFonts w:ascii="Consolas" w:eastAsia="Yu Gothic" w:hAnsi="Consolas"/>
+        </w:rPr>
+        <w:t xml:space="preserve">..</w:t>
+      </w:r>
+      <w:r>
+        <w:rPr>
+          <w:rFonts w:ascii="Calibri" w:eastAsia="Yu Gothic" w:hAnsi="Calibri"/>
+        </w:rPr>
+        <w:t xml:space="preserve"> are not imported, and the User is asked to choose the file. In case it does not get through, the app also watches the save folder the User chose). Even a page requiring login can be kept as the User's own screen, in the login state of the User's browser. The import limits are 200 files inside the ZIP and 400 MB after extraction (within the limit per case), with no </w:t>
+      </w:r>
+      <w:r>
+        <w:rPr>
+          <w:rFonts w:ascii="Consolas" w:eastAsia="Yu Gothic" w:hAnsi="Consolas"/>
+        </w:rPr>
+        <w:t xml:space="preserve">..</w:t>
+      </w:r>
+      <w:r>
+        <w:rPr>
+          <w:rFonts w:ascii="Calibri" w:eastAsia="Yu Gothic" w:hAnsi="Calibri"/>
+        </w:rPr>
+        <w:t xml:space="preserve"> in names. The extension does not identify the System and sends nothing to sites. The extension's manifest is MV3, and its permissions are only </w:t>
+      </w:r>
+      <w:r>
+        <w:rPr>
+          <w:rFonts w:ascii="Consolas" w:eastAsia="Yu Gothic" w:hAnsi="Consolas"/>
+        </w:rPr>
+        <w:t xml:space="preserve">activeTab</w:t>
+      </w:r>
+      <w:r>
+        <w:rPr>
+          <w:rFonts w:ascii="Calibri" w:eastAsia="Yu Gothic" w:hAnsi="Calibri"/>
+        </w:rPr>
+        <w:t xml:space="preserve">, </w:t>
+      </w:r>
+      <w:r>
+        <w:rPr>
+          <w:rFonts w:ascii="Consolas" w:eastAsia="Yu Gothic" w:hAnsi="Consolas"/>
+        </w:rPr>
+        <w:t xml:space="preserve">scripting</w:t>
+      </w:r>
+      <w:r>
+        <w:rPr>
+          <w:rFonts w:ascii="Calibri" w:eastAsia="Yu Gothic" w:hAnsi="Calibri"/>
+        </w:rPr>
+        <w:t xml:space="preserve">, and </w:t>
+      </w:r>
+      <w:r>
+        <w:rPr>
+          <w:rFonts w:ascii="Consolas" w:eastAsia="Yu Gothic" w:hAnsi="Consolas"/>
+        </w:rPr>
+        <w:t xml:space="preserve">downloads</w:t>
+      </w:r>
+      <w:r>
+        <w:rPr>
+          <w:rFonts w:ascii="Calibri" w:eastAsia="Yu Gothic" w:hAnsi="Calibri"/>
+        </w:rPr>
+        <w:t xml:space="preserve"> (no </w:t>
+      </w:r>
+      <w:r>
+        <w:rPr>
+          <w:rFonts w:ascii="Consolas" w:eastAsia="Yu Gothic" w:hAnsi="Consolas"/>
+        </w:rPr>
+        <w:t xml:space="preserve">host_permissions</w:t>
+      </w:r>
+      <w:r>
+        <w:rPr>
+          <w:rFonts w:ascii="Calibri" w:eastAsia="Yu Gothic" w:hAnsi="Calibri"/>
+        </w:rPr>
+        <w:t xml:space="preserve"> or </w:t>
+      </w:r>
+      <w:r>
+        <w:rPr>
+          <w:rFonts w:ascii="Consolas" w:eastAsia="Yu Gothic" w:hAnsi="Consolas"/>
+        </w:rPr>
+        <w:t xml:space="preserve">storage</w:t>
+      </w:r>
+      <w:r>
+        <w:rPr>
+          <w:rFonts w:ascii="Calibri" w:eastAsia="Yu Gothic" w:hAnsi="Calibri"/>
+        </w:rPr>
+        <w:t xml:space="preserve">; the same manifest for Firefox). Compatibility between the extension and the app is held in </w:t>
+      </w:r>
+      <w:r>
+        <w:rPr>
+          <w:rFonts w:ascii="Consolas" w:eastAsia="Yu Gothic" w:hAnsi="Consolas"/>
+        </w:rPr>
+        <w:t xml:space="preserve">dev/compat.yaml</w:t>
+      </w:r>
+      <w:r>
+        <w:rPr>
+          <w:rFonts w:ascii="Calibri" w:eastAsia="Yu Gothic" w:hAnsi="Calibri"/>
+        </w:rPr>
+        <w:t xml:space="preserve"> (a row is the extension version, the minimum app version that accepts it, </w:t>
+      </w:r>
+      <w:r>
+        <w:rPr>
+          <w:rFonts w:ascii="Consolas" w:eastAsia="Yu Gothic" w:hAnsi="Consolas"/>
+        </w:rPr>
+        <w:t xml:space="preserve">wacz_version</w:t>
+      </w:r>
+      <w:r>
+        <w:rPr>
+          <w:rFonts w:ascii="Calibri" w:eastAsia="Yu Gothic" w:hAnsi="Calibri"/>
+        </w:rPr>
+        <w:t xml:space="preserve">, and the major version of </w:t>
+      </w:r>
+      <w:r>
+        <w:rPr>
+          <w:rFonts w:ascii="Consolas" w:eastAsia="Yu Gothic" w:hAnsi="Consolas"/>
+        </w:rPr>
+        <w:t xml:space="preserve">software</w:t>
+      </w:r>
+      <w:r>
+        <w:rPr>
+          <w:rFonts w:ascii="Calibri" w:eastAsia="Yu Gothic" w:hAnsi="Calibri"/>
+        </w:rPr>
+        <w:t xml:space="preserve">), and the app refuses output from an extension that is too new by this table at import. The app's own saving is WARC and PNG as at Perma.cc (2.2.1). The guidance above remains for Users without the extension (NRSD's request, 2026-09-30).</w:t>
+      </w:r>
+    </w:p>
+    <w:p>
+      <w:pPr>
+        <w:pStyle w:val="ListParagraph"/>
+        <w:keepNext w:val="false"/>
+        <w:keepLines/>
+        <w:numPr>
+          <w:ilvl w:val="0"/>
+          <w:numId w:val="2"/>
+        </w:numPr>
+        <w:spacing w:after="20" w:before="20" w:line="300"/>
+      </w:pPr>
+      <w:r>
+        <w:rPr>
+          <w:rFonts w:ascii="Calibri" w:eastAsia="Yu Gothic" w:hAnsi="Calibri"/>
+        </w:rPr>
+        <w:t xml:space="preserve">Extension versions and when the app is not running: the extension writes </w:t>
+      </w:r>
+      <w:r>
+        <w:rPr>
+          <w:rFonts w:ascii="Consolas" w:eastAsia="Yu Gothic" w:hAnsi="Consolas"/>
+        </w:rPr>
+        <w:t xml:space="preserve">nrsd-capture/&lt;version&gt;</w:t>
+      </w:r>
+      <w:r>
+        <w:rPr>
+          <w:rFonts w:ascii="Calibri" w:eastAsia="Yu Gothic" w:hAnsi="Calibri"/>
+        </w:rPr>
+        <w:t xml:space="preserve"> and </w:t>
+      </w:r>
+      <w:r>
+        <w:rPr>
+          <w:rFonts w:ascii="Consolas" w:eastAsia="Yu Gothic" w:hAnsi="Consolas"/>
+        </w:rPr>
+        <w:t xml:space="preserve">wacz_version</w:t>
+      </w:r>
+      <w:r>
+        <w:rPr>
+          <w:rFonts w:ascii="Calibri" w:eastAsia="Yu Gothic" w:hAnsi="Calibri"/>
+        </w:rPr>
+        <w:t xml:space="preserve"> in </w:t>
+      </w:r>
+      <w:r>
+        <w:rPr>
+          <w:rFonts w:ascii="Consolas" w:eastAsia="Yu Gothic" w:hAnsi="Consolas"/>
+        </w:rPr>
+        <w:t xml:space="preserve">software</w:t>
+      </w:r>
+      <w:r>
+        <w:rPr>
+          <w:rFonts w:ascii="Calibri" w:eastAsia="Yu Gothic" w:hAnsi="Calibri"/>
+        </w:rPr>
+        <w:t xml:space="preserve"> of </w:t>
+      </w:r>
+      <w:r>
+        <w:rPr>
+          <w:rFonts w:ascii="Consolas" w:eastAsia="Yu Gothic" w:hAnsi="Consolas"/>
+        </w:rPr>
+        <w:t xml:space="preserve">datapackage.json</w:t>
+      </w:r>
+      <w:r>
+        <w:rPr>
+          <w:rFonts w:ascii="Calibri" w:eastAsia="Yu Gothic" w:hAnsi="Calibri"/>
+        </w:rPr>
+        <w:t xml:space="preserve">. The app accepts up to the </w:t>
+      </w:r>
+      <w:r>
+        <w:rPr>
+          <w:rFonts w:ascii="Consolas" w:eastAsia="Yu Gothic" w:hAnsi="Consolas"/>
+        </w:rPr>
+        <w:t xml:space="preserve">wacz_version</w:t>
+      </w:r>
+      <w:r>
+        <w:rPr>
+          <w:rFonts w:ascii="Calibri" w:eastAsia="Yu Gothic" w:hAnsi="Calibri"/>
+        </w:rPr>
+        <w:t xml:space="preserve"> and the extension's major version it knows; if newer, “Please update the app” (the same handling as a newer record format). The URL scheme (deep link) is handed over by the OS launching the app (tauri-plugin-deep-link; on Linux, AppImage registers with </w:t>
+      </w:r>
+      <w:r>
+        <w:rPr>
+          <w:rFonts w:ascii="Consolas" w:eastAsia="Yu Gothic" w:hAnsi="Consolas"/>
+        </w:rPr>
+        <w:t xml:space="preserve">register()</w:t>
+      </w:r>
+      <w:r>
+        <w:rPr>
+          <w:rFonts w:ascii="Calibri" w:eastAsia="Yu Gothic" w:hAnsi="Calibri"/>
+        </w:rPr>
+        <w:t xml:space="preserve"> at start). Watching the save folder happens only while running, and at start any </w:t>
+      </w:r>
+      <w:r>
+        <w:rPr>
+          <w:rFonts w:ascii="Consolas" w:eastAsia="Yu Gothic" w:hAnsi="Consolas"/>
+        </w:rPr>
+        <w:t xml:space="preserve">.wacz</w:t>
+      </w:r>
+      <w:r>
+        <w:rPr>
+          <w:rFonts w:ascii="Calibri" w:eastAsia="Yu Gothic" w:hAnsi="Calibri"/>
+        </w:rPr>
+        <w:t xml:space="preserve"> not yet imported in that folder is picked up.</w:t>
       </w:r>
     </w:p>
     <w:p>
@@ -5831,8 +5309,8 @@
         </w:tblBorders>
       </w:tblPr>
       <w:tblGrid>
-        <w:gridCol w:w="1330"/>
-        <w:gridCol w:w="8308"/>
+        <w:gridCol w:w="1720"/>
+        <w:gridCol w:w="7918"/>
       </w:tblGrid>
       <w:tr>
         <w:trPr>
@@ -5841,7 +5319,7 @@
         </w:trPr>
         <w:tc>
           <w:tcPr>
-            <w:tcW w:type="dxa" w:w="1330"/>
+            <w:tcW w:type="dxa" w:w="1720"/>
             <w:tcBorders>
               <w:top w:val="single" w:color="A6B8D0" w:sz="4"/>
               <w:left w:val="single" w:color="A6B8D0" w:sz="4"/>
@@ -5876,7 +5354,7 @@
         </w:tc>
         <w:tc>
           <w:tcPr>
-            <w:tcW w:type="dxa" w:w="8308"/>
+            <w:tcW w:type="dxa" w:w="7918"/>
             <w:tcBorders>
               <w:top w:val="single" w:color="A6B8D0" w:sz="4"/>
               <w:left w:val="single" w:color="A6B8D0" w:sz="4"/>
@@ -5917,7 +5395,7 @@
         </w:trPr>
         <w:tc>
           <w:tcPr>
-            <w:tcW w:type="dxa" w:w="1330"/>
+            <w:tcW w:type="dxa" w:w="1720"/>
             <w:tcBorders>
               <w:top w:val="single" w:color="A6B8D0" w:sz="4"/>
               <w:left w:val="single" w:color="A6B8D0" w:sz="4"/>
@@ -5951,7 +5429,7 @@
         </w:tc>
         <w:tc>
           <w:tcPr>
-            <w:tcW w:type="dxa" w:w="8308"/>
+            <w:tcW w:type="dxa" w:w="7918"/>
             <w:tcBorders>
               <w:top w:val="single" w:color="A6B8D0" w:sz="4"/>
               <w:left w:val="single" w:color="A6B8D0" w:sz="4"/>
@@ -5991,7 +5469,7 @@
         </w:trPr>
         <w:tc>
           <w:tcPr>
-            <w:tcW w:type="dxa" w:w="1330"/>
+            <w:tcW w:type="dxa" w:w="1720"/>
             <w:tcBorders>
               <w:top w:val="single" w:color="A6B8D0" w:sz="4"/>
               <w:left w:val="single" w:color="A6B8D0" w:sz="4"/>
@@ -6025,7 +5503,7 @@
         </w:tc>
         <w:tc>
           <w:tcPr>
-            <w:tcW w:type="dxa" w:w="8308"/>
+            <w:tcW w:type="dxa" w:w="7918"/>
             <w:tcBorders>
               <w:top w:val="single" w:color="A6B8D0" w:sz="4"/>
               <w:left w:val="single" w:color="A6B8D0" w:sz="4"/>
@@ -6065,7 +5543,7 @@
         </w:trPr>
         <w:tc>
           <w:tcPr>
-            <w:tcW w:type="dxa" w:w="1330"/>
+            <w:tcW w:type="dxa" w:w="1720"/>
             <w:tcBorders>
               <w:top w:val="single" w:color="A6B8D0" w:sz="4"/>
               <w:left w:val="single" w:color="A6B8D0" w:sz="4"/>
@@ -6099,7 +5577,7 @@
         </w:tc>
         <w:tc>
           <w:tcPr>
-            <w:tcW w:type="dxa" w:w="8308"/>
+            <w:tcW w:type="dxa" w:w="7918"/>
             <w:tcBorders>
               <w:top w:val="single" w:color="A6B8D0" w:sz="4"/>
               <w:left w:val="single" w:color="A6B8D0" w:sz="4"/>
@@ -6157,7 +5635,7 @@
                 <w:sz w:val="18"/>
                 <w:szCs w:val="18"/>
               </w:rPr>
-              <w:t xml:space="preserve"> is reserved for Phase 2 (R-6-1-4“There is room to accept Registrations from Phase 2”)</w:t>
+              <w:t xml:space="preserve"> is reserved for Phase 2 (R-6-1-4)</w:t>
             </w:r>
           </w:p>
         </w:tc>
@@ -6169,69 +5647,69 @@
         </w:trPr>
         <w:tc>
           <w:tcPr>
-            <w:tcW w:type="dxa" w:w="1330"/>
-            <w:tcBorders>
-              <w:top w:val="single" w:color="A6B8D0" w:sz="4"/>
-              <w:left w:val="single" w:color="A6B8D0" w:sz="4"/>
-              <w:bottom w:val="single" w:color="A6B8D0" w:sz="4"/>
-              <w:right w:val="single" w:color="A6B8D0" w:sz="4"/>
-            </w:tcBorders>
-            <w:tcMar>
-              <w:top w:type="dxa" w:w="50"/>
-              <w:left w:type="dxa" w:w="90"/>
-              <w:bottom w:type="dxa" w:w="50"/>
-              <w:right w:type="dxa" w:w="90"/>
-            </w:tcMar>
-          </w:tcPr>
-          <w:p>
-            <w:pPr>
-              <w:keepNext/>
-              <w:keepLines/>
-              <w:spacing w:after="0" w:before="0" w:line="280"/>
-            </w:pPr>
-            <w:r>
-              <w:rPr>
-                <w:rFonts w:ascii="Calibri" w:eastAsia="Yu Gothic" w:hAnsi="Calibri"/>
-                <w:b w:val="false"/>
-                <w:bCs w:val="false"/>
-                <w:sz w:val="18"/>
-                <w:szCs w:val="18"/>
-              </w:rPr>
-              <w:t xml:space="preserve">url, final_url, platform</w:t>
-            </w:r>
-          </w:p>
-        </w:tc>
-        <w:tc>
-          <w:tcPr>
-            <w:tcW w:type="dxa" w:w="8308"/>
-            <w:tcBorders>
-              <w:top w:val="single" w:color="A6B8D0" w:sz="4"/>
-              <w:left w:val="single" w:color="A6B8D0" w:sz="4"/>
-              <w:bottom w:val="single" w:color="A6B8D0" w:sz="4"/>
-              <w:right w:val="single" w:color="A6B8D0" w:sz="4"/>
-            </w:tcBorders>
-            <w:tcMar>
-              <w:top w:type="dxa" w:w="50"/>
-              <w:left w:type="dxa" w:w="90"/>
-              <w:bottom w:type="dxa" w:w="50"/>
-              <w:right w:type="dxa" w:w="90"/>
-            </w:tcMar>
-          </w:tcPr>
-          <w:p>
-            <w:pPr>
-              <w:keepNext/>
-              <w:keepLines/>
-              <w:spacing w:after="0" w:before="0" w:line="280"/>
-            </w:pPr>
-            <w:r>
-              <w:rPr>
-                <w:rFonts w:ascii="Calibri" w:eastAsia="Yu Gothic" w:hAnsi="Calibri"/>
-                <w:b w:val="false"/>
-                <w:bCs w:val="false"/>
-                <w:sz w:val="18"/>
-                <w:szCs w:val="18"/>
-              </w:rPr>
-              <w:t xml:space="preserve">The reposted page</w:t>
+            <w:tcW w:type="dxa" w:w="1720"/>
+            <w:tcBorders>
+              <w:top w:val="single" w:color="A6B8D0" w:sz="4"/>
+              <w:left w:val="single" w:color="A6B8D0" w:sz="4"/>
+              <w:bottom w:val="single" w:color="A6B8D0" w:sz="4"/>
+              <w:right w:val="single" w:color="A6B8D0" w:sz="4"/>
+            </w:tcBorders>
+            <w:tcMar>
+              <w:top w:type="dxa" w:w="50"/>
+              <w:left w:type="dxa" w:w="90"/>
+              <w:bottom w:type="dxa" w:w="50"/>
+              <w:right w:type="dxa" w:w="90"/>
+            </w:tcMar>
+          </w:tcPr>
+          <w:p>
+            <w:pPr>
+              <w:keepNext/>
+              <w:keepLines/>
+              <w:spacing w:after="0" w:before="0" w:line="280"/>
+            </w:pPr>
+            <w:r>
+              <w:rPr>
+                <w:rFonts w:ascii="Calibri" w:eastAsia="Yu Gothic" w:hAnsi="Calibri"/>
+                <w:b w:val="false"/>
+                <w:bCs w:val="false"/>
+                <w:sz w:val="18"/>
+                <w:szCs w:val="18"/>
+              </w:rPr>
+              <w:t xml:space="preserve">url, url_normalized, final_url, platform</w:t>
+            </w:r>
+          </w:p>
+        </w:tc>
+        <w:tc>
+          <w:tcPr>
+            <w:tcW w:type="dxa" w:w="7918"/>
+            <w:tcBorders>
+              <w:top w:val="single" w:color="A6B8D0" w:sz="4"/>
+              <w:left w:val="single" w:color="A6B8D0" w:sz="4"/>
+              <w:bottom w:val="single" w:color="A6B8D0" w:sz="4"/>
+              <w:right w:val="single" w:color="A6B8D0" w:sz="4"/>
+            </w:tcBorders>
+            <w:tcMar>
+              <w:top w:type="dxa" w:w="50"/>
+              <w:left w:type="dxa" w:w="90"/>
+              <w:bottom w:type="dxa" w:w="50"/>
+              <w:right w:type="dxa" w:w="90"/>
+            </w:tcMar>
+          </w:tcPr>
+          <w:p>
+            <w:pPr>
+              <w:keepNext/>
+              <w:keepLines/>
+              <w:spacing w:after="0" w:before="0" w:line="280"/>
+            </w:pPr>
+            <w:r>
+              <w:rPr>
+                <w:rFonts w:ascii="Calibri" w:eastAsia="Yu Gothic" w:hAnsi="Calibri"/>
+                <w:b w:val="false"/>
+                <w:bCs w:val="false"/>
+                <w:sz w:val="18"/>
+                <w:szCs w:val="18"/>
+              </w:rPr>
+              <w:t xml:space="preserve">The reposted page (as entered, the canonical form, the final URL)</w:t>
             </w:r>
           </w:p>
         </w:tc>
@@ -6243,7 +5721,7 @@
         </w:trPr>
         <w:tc>
           <w:tcPr>
-            <w:tcW w:type="dxa" w:w="1330"/>
+            <w:tcW w:type="dxa" w:w="1720"/>
             <w:tcBorders>
               <w:top w:val="single" w:color="A6B8D0" w:sz="4"/>
               <w:left w:val="single" w:color="A6B8D0" w:sz="4"/>
@@ -6277,7 +5755,7 @@
         </w:tc>
         <w:tc>
           <w:tcPr>
-            <w:tcW w:type="dxa" w:w="8308"/>
+            <w:tcW w:type="dxa" w:w="7918"/>
             <w:tcBorders>
               <w:top w:val="single" w:color="A6B8D0" w:sz="4"/>
               <w:left w:val="single" w:color="A6B8D0" w:sz="4"/>
@@ -6317,7 +5795,7 @@
         </w:trPr>
         <w:tc>
           <w:tcPr>
-            <w:tcW w:type="dxa" w:w="1330"/>
+            <w:tcW w:type="dxa" w:w="1720"/>
             <w:tcBorders>
               <w:top w:val="single" w:color="A6B8D0" w:sz="4"/>
               <w:left w:val="single" w:color="A6B8D0" w:sz="4"/>
@@ -6351,35 +5829,55 @@
         </w:tc>
         <w:tc>
           <w:tcPr>
-            <w:tcW w:type="dxa" w:w="8308"/>
-            <w:tcBorders>
-              <w:top w:val="single" w:color="A6B8D0" w:sz="4"/>
-              <w:left w:val="single" w:color="A6B8D0" w:sz="4"/>
-              <w:bottom w:val="single" w:color="A6B8D0" w:sz="4"/>
-              <w:right w:val="single" w:color="A6B8D0" w:sz="4"/>
-            </w:tcBorders>
-            <w:tcMar>
-              <w:top w:type="dxa" w:w="50"/>
-              <w:left w:type="dxa" w:w="90"/>
-              <w:bottom w:type="dxa" w:w="50"/>
-              <w:right w:type="dxa" w:w="90"/>
-            </w:tcMar>
-          </w:tcPr>
-          <w:p>
-            <w:pPr>
-              <w:keepNext/>
-              <w:keepLines/>
-              <w:spacing w:after="0" w:before="0" w:line="280"/>
-            </w:pPr>
-            <w:r>
-              <w:rPr>
-                <w:rFonts w:ascii="Calibri" w:eastAsia="Yu Gothic" w:hAnsi="Calibri"/>
-                <w:b w:val="false"/>
-                <w:bCs w:val="false"/>
-                <w:sz w:val="18"/>
-                <w:szCs w:val="18"/>
-              </w:rPr>
-              <w:t xml:space="preserve">List of evidence files (name, kind, SHA-256, size, how obtained (provided by the User / fetched by the app), time obtained)</w:t>
+            <w:tcW w:type="dxa" w:w="7918"/>
+            <w:tcBorders>
+              <w:top w:val="single" w:color="A6B8D0" w:sz="4"/>
+              <w:left w:val="single" w:color="A6B8D0" w:sz="4"/>
+              <w:bottom w:val="single" w:color="A6B8D0" w:sz="4"/>
+              <w:right w:val="single" w:color="A6B8D0" w:sz="4"/>
+            </w:tcBorders>
+            <w:tcMar>
+              <w:top w:type="dxa" w:w="50"/>
+              <w:left w:type="dxa" w:w="90"/>
+              <w:bottom w:type="dxa" w:w="50"/>
+              <w:right w:type="dxa" w:w="90"/>
+            </w:tcMar>
+          </w:tcPr>
+          <w:p>
+            <w:pPr>
+              <w:keepNext/>
+              <w:keepLines/>
+              <w:spacing w:after="0" w:before="0" w:line="280"/>
+            </w:pPr>
+            <w:r>
+              <w:rPr>
+                <w:rFonts w:ascii="Calibri" w:eastAsia="Yu Gothic" w:hAnsi="Calibri"/>
+                <w:b w:val="false"/>
+                <w:bCs w:val="false"/>
+                <w:sz w:val="18"/>
+                <w:szCs w:val="18"/>
+              </w:rPr>
+              <w:t xml:space="preserve">List of evidence files (original name, kind, SHA-256, size, how obtained (provided by the User / fetched by the app), time obtained). Files are placed in </w:t>
+            </w:r>
+            <w:r>
+              <w:rPr>
+                <w:rFonts w:ascii="Consolas" w:eastAsia="Yu Gothic" w:hAnsi="Consolas"/>
+                <w:b w:val="false"/>
+                <w:bCs w:val="false"/>
+                <w:sz w:val="18"/>
+                <w:szCs w:val="18"/>
+              </w:rPr>
+              <w:t xml:space="preserve">evidence/</w:t>
+            </w:r>
+            <w:r>
+              <w:rPr>
+                <w:rFonts w:ascii="Calibri" w:eastAsia="Yu Gothic" w:hAnsi="Calibri"/>
+                <w:b w:val="false"/>
+                <w:bCs w:val="false"/>
+                <w:sz w:val="18"/>
+                <w:szCs w:val="18"/>
+              </w:rPr>
+              <w:t xml:space="preserve"> under their SHA-256 names (with extension), and the original names of screenshots the User put in are kept only in the list (they may contain real names and the like; the same as browsertrix and Perma.cc)</w:t>
             </w:r>
           </w:p>
         </w:tc>
@@ -6391,7 +5889,7 @@
         </w:trPr>
         <w:tc>
           <w:tcPr>
-            <w:tcW w:type="dxa" w:w="1330"/>
+            <w:tcW w:type="dxa" w:w="1720"/>
             <w:tcBorders>
               <w:top w:val="single" w:color="A6B8D0" w:sz="4"/>
               <w:left w:val="single" w:color="A6B8D0" w:sz="4"/>
@@ -6425,7 +5923,7 @@
         </w:tc>
         <w:tc>
           <w:tcPr>
-            <w:tcW w:type="dxa" w:w="8308"/>
+            <w:tcW w:type="dxa" w:w="7918"/>
             <w:tcBorders>
               <w:top w:val="single" w:color="A6B8D0" w:sz="4"/>
               <w:left w:val="single" w:color="A6B8D0" w:sz="4"/>
@@ -6465,7 +5963,7 @@
         </w:trPr>
         <w:tc>
           <w:tcPr>
-            <w:tcW w:type="dxa" w:w="1330"/>
+            <w:tcW w:type="dxa" w:w="1720"/>
             <w:tcBorders>
               <w:top w:val="single" w:color="A6B8D0" w:sz="4"/>
               <w:left w:val="single" w:color="A6B8D0" w:sz="4"/>
@@ -6499,7 +5997,7 @@
         </w:tc>
         <w:tc>
           <w:tcPr>
-            <w:tcW w:type="dxa" w:w="8308"/>
+            <w:tcW w:type="dxa" w:w="7918"/>
             <w:tcBorders>
               <w:top w:val="single" w:color="A6B8D0" w:sz="4"/>
               <w:left w:val="single" w:color="A6B8D0" w:sz="4"/>
@@ -6539,7 +6037,7 @@
         </w:trPr>
         <w:tc>
           <w:tcPr>
-            <w:tcW w:type="dxa" w:w="1330"/>
+            <w:tcW w:type="dxa" w:w="1720"/>
             <w:tcBorders>
               <w:top w:val="single" w:color="A6B8D0" w:sz="4"/>
               <w:left w:val="single" w:color="A6B8D0" w:sz="4"/>
@@ -6573,7 +6071,7 @@
         </w:tc>
         <w:tc>
           <w:tcPr>
-            <w:tcW w:type="dxa" w:w="8308"/>
+            <w:tcW w:type="dxa" w:w="7918"/>
             <w:tcBorders>
               <w:top w:val="single" w:color="A6B8D0" w:sz="4"/>
               <w:left w:val="single" w:color="A6B8D0" w:sz="4"/>
@@ -6613,7 +6111,7 @@
         </w:trPr>
         <w:tc>
           <w:tcPr>
-            <w:tcW w:type="dxa" w:w="1330"/>
+            <w:tcW w:type="dxa" w:w="1720"/>
             <w:tcBorders>
               <w:top w:val="single" w:color="A6B8D0" w:sz="4"/>
               <w:left w:val="single" w:color="A6B8D0" w:sz="4"/>
@@ -6647,7 +6145,7 @@
         </w:tc>
         <w:tc>
           <w:tcPr>
-            <w:tcW w:type="dxa" w:w="8308"/>
+            <w:tcW w:type="dxa" w:w="7918"/>
             <w:tcBorders>
               <w:top w:val="single" w:color="A6B8D0" w:sz="4"/>
               <w:left w:val="single" w:color="A6B8D0" w:sz="4"/>
@@ -6687,7 +6185,7 @@
         </w:trPr>
         <w:tc>
           <w:tcPr>
-            <w:tcW w:type="dxa" w:w="1330"/>
+            <w:tcW w:type="dxa" w:w="1720"/>
             <w:tcBorders>
               <w:top w:val="single" w:color="A6B8D0" w:sz="4"/>
               <w:left w:val="single" w:color="A6B8D0" w:sz="4"/>
@@ -6721,7 +6219,7 @@
         </w:tc>
         <w:tc>
           <w:tcPr>
-            <w:tcW w:type="dxa" w:w="8308"/>
+            <w:tcW w:type="dxa" w:w="7918"/>
             <w:tcBorders>
               <w:top w:val="single" w:color="A6B8D0" w:sz="4"/>
               <w:left w:val="single" w:color="A6B8D0" w:sz="4"/>
@@ -6759,7 +6257,7 @@
                 <w:sz w:val="18"/>
                 <w:szCs w:val="18"/>
               </w:rPr>
-              <w:t xml:space="preserve">status/&lt;serial&gt;.json</w:t>
+              <w:t xml:space="preserve">status/&lt;device number&gt;.jsonl</w:t>
             </w:r>
             <w:r>
               <w:rPr>
@@ -6801,7 +6299,7 @@
         </w:trPr>
         <w:tc>
           <w:tcPr>
-            <w:tcW w:type="dxa" w:w="1330"/>
+            <w:tcW w:type="dxa" w:w="1720"/>
             <w:tcBorders>
               <w:top w:val="single" w:color="A6B8D0" w:sz="4"/>
               <w:left w:val="single" w:color="A6B8D0" w:sz="4"/>
@@ -6835,7 +6333,7 @@
         </w:tc>
         <w:tc>
           <w:tcPr>
-            <w:tcW w:type="dxa" w:w="8308"/>
+            <w:tcW w:type="dxa" w:w="7918"/>
             <w:tcBorders>
               <w:top w:val="single" w:color="A6B8D0" w:sz="4"/>
               <w:left w:val="single" w:color="A6B8D0" w:sz="4"/>
@@ -6875,7 +6373,7 @@
         </w:trPr>
         <w:tc>
           <w:tcPr>
-            <w:tcW w:type="dxa" w:w="1330"/>
+            <w:tcW w:type="dxa" w:w="1720"/>
             <w:tcBorders>
               <w:top w:val="single" w:color="A6B8D0" w:sz="4"/>
               <w:left w:val="single" w:color="A6B8D0" w:sz="4"/>
@@ -6909,7 +6407,7 @@
         </w:tc>
         <w:tc>
           <w:tcPr>
-            <w:tcW w:type="dxa" w:w="8308"/>
+            <w:tcW w:type="dxa" w:w="7918"/>
             <w:tcBorders>
               <w:top w:val="single" w:color="A6B8D0" w:sz="4"/>
               <w:left w:val="single" w:color="A6B8D0" w:sz="4"/>
@@ -6949,7 +6447,155 @@
         </w:trPr>
         <w:tc>
           <w:tcPr>
-            <w:tcW w:type="dxa" w:w="1330"/>
+            <w:tcW w:type="dxa" w:w="1720"/>
+            <w:tcBorders>
+              <w:top w:val="single" w:color="A6B8D0" w:sz="4"/>
+              <w:left w:val="single" w:color="A6B8D0" w:sz="4"/>
+              <w:bottom w:val="single" w:color="A6B8D0" w:sz="4"/>
+              <w:right w:val="single" w:color="A6B8D0" w:sz="4"/>
+            </w:tcBorders>
+            <w:tcMar>
+              <w:top w:type="dxa" w:w="50"/>
+              <w:left w:type="dxa" w:w="90"/>
+              <w:bottom w:type="dxa" w:w="50"/>
+              <w:right w:type="dxa" w:w="90"/>
+            </w:tcMar>
+          </w:tcPr>
+          <w:p>
+            <w:pPr>
+              <w:keepNext/>
+              <w:keepLines/>
+              <w:spacing w:after="0" w:before="0" w:line="280"/>
+            </w:pPr>
+            <w:r>
+              <w:rPr>
+                <w:rFonts w:ascii="Calibri" w:eastAsia="Yu Gothic" w:hAnsi="Calibri"/>
+                <w:b w:val="false"/>
+                <w:bCs w:val="false"/>
+                <w:sz w:val="18"/>
+                <w:szCs w:val="18"/>
+              </w:rPr>
+              <w:t xml:space="preserve">clock</w:t>
+            </w:r>
+          </w:p>
+        </w:tc>
+        <w:tc>
+          <w:tcPr>
+            <w:tcW w:type="dxa" w:w="7918"/>
+            <w:tcBorders>
+              <w:top w:val="single" w:color="A6B8D0" w:sz="4"/>
+              <w:left w:val="single" w:color="A6B8D0" w:sz="4"/>
+              <w:bottom w:val="single" w:color="A6B8D0" w:sz="4"/>
+              <w:right w:val="single" w:color="A6B8D0" w:sz="4"/>
+            </w:tcBorders>
+            <w:tcMar>
+              <w:top w:type="dxa" w:w="50"/>
+              <w:left w:type="dxa" w:w="90"/>
+              <w:bottom w:type="dxa" w:w="50"/>
+              <w:right w:type="dxa" w:w="90"/>
+            </w:tcMar>
+          </w:tcPr>
+          <w:p>
+            <w:pPr>
+              <w:keepNext/>
+              <w:keepLines/>
+              <w:spacing w:after="0" w:before="0" w:line="280"/>
+            </w:pPr>
+            <w:r>
+              <w:rPr>
+                <w:rFonts w:ascii="Calibri" w:eastAsia="Yu Gothic" w:hAnsi="Calibri"/>
+                <w:b w:val="false"/>
+                <w:bCs w:val="false"/>
+                <w:sz w:val="18"/>
+                <w:szCs w:val="18"/>
+              </w:rPr>
+              <w:t xml:space="preserve">The device clock value, the clock skew at that time, the monotonic number (Chapter 1, 10.7)</w:t>
+            </w:r>
+          </w:p>
+        </w:tc>
+      </w:tr>
+      <w:tr>
+        <w:trPr>
+          <w:cantSplit/>
+          <w:tblHeader w:val="off"/>
+        </w:trPr>
+        <w:tc>
+          <w:tcPr>
+            <w:tcW w:type="dxa" w:w="1720"/>
+            <w:tcBorders>
+              <w:top w:val="single" w:color="A6B8D0" w:sz="4"/>
+              <w:left w:val="single" w:color="A6B8D0" w:sz="4"/>
+              <w:bottom w:val="single" w:color="A6B8D0" w:sz="4"/>
+              <w:right w:val="single" w:color="A6B8D0" w:sz="4"/>
+            </w:tcBorders>
+            <w:tcMar>
+              <w:top w:type="dxa" w:w="50"/>
+              <w:left w:type="dxa" w:w="90"/>
+              <w:bottom w:type="dxa" w:w="50"/>
+              <w:right w:type="dxa" w:w="90"/>
+            </w:tcMar>
+          </w:tcPr>
+          <w:p>
+            <w:pPr>
+              <w:keepNext/>
+              <w:keepLines/>
+              <w:spacing w:after="0" w:before="0" w:line="280"/>
+            </w:pPr>
+            <w:r>
+              <w:rPr>
+                <w:rFonts w:ascii="Calibri" w:eastAsia="Yu Gothic" w:hAnsi="Calibri"/>
+                <w:b w:val="false"/>
+                <w:bCs w:val="false"/>
+                <w:sz w:val="18"/>
+                <w:szCs w:val="18"/>
+              </w:rPr>
+              <w:t xml:space="preserve">chain</w:t>
+            </w:r>
+          </w:p>
+        </w:tc>
+        <w:tc>
+          <w:tcPr>
+            <w:tcW w:type="dxa" w:w="7918"/>
+            <w:tcBorders>
+              <w:top w:val="single" w:color="A6B8D0" w:sz="4"/>
+              <w:left w:val="single" w:color="A6B8D0" w:sz="4"/>
+              <w:bottom w:val="single" w:color="A6B8D0" w:sz="4"/>
+              <w:right w:val="single" w:color="A6B8D0" w:sz="4"/>
+            </w:tcBorders>
+            <w:tcMar>
+              <w:top w:type="dxa" w:w="50"/>
+              <w:left w:type="dxa" w:w="90"/>
+              <w:bottom w:type="dxa" w:w="50"/>
+              <w:right w:type="dxa" w:w="90"/>
+            </w:tcMar>
+          </w:tcPr>
+          <w:p>
+            <w:pPr>
+              <w:keepNext/>
+              <w:keepLines/>
+              <w:spacing w:after="0" w:before="0" w:line="280"/>
+            </w:pPr>
+            <w:r>
+              <w:rPr>
+                <w:rFonts w:ascii="Calibri" w:eastAsia="Yu Gothic" w:hAnsi="Calibri"/>
+                <w:b w:val="false"/>
+                <w:bCs w:val="false"/>
+                <w:sz w:val="18"/>
+                <w:szCs w:val="18"/>
+              </w:rPr>
+              <w:t xml:space="preserve">The hash of the previous row and this row's record signature (the chain of case records and status additions; Chapter 1, 8.3)</w:t>
+            </w:r>
+          </w:p>
+        </w:tc>
+      </w:tr>
+      <w:tr>
+        <w:trPr>
+          <w:cantSplit/>
+          <w:tblHeader w:val="off"/>
+        </w:trPr>
+        <w:tc>
+          <w:tcPr>
+            <w:tcW w:type="dxa" w:w="1720"/>
             <w:tcBorders>
               <w:top w:val="single" w:color="A6B8D0" w:sz="4"/>
               <w:left w:val="single" w:color="A6B8D0" w:sz="4"/>
@@ -6983,7 +6629,7 @@
         </w:tc>
         <w:tc>
           <w:tcPr>
-            <w:tcW w:type="dxa" w:w="8308"/>
+            <w:tcW w:type="dxa" w:w="7918"/>
             <w:tcBorders>
               <w:top w:val="single" w:color="A6B8D0" w:sz="4"/>
               <w:left w:val="single" w:color="A6B8D0" w:sz="4"/>
@@ -7061,7 +6707,7 @@
         <w:rPr>
           <w:rFonts w:ascii="Calibri" w:eastAsia="Yu Gothic" w:hAnsi="Calibri"/>
         </w:rPr>
-        <w:t xml:space="preserve"> (Chapter 8, 2.1 “Arrangement”).</w:t>
+        <w:t xml:space="preserve"> (Chapter 8, 2.1 “Arrangement”). The total evidence of one case is up to 1 GB (initial value; the sum of the fetch limits of 2.2 plus screenshots and fetches by “Check current status”). When exceeded, import is refused and the User is told to register it as a separate case.</w:t>
       </w:r>
     </w:p>
     <w:p>
@@ -7860,6 +7506,24 @@
     <w:p>
       <w:pPr>
         <w:pStyle w:val="ListParagraph"/>
+        <w:keepNext/>
+        <w:keepLines/>
+        <w:numPr>
+          <w:ilvl w:val="0"/>
+          <w:numId w:val="2"/>
+        </w:numPr>
+        <w:spacing w:after="20" w:before="20" w:line="300"/>
+      </w:pPr>
+      <w:r>
+        <w:rPr>
+          <w:rFonts w:ascii="Calibri" w:eastAsia="Yu Gothic" w:hAnsi="Calibri"/>
+        </w:rPr>
+        <w:t xml:space="preserve">Also recorded: the app version, the version of the fetching tool, and the device clock offset. The clock offset is recorded as the difference between the time in the timestamp response and the device clock (Berkeley Protocol paragraph 155(g) calls for synchronizing the device clock; the System does not correct the device clock but records the offset).</w:t>
+      </w:r>
+    </w:p>
+    <w:p>
+      <w:pPr>
+        <w:pStyle w:val="ListParagraph"/>
         <w:keepNext w:val="false"/>
         <w:keepLines/>
         <w:numPr>
@@ -7872,7 +7536,7 @@
         <w:rPr>
           <w:rFonts w:ascii="Calibri" w:eastAsia="Yu Gothic" w:hAnsi="Calibri"/>
         </w:rPr>
-        <w:t xml:space="preserve">Also recorded: the app version, the version of the fetching tool, and the device clock offset. The clock offset is recorded as the difference between the time in the timestamp response and the device clock (Berkeley Protocol paragraph 155(g) calls for synchronizing the device clock; the System does not correct the device clock but records the offset).</w:t>
+        <w:t xml:space="preserve">When captured with the extension, the extension's version, the browser's name and version, and the date/time the extension recorded are also written in the collection record.</w:t>
       </w:r>
     </w:p>
     <w:p>
@@ -8638,13 +8302,13 @@
         <w:rPr>
           <w:rFonts w:ascii="Calibri" w:eastAsia="Yu Gothic" w:hAnsi="Calibri"/>
         </w:rPr>
-        <w:t xml:space="preserve">An RFC 3161 timestamp is obtained on the SHA-256 of a list (JSON) of the SHA-256 of each evidence file (the timestamp here has nothing to do with C2PA validators and is used as evidence of time). The list and the timestamp response are added to the case as a status addition (</w:t>
+        <w:t xml:space="preserve">An RFC 3161 timestamp is obtained on the SHA-256 of a list (JSON) of the SHA-256 of each evidence file (the timestamp here has nothing to do with C2PA validators and is used as evidence of time). The responses of all TSAs that responded are saved (Chapter 3, 4) (NRSD's request, 2026-09-30). The list and the timestamp response are added to the case as a status addition (</w:t>
       </w:r>
       <w:r>
         <w:rPr>
           <w:rFonts w:ascii="Consolas" w:eastAsia="Yu Gothic" w:hAnsi="Consolas"/>
         </w:rPr>
-        <w:t xml:space="preserve">status/&lt;serial&gt;.json</w:t>
+        <w:t xml:space="preserve">status/&lt;device number&gt;.jsonl</w:t>
       </w:r>
       <w:r>
         <w:rPr>
@@ -8674,6 +8338,42 @@
     <w:p>
       <w:pPr>
         <w:pStyle w:val="ListParagraph"/>
+        <w:keepNext/>
+        <w:keepLines/>
+        <w:numPr>
+          <w:ilvl w:val="0"/>
+          <w:numId w:val="2"/>
+        </w:numPr>
+        <w:spacing w:after="20" w:before="20" w:line="300"/>
+      </w:pPr>
+      <w:r>
+        <w:rPr>
+          <w:rFonts w:ascii="Calibri" w:eastAsia="Yu Gothic" w:hAnsi="Calibri"/>
+        </w:rPr>
+        <w:t xml:space="preserve">Paid TSAs (Japanese accredited providers, Chinese trusted timestamps) can be chosen by the User per case. The cost is borne by the User (NRSD does not act as an intermediary; the User sets the account of the TSA they contracted with in the app). The connection and where the account is kept follow Chapter 3, 4 “Trusted Timestamps”. [Estimate required] Each provider's offerings and fees for individuals.</w:t>
+      </w:r>
+    </w:p>
+    <w:p>
+      <w:pPr>
+        <w:pStyle w:val="ListParagraph"/>
+        <w:keepNext/>
+        <w:keepLines/>
+        <w:numPr>
+          <w:ilvl w:val="0"/>
+          <w:numId w:val="2"/>
+        </w:numPr>
+        <w:spacing w:after="20" w:before="20" w:line="300"/>
+      </w:pPr>
+      <w:r>
+        <w:rPr>
+          <w:rFonts w:ascii="Calibri" w:eastAsia="Yu Gothic" w:hAnsi="Calibri"/>
+        </w:rPr>
+        <w:t xml:space="preserve">The bundled timestamp of the heads of all record chains on the device and the ERS (Chapter 3, 4 “Trusted Timestamps”) also prove the existence of case records and status additions. A case registered offline is proved at the next connection in one go. The evidence package bag includes the EvidenceRecord extract leading to that case (3.4).</w:t>
+      </w:r>
+    </w:p>
+    <w:p>
+      <w:pPr>
+        <w:pStyle w:val="ListParagraph"/>
         <w:keepNext w:val="false"/>
         <w:keepLines/>
         <w:numPr>
@@ -8686,7 +8386,7 @@
         <w:rPr>
           <w:rFonts w:ascii="Calibri" w:eastAsia="Yu Gothic" w:hAnsi="Calibri"/>
         </w:rPr>
-        <w:t xml:space="preserve">Paid TSAs (Japanese accredited providers, Chinese trusted timestamps) can be chosen by the User per case. The cost is borne by the User (NRSD does not act as an intermediary; the User sets the account of the TSA they contracted with in the app). [Estimate required] Each provider's offerings and fees for individuals.</w:t>
+        <w:t xml:space="preserve">Secret: paid TSA accounts (if the User set them). Location: the OS keystore. Included in backups. Not synchronized between devices. If leaked: timestamps could be requested under that account. Disable it with the provider</w:t>
       </w:r>
     </w:p>
     <w:p>
@@ -9118,9 +8818,75 @@
       </w:pPr>
       <w:r>
         <w:rPr>
-          <w:rFonts w:ascii="Calibri" w:eastAsia="Yu Gothic" w:hAnsi="Calibri"/>
-        </w:rPr>
-        <w:t xml:space="preserve">“Export evidence package” makes a zip per case: the case record with its record signature, evidence files (WARC, screenshots, fetched images), timestamp responses, matched work data, a copy of the Enclosed Document, the collection record (2.5), verification instructions (TXT; Japanese, Chinese, English), and a report (TXT; summary of registration, correspondence with ① to ⑤, list of hashes).</w:t>
+          <w:rFonts w:ascii="Consolas" w:eastAsia="Yu Gothic" w:hAnsi="Consolas"/>
+        </w:rPr>
+        <w:t xml:space="preserve">bag-info.txt</w:t>
+      </w:r>
+      <w:r>
+        <w:rPr>
+          <w:rFonts w:ascii="Calibri" w:eastAsia="Yu Gothic" w:hAnsi="Calibri"/>
+        </w:rPr>
+        <w:t xml:space="preserve"> holds, among the reserved fields of RFC 8493, </w:t>
+      </w:r>
+      <w:r>
+        <w:rPr>
+          <w:rFonts w:ascii="Consolas" w:eastAsia="Yu Gothic" w:hAnsi="Consolas"/>
+        </w:rPr>
+        <w:t xml:space="preserve">Bagging-Date</w:t>
+      </w:r>
+      <w:r>
+        <w:rPr>
+          <w:rFonts w:ascii="Calibri" w:eastAsia="Yu Gothic" w:hAnsi="Calibri"/>
+        </w:rPr>
+        <w:t xml:space="preserve">, </w:t>
+      </w:r>
+      <w:r>
+        <w:rPr>
+          <w:rFonts w:ascii="Consolas" w:eastAsia="Yu Gothic" w:hAnsi="Consolas"/>
+        </w:rPr>
+        <w:t xml:space="preserve">Bag-Software-Agent</w:t>
+      </w:r>
+      <w:r>
+        <w:rPr>
+          <w:rFonts w:ascii="Calibri" w:eastAsia="Yu Gothic" w:hAnsi="Calibri"/>
+        </w:rPr>
+        <w:t xml:space="preserve"> (this app's name and version), </w:t>
+      </w:r>
+      <w:r>
+        <w:rPr>
+          <w:rFonts w:ascii="Consolas" w:eastAsia="Yu Gothic" w:hAnsi="Consolas"/>
+        </w:rPr>
+        <w:t xml:space="preserve">Payload-Oxum</w:t>
+      </w:r>
+      <w:r>
+        <w:rPr>
+          <w:rFonts w:ascii="Calibri" w:eastAsia="Yu Gothic" w:hAnsi="Calibri"/>
+        </w:rPr>
+        <w:t xml:space="preserve">, </w:t>
+      </w:r>
+      <w:r>
+        <w:rPr>
+          <w:rFonts w:ascii="Consolas" w:eastAsia="Yu Gothic" w:hAnsi="Consolas"/>
+        </w:rPr>
+        <w:t xml:space="preserve">External-Identifier</w:t>
+      </w:r>
+      <w:r>
+        <w:rPr>
+          <w:rFonts w:ascii="Calibri" w:eastAsia="Yu Gothic" w:hAnsi="Calibri"/>
+        </w:rPr>
+        <w:t xml:space="preserve"> (the case number), and </w:t>
+      </w:r>
+      <w:r>
+        <w:rPr>
+          <w:rFonts w:ascii="Consolas" w:eastAsia="Yu Gothic" w:hAnsi="Consolas"/>
+        </w:rPr>
+        <w:t xml:space="preserve">Source-Organization</w:t>
+      </w:r>
+      <w:r>
+        <w:rPr>
+          <w:rFonts w:ascii="Calibri" w:eastAsia="Yu Gothic" w:hAnsi="Calibri"/>
+        </w:rPr>
+        <w:t xml:space="preserve"> (the signer's handle name), and no real name (the User adds it in the report's fields).</w:t>
       </w:r>
     </w:p>
     <w:p>
@@ -9138,7 +8904,133 @@
         <w:rPr>
           <w:rFonts w:ascii="Calibri" w:eastAsia="Yu Gothic" w:hAnsi="Calibri"/>
         </w:rPr>
+        <w:t xml:space="preserve">“Export evidence package” makes, per case, a BagIt (RFC 8493; the packaging form of the Library of Congress and the California Digital Library) bag, serialized per RFC 8493, 4 “Serialization” into one ZIP (named </w:t>
+      </w:r>
+      <w:r>
+        <w:rPr>
+          <w:rFonts w:ascii="Consolas" w:eastAsia="Yu Gothic" w:hAnsi="Consolas"/>
+        </w:rPr>
+        <w:t xml:space="preserve">evidence-&lt;case number&gt;-&lt;date and time&gt;.zip</w:t>
+      </w:r>
+      <w:r>
+        <w:rPr>
+          <w:rFonts w:ascii="Calibri" w:eastAsia="Yu Gothic" w:hAnsi="Calibri"/>
+        </w:rPr>
+        <w:t xml:space="preserve">, containing one bag folder) (</w:t>
+      </w:r>
+      <w:r>
+        <w:rPr>
+          <w:rFonts w:ascii="Consolas" w:eastAsia="Yu Gothic" w:hAnsi="Consolas"/>
+        </w:rPr>
+        <w:t xml:space="preserve">data/</w:t>
+      </w:r>
+      <w:r>
+        <w:rPr>
+          <w:rFonts w:ascii="Calibri" w:eastAsia="Yu Gothic" w:hAnsi="Calibri"/>
+        </w:rPr>
+        <w:t xml:space="preserve"> holds the content below, </w:t>
+      </w:r>
+      <w:r>
+        <w:rPr>
+          <w:rFonts w:ascii="Consolas" w:eastAsia="Yu Gothic" w:hAnsi="Consolas"/>
+        </w:rPr>
+        <w:t xml:space="preserve">manifest-sha256.txt</w:t>
+      </w:r>
+      <w:r>
+        <w:rPr>
+          <w:rFonts w:ascii="Calibri" w:eastAsia="Yu Gothic" w:hAnsi="Calibri"/>
+        </w:rPr>
+        <w:t xml:space="preserve"> the SHA-256 of all files, </w:t>
+      </w:r>
+      <w:r>
+        <w:rPr>
+          <w:rFonts w:ascii="Consolas" w:eastAsia="Yu Gothic" w:hAnsi="Consolas"/>
+        </w:rPr>
+        <w:t xml:space="preserve">bag-info.txt</w:t>
+      </w:r>
+      <w:r>
+        <w:rPr>
+          <w:rFonts w:ascii="Calibri" w:eastAsia="Yu Gothic" w:hAnsi="Calibri"/>
+        </w:rPr>
+        <w:t xml:space="preserve"> a summary of the collection record, and </w:t>
+      </w:r>
+      <w:r>
+        <w:rPr>
+          <w:rFonts w:ascii="Consolas" w:eastAsia="Yu Gothic" w:hAnsi="Consolas"/>
+        </w:rPr>
+        <w:t xml:space="preserve">tagmanifest-sha256.txt</w:t>
+      </w:r>
+      <w:r>
+        <w:rPr>
+          <w:rFonts w:ascii="Calibri" w:eastAsia="Yu Gothic" w:hAnsi="Calibri"/>
+        </w:rPr>
+        <w:t xml:space="preserve">; experts can verify it with ordinary bagit tools) (NRSD's request, 2026-10-01). The content of the bag is: the case record with its record signature, evidence files (WARC, screenshots, fetched images), timestamp responses, matched work data, a copy of the Enclosed Document, the collection record (2.5), verification instructions (TXT; Japanese, Chinese, English), and a report (TXT; summary of registration, correspondence with ① to ⑤, list of hashes).</w:t>
+      </w:r>
+    </w:p>
+    <w:p>
+      <w:pPr>
+        <w:pStyle w:val="ListParagraph"/>
+        <w:keepNext/>
+        <w:keepLines/>
+        <w:numPr>
+          <w:ilvl w:val="0"/>
+          <w:numId w:val="2"/>
+        </w:numPr>
+        <w:spacing w:after="20" w:before="20" w:line="300"/>
+      </w:pPr>
+      <w:r>
+        <w:rPr>
+          <w:rFonts w:ascii="Calibri" w:eastAsia="Yu Gothic" w:hAnsi="Calibri"/>
+        </w:rPr>
         <w:t xml:space="preserve">The report has fields for the User to add (name, IP address of the collection device, etc.). What is added is not saved in the app (it goes only into the exported file).</w:t>
+      </w:r>
+    </w:p>
+    <w:p>
+      <w:pPr>
+        <w:pStyle w:val="ListParagraph"/>
+        <w:keepNext/>
+        <w:keepLines/>
+        <w:numPr>
+          <w:ilvl w:val="0"/>
+          <w:numId w:val="2"/>
+        </w:numPr>
+        <w:spacing w:after="20" w:before="20" w:line="300"/>
+      </w:pPr>
+      <w:r>
+        <w:rPr>
+          <w:rFonts w:ascii="Calibri" w:eastAsia="Yu Gothic" w:hAnsi="Calibri"/>
+        </w:rPr>
+        <w:t xml:space="preserve">In addition to TXT, the report is also made as PDF/A-3u (ISO 19005-3; long-term preservation; text can be extracted; how it is made is in Chapter 1, 10.11 “PDF documents”), with the bag's </w:t>
+      </w:r>
+      <w:r>
+        <w:rPr>
+          <w:rFonts w:ascii="Consolas" w:eastAsia="Yu Gothic" w:hAnsi="Consolas"/>
+        </w:rPr>
+        <w:t xml:space="preserve">manifest-sha256.txt</w:t>
+      </w:r>
+      <w:r>
+        <w:rPr>
+          <w:rFonts w:ascii="Calibri" w:eastAsia="Yu Gothic" w:hAnsi="Calibri"/>
+        </w:rPr>
+        <w:t xml:space="preserve"> and the ERS EvidenceRecord embedded. A single PDF can be handed to an expert (NRSD's request, 2026-10-01).</w:t>
+      </w:r>
+    </w:p>
+    <w:p>
+      <w:pPr>
+        <w:pStyle w:val="ListParagraph"/>
+        <w:keepNext/>
+        <w:keepLines/>
+        <w:numPr>
+          <w:ilvl w:val="0"/>
+          <w:numId w:val="2"/>
+        </w:numPr>
+        <w:spacing w:after="20" w:before="20" w:line="300"/>
+      </w:pPr>
+      <w:r>
+        <w:rPr>
+          <w:rFonts w:ascii="Calibri" w:eastAsia="Yu Gothic" w:hAnsi="Calibri"/>
+        </w:rPr>
+        <w:t xml:space="preserve">The evidence package includes the extract of the chain leading to that case, the bundled timestamp, and instructions for walking the chain (recomputing hashes). Experts can confirm “this record existed at this date and time” without the System (NRSD's request, 2026-09-30).</w:t>
       </w:r>
     </w:p>
     <w:p>
@@ -9156,7 +9048,7 @@
         <w:rPr>
           <w:rFonts w:ascii="Calibri" w:eastAsia="Yu Gothic" w:hAnsi="Calibri"/>
         </w:rPr>
-        <w:t xml:space="preserve">The verification instructions give how to compute hashes (standard OS commands) and how to verify timestamps (OpenSSL commands), so that experts can check without the System.</w:t>
+        <w:t xml:space="preserve">The verification instructions give how to compute hashes (standard OS commands), how to verify timestamps (OpenSSL commands), and how to validate records with the JSON Schema (Chapter 1, 8.3), and a copy of the Schema is included in the evidence package, so that experts can check without the System (NRSD's request, 2026-09-30).</w:t>
       </w:r>
     </w:p>
     <w:p>
@@ -9194,8 +9086,8 @@
         </w:tblBorders>
       </w:tblPr>
       <w:tblGrid>
-        <w:gridCol w:w="4041"/>
-        <w:gridCol w:w="5597"/>
+        <w:gridCol w:w="4560"/>
+        <w:gridCol w:w="5078"/>
       </w:tblGrid>
       <w:tr>
         <w:trPr>
@@ -9204,7 +9096,7 @@
         </w:trPr>
         <w:tc>
           <w:tcPr>
-            <w:tcW w:type="dxa" w:w="4041"/>
+            <w:tcW w:type="dxa" w:w="4560"/>
             <w:tcBorders>
               <w:top w:val="single" w:color="A6B8D0" w:sz="4"/>
               <w:left w:val="single" w:color="A6B8D0" w:sz="4"/>
@@ -9239,7 +9131,7 @@
         </w:tc>
         <w:tc>
           <w:tcPr>
-            <w:tcW w:type="dxa" w:w="5597"/>
+            <w:tcW w:type="dxa" w:w="5078"/>
             <w:tcBorders>
               <w:top w:val="single" w:color="A6B8D0" w:sz="4"/>
               <w:left w:val="single" w:color="A6B8D0" w:sz="4"/>
@@ -9280,7 +9172,7 @@
         </w:trPr>
         <w:tc>
           <w:tcPr>
-            <w:tcW w:type="dxa" w:w="4041"/>
+            <w:tcW w:type="dxa" w:w="4560"/>
             <w:tcBorders>
               <w:top w:val="single" w:color="A6B8D0" w:sz="4"/>
               <w:left w:val="single" w:color="A6B8D0" w:sz="4"/>
@@ -9314,7 +9206,7 @@
         </w:tc>
         <w:tc>
           <w:tcPr>
-            <w:tcW w:type="dxa" w:w="5597"/>
+            <w:tcW w:type="dxa" w:w="5078"/>
             <w:tcBorders>
               <w:top w:val="single" w:color="A6B8D0" w:sz="4"/>
               <w:left w:val="single" w:color="A6B8D0" w:sz="4"/>
@@ -9354,7 +9246,7 @@
         </w:trPr>
         <w:tc>
           <w:tcPr>
-            <w:tcW w:type="dxa" w:w="4041"/>
+            <w:tcW w:type="dxa" w:w="4560"/>
             <w:tcBorders>
               <w:top w:val="single" w:color="A6B8D0" w:sz="4"/>
               <w:left w:val="single" w:color="A6B8D0" w:sz="4"/>
@@ -9388,7 +9280,7 @@
         </w:tc>
         <w:tc>
           <w:tcPr>
-            <w:tcW w:type="dxa" w:w="5597"/>
+            <w:tcW w:type="dxa" w:w="5078"/>
             <w:tcBorders>
               <w:top w:val="single" w:color="A6B8D0" w:sz="4"/>
               <w:left w:val="single" w:color="A6B8D0" w:sz="4"/>
@@ -9428,7 +9320,7 @@
         </w:trPr>
         <w:tc>
           <w:tcPr>
-            <w:tcW w:type="dxa" w:w="4041"/>
+            <w:tcW w:type="dxa" w:w="4560"/>
             <w:tcBorders>
               <w:top w:val="single" w:color="A6B8D0" w:sz="4"/>
               <w:left w:val="single" w:color="A6B8D0" w:sz="4"/>
@@ -9462,7 +9354,7 @@
         </w:tc>
         <w:tc>
           <w:tcPr>
-            <w:tcW w:type="dxa" w:w="5597"/>
+            <w:tcW w:type="dxa" w:w="5078"/>
             <w:tcBorders>
               <w:top w:val="single" w:color="A6B8D0" w:sz="4"/>
               <w:left w:val="single" w:color="A6B8D0" w:sz="4"/>
@@ -9502,7 +9394,7 @@
         </w:trPr>
         <w:tc>
           <w:tcPr>
-            <w:tcW w:type="dxa" w:w="4041"/>
+            <w:tcW w:type="dxa" w:w="4560"/>
             <w:tcBorders>
               <w:top w:val="single" w:color="A6B8D0" w:sz="4"/>
               <w:left w:val="single" w:color="A6B8D0" w:sz="4"/>
@@ -9536,7 +9428,7 @@
         </w:tc>
         <w:tc>
           <w:tcPr>
-            <w:tcW w:type="dxa" w:w="5597"/>
+            <w:tcW w:type="dxa" w:w="5078"/>
             <w:tcBorders>
               <w:top w:val="single" w:color="A6B8D0" w:sz="4"/>
               <w:left w:val="single" w:color="A6B8D0" w:sz="4"/>
@@ -9576,7 +9468,81 @@
         </w:trPr>
         <w:tc>
           <w:tcPr>
-            <w:tcW w:type="dxa" w:w="4041"/>
+            <w:tcW w:type="dxa" w:w="4560"/>
+            <w:tcBorders>
+              <w:top w:val="single" w:color="A6B8D0" w:sz="4"/>
+              <w:left w:val="single" w:color="A6B8D0" w:sz="4"/>
+              <w:bottom w:val="single" w:color="A6B8D0" w:sz="4"/>
+              <w:right w:val="single" w:color="A6B8D0" w:sz="4"/>
+            </w:tcBorders>
+            <w:tcMar>
+              <w:top w:type="dxa" w:w="50"/>
+              <w:left w:type="dxa" w:w="90"/>
+              <w:bottom w:type="dxa" w:w="50"/>
+              <w:right w:type="dxa" w:w="90"/>
+            </w:tcMar>
+          </w:tcPr>
+          <w:p>
+            <w:pPr>
+              <w:keepNext/>
+              <w:keepLines/>
+              <w:spacing w:after="0" w:before="0" w:line="280"/>
+            </w:pPr>
+            <w:r>
+              <w:rPr>
+                <w:rFonts w:ascii="Calibri" w:eastAsia="Yu Gothic" w:hAnsi="Calibri"/>
+                <w:b w:val="false"/>
+                <w:bCs w:val="false"/>
+                <w:sz w:val="18"/>
+                <w:szCs w:val="18"/>
+              </w:rPr>
+              <w:t xml:space="preserve">The watermark cannot be read and the PDQ distance is 32 or more, but the ISCC Content-Code (Chapter 3, 6) matches the User's work data</w:t>
+            </w:r>
+          </w:p>
+        </w:tc>
+        <w:tc>
+          <w:tcPr>
+            <w:tcW w:type="dxa" w:w="5078"/>
+            <w:tcBorders>
+              <w:top w:val="single" w:color="A6B8D0" w:sz="4"/>
+              <w:left w:val="single" w:color="A6B8D0" w:sz="4"/>
+              <w:bottom w:val="single" w:color="A6B8D0" w:sz="4"/>
+              <w:right w:val="single" w:color="A6B8D0" w:sz="4"/>
+            </w:tcBorders>
+            <w:tcMar>
+              <w:top w:type="dxa" w:w="50"/>
+              <w:left w:type="dxa" w:w="90"/>
+              <w:bottom w:type="dxa" w:w="50"/>
+              <w:right w:type="dxa" w:w="90"/>
+            </w:tcMar>
+          </w:tcPr>
+          <w:p>
+            <w:pPr>
+              <w:keepNext/>
+              <w:keepLines/>
+              <w:spacing w:after="0" w:before="0" w:line="280"/>
+            </w:pPr>
+            <w:r>
+              <w:rPr>
+                <w:rFonts w:ascii="Calibri" w:eastAsia="Yu Gothic" w:hAnsi="Calibri"/>
+                <w:b w:val="false"/>
+                <w:bCs w:val="false"/>
+                <w:sz w:val="18"/>
+                <w:szCs w:val="18"/>
+              </w:rPr>
+              <w:t xml:space="preserve">“Near match (content code)” (aligned with “matching uses both PDQ and ISCC” in Chapter 3, 6)</w:t>
+            </w:r>
+          </w:p>
+        </w:tc>
+      </w:tr>
+      <w:tr>
+        <w:trPr>
+          <w:cantSplit/>
+          <w:tblHeader w:val="off"/>
+        </w:trPr>
+        <w:tc>
+          <w:tcPr>
+            <w:tcW w:type="dxa" w:w="4560"/>
             <w:tcBorders>
               <w:top w:val="single" w:color="A6B8D0" w:sz="4"/>
               <w:left w:val="single" w:color="A6B8D0" w:sz="4"/>
@@ -9604,13 +9570,13 @@
                 <w:sz w:val="18"/>
                 <w:szCs w:val="18"/>
               </w:rPr>
-              <w:t xml:space="preserve">PDQ distance 32 or more, no watermark</w:t>
-            </w:r>
-          </w:p>
-        </w:tc>
-        <w:tc>
-          <w:tcPr>
-            <w:tcW w:type="dxa" w:w="5597"/>
+              <w:t xml:space="preserve">PDQ distance 32 or more, no watermark, and no ISCC match either</w:t>
+            </w:r>
+          </w:p>
+        </w:tc>
+        <w:tc>
+          <w:tcPr>
+            <w:tcW w:type="dxa" w:w="5078"/>
             <w:tcBorders>
               <w:top w:val="single" w:color="A6B8D0" w:sz="4"/>
               <w:left w:val="single" w:color="A6B8D0" w:sz="4"/>
@@ -9648,6 +9614,36 @@
       <w:pPr>
         <w:spacing w:after="100" w:before="0"/>
       </w:pPr>
+    </w:p>
+    <w:p>
+      <w:pPr>
+        <w:pStyle w:val="ListParagraph"/>
+        <w:keepNext/>
+        <w:keepLines/>
+        <w:numPr>
+          <w:ilvl w:val="0"/>
+          <w:numId w:val="2"/>
+        </w:numPr>
+        <w:spacing w:after="20" w:before="20" w:line="300"/>
+      </w:pPr>
+      <w:r>
+        <w:rPr>
+          <w:rFonts w:ascii="Calibri" w:eastAsia="Yu Gothic" w:hAnsi="Calibri"/>
+        </w:rPr>
+        <w:t xml:space="preserve">When multiple works match: </w:t>
+      </w:r>
+      <w:r>
+        <w:rPr>
+          <w:rFonts w:ascii="Consolas" w:eastAsia="Yu Gothic" w:hAnsi="Consolas"/>
+        </w:rPr>
+        <w:t xml:space="preserve">work_refs</w:t>
+      </w:r>
+      <w:r>
+        <w:rPr>
+          <w:rFonts w:ascii="Calibri" w:eastAsia="Yu Gothic" w:hAnsi="Calibri"/>
+        </w:rPr>
+        <w:t xml:space="preserve"> are ordered by watermark match → ascending PDQ distance → newest first. The display is grouped by the Original's SHA-256, shown as “Match: identification number X (delivery). N other exports of the same photo” (Chapter 1, 8.2: different presets of the same photo are linked by the Original's SHA-256).</w:t>
+      </w:r>
     </w:p>
     <w:p>
       <w:pPr>
@@ -9693,7 +9689,7 @@
         <w:rPr>
           <w:rFonts w:ascii="Calibri" w:eastAsia="Yu Gothic" w:hAnsi="Calibri"/>
         </w:rPr>
-        <w:t xml:space="preserve">From the Permitted Scope of the matched work and the manner of the repost (“paid distribution” in 2.3, being published), the following candidates are shown: “publication (repost) outside the Permitted Scope” and “commercial use (without separate permission)”. The candidate “removal of Matching Data” is shown only when there is no C2PA signature on a route that retains C2PA (posting sites and cloud confirmed to retain it in Chapter 3, 10.3 “Retention on posting sites and in the cloud”), or when the reposted image is a delivery output with only the C2PA signature removed (without format conversion or recompression, with the same pixels). Most social media remove C2PA at posting, so the absence of a C2PA signature on social media is not a clue of removal (under Japanese law, removal due to technical constraints is also excluded; Legal Research L-1“Removal or alteration of rights management information (Japan)”).</w:t>
+        <w:t xml:space="preserve">From the Permitted Scope of the matched work and the manner of the repost (“paid distribution” in 2.3, being published), the candidates of violation are shown. The rules for the candidates follow Chapter 5, 2.3 “Linking to images”.</w:t>
       </w:r>
     </w:p>
     <w:p>
@@ -9759,6 +9755,24 @@
           <w:rFonts w:ascii="Calibri" w:eastAsia="Yu Gothic" w:hAnsi="Calibri"/>
         </w:rPr>
         <w:t xml:space="preserve">Chinese sites: if an ICP filing number can be read from the bottom of the page, it is recorded. Lookup in the filing system of the Ministry of Industry and Information Technology (Draft Project Proposal [22]) is guided in Chapter 7 “Legal Action Guidance” as a procedure for the User (the lookup screen has an image check, so the app does not look it up automatically).</w:t>
+      </w:r>
+    </w:p>
+    <w:p>
+      <w:pPr>
+        <w:pStyle w:val="ListParagraph"/>
+        <w:keepNext/>
+        <w:keepLines/>
+        <w:numPr>
+          <w:ilvl w:val="0"/>
+          <w:numId w:val="2"/>
+        </w:numPr>
+        <w:spacing w:after="20" w:before="20" w:line="300"/>
+      </w:pPr>
+      <w:r>
+        <w:rPr>
+          <w:rFonts w:ascii="Calibri" w:eastAsia="Yu Gothic" w:hAnsi="Calibri"/>
+        </w:rPr>
+        <w:t xml:space="preserve">RDAP queries are saved as evidence in the WARC (2.2.1) as the raw request and response (JSON, headers, the subject and issuer of the TLS certificate). Both the IP address and the domain, and the result of the reverse lookup of the IP address, are kept (NRSD's request, 2026-09-30). The RDAP bootstrap (IANA's list of which registry to query) is obtained from the reference information, and IANA is not queried (Chapter 8, 3.4).</w:t>
       </w:r>
     </w:p>
     <w:p>
@@ -10346,7 +10360,7 @@
     <w:p>
       <w:pPr>
         <w:pStyle w:val="ListParagraph"/>
-        <w:keepNext w:val="false"/>
+        <w:keepNext/>
         <w:keepLines/>
         <w:numPr>
           <w:ilvl w:val="0"/>
@@ -10358,18 +10372,127 @@
         <w:rPr>
           <w:rFonts w:ascii="Calibri" w:eastAsia="Yu Gothic" w:hAnsi="Calibri"/>
         </w:rPr>
-        <w:t xml:space="preserve">Deadlines of procedures after a complaint (the 7-day notification by Japan's Large-Scale Specified Telecommunications Service Providers, the 10 to 14 business days after a counter-notice in the United States, etc.) are shown on the case screen by the table of Chapter 7, 6.3 “Display of procedural deadlines”.</w:t>
-      </w:r>
-    </w:p>
-    <w:p>
-      <w:pPr>
-        <w:pStyle w:val="Heading2"/>
-      </w:pPr>
-      <w:r>
-        <w:rPr>
-          <w:rFonts w:ascii="Calibri" w:eastAsia="Yu Gothic" w:hAnsi="Calibri"/>
-        </w:rPr>
-        <w:t xml:space="preserve">6.2 Checking the current status</w:t>
+        <w:t xml:space="preserve">Kinds of status (</w:t>
+      </w:r>
+      <w:r>
+        <w:rPr>
+          <w:rFonts w:ascii="Consolas" w:eastAsia="Yu Gothic" w:hAnsi="Consolas"/>
+        </w:rPr>
+        <w:t xml:space="preserve">kind</w:t>
+      </w:r>
+      <w:r>
+        <w:rPr>
+          <w:rFonts w:ascii="Calibri" w:eastAsia="Yu Gothic" w:hAnsi="Calibri"/>
+        </w:rPr>
+        <w:t xml:space="preserve"> of </w:t>
+      </w:r>
+      <w:r>
+        <w:rPr>
+          <w:rFonts w:ascii="Consolas" w:eastAsia="Yu Gothic" w:hAnsi="Consolas"/>
+        </w:rPr>
+        <w:t xml:space="preserve">nrsd.status/1</w:t>
+      </w:r>
+      <w:r>
+        <w:rPr>
+          <w:rFonts w:ascii="Calibri" w:eastAsia="Yu Gothic" w:hAnsi="Calibri"/>
+        </w:rPr>
+        <w:t xml:space="preserve">): </w:t>
+      </w:r>
+      <w:r>
+        <w:rPr>
+          <w:rFonts w:ascii="Consolas" w:eastAsia="Yu Gothic" w:hAnsi="Consolas"/>
+        </w:rPr>
+        <w:t xml:space="preserve">registered</w:t>
+      </w:r>
+      <w:r>
+        <w:rPr>
+          <w:rFonts w:ascii="Calibri" w:eastAsia="Yu Gothic" w:hAnsi="Calibri"/>
+        </w:rPr>
+        <w:t xml:space="preserve">, </w:t>
+      </w:r>
+      <w:r>
+        <w:rPr>
+          <w:rFonts w:ascii="Consolas" w:eastAsia="Yu Gothic" w:hAnsi="Consolas"/>
+        </w:rPr>
+        <w:t xml:space="preserve">filed</w:t>
+      </w:r>
+      <w:r>
+        <w:rPr>
+          <w:rFonts w:ascii="Calibri" w:eastAsia="Yu Gothic" w:hAnsi="Calibri"/>
+        </w:rPr>
+        <w:t xml:space="preserve"> (complaint made), </w:t>
+      </w:r>
+      <w:r>
+        <w:rPr>
+          <w:rFonts w:ascii="Consolas" w:eastAsia="Yu Gothic" w:hAnsi="Consolas"/>
+        </w:rPr>
+        <w:t xml:space="preserve">response</w:t>
+      </w:r>
+      <w:r>
+        <w:rPr>
+          <w:rFonts w:ascii="Calibri" w:eastAsia="Yu Gothic" w:hAnsi="Calibri"/>
+        </w:rPr>
+        <w:t xml:space="preserve"> (provider's response), </w:t>
+      </w:r>
+      <w:r>
+        <w:rPr>
+          <w:rFonts w:ascii="Consolas" w:eastAsia="Yu Gothic" w:hAnsi="Consolas"/>
+        </w:rPr>
+        <w:t xml:space="preserve">removed</w:t>
+      </w:r>
+      <w:r>
+        <w:rPr>
+          <w:rFonts w:ascii="Calibri" w:eastAsia="Yu Gothic" w:hAnsi="Calibri"/>
+        </w:rPr>
+        <w:t xml:space="preserve">, </w:t>
+      </w:r>
+      <w:r>
+        <w:rPr>
+          <w:rFonts w:ascii="Consolas" w:eastAsia="Yu Gothic" w:hAnsi="Consolas"/>
+        </w:rPr>
+        <w:t xml:space="preserve">reposted</w:t>
+      </w:r>
+      <w:r>
+        <w:rPr>
+          <w:rFonts w:ascii="Calibri" w:eastAsia="Yu Gothic" w:hAnsi="Calibri"/>
+        </w:rPr>
+        <w:t xml:space="preserve">, </w:t>
+      </w:r>
+      <w:r>
+        <w:rPr>
+          <w:rFonts w:ascii="Consolas" w:eastAsia="Yu Gothic" w:hAnsi="Consolas"/>
+        </w:rPr>
+        <w:t xml:space="preserve">checked</w:t>
+      </w:r>
+      <w:r>
+        <w:rPr>
+          <w:rFonts w:ascii="Calibri" w:eastAsia="Yu Gothic" w:hAnsi="Calibri"/>
+        </w:rPr>
+        <w:t xml:space="preserve"> (current status checked), </w:t>
+      </w:r>
+      <w:r>
+        <w:rPr>
+          <w:rFonts w:ascii="Consolas" w:eastAsia="Yu Gothic" w:hAnsi="Consolas"/>
+        </w:rPr>
+        <w:t xml:space="preserve">timestamped</w:t>
+      </w:r>
+      <w:r>
+        <w:rPr>
+          <w:rFonts w:ascii="Calibri" w:eastAsia="Yu Gothic" w:hAnsi="Calibri"/>
+        </w:rPr>
+        <w:t xml:space="preserve"> (timestamp response), </w:t>
+      </w:r>
+      <w:r>
+        <w:rPr>
+          <w:rFonts w:ascii="Consolas" w:eastAsia="Yu Gothic" w:hAnsi="Consolas"/>
+        </w:rPr>
+        <w:t xml:space="preserve">withdrawn</w:t>
+      </w:r>
+      <w:r>
+        <w:rPr>
+          <w:rFonts w:ascii="Calibri" w:eastAsia="Yu Gothic" w:hAnsi="Calibri"/>
+        </w:rPr>
+        <w:t xml:space="preserve">.</w:t>
       </w:r>
     </w:p>
     <w:p>
@@ -10387,7 +10510,73 @@
         <w:rPr>
           <w:rFonts w:ascii="Calibri" w:eastAsia="Yu Gothic" w:hAnsi="Calibri"/>
         </w:rPr>
-        <w:t xml:space="preserve">Only when the User presses the button, one fetch without running scripts is done on the registered URL, and the HTTP status, hash of the body, and presence of images are recorded with a timestamp.</w:t>
+        <w:t xml:space="preserve">Fields of the “complaint made” and “provider's response” rows: contact point (the number in the reference information), method (form or e-mail), date/time sent, receipt number (if any), the complainant's standing, the SHA-256 of the copy of the text sent (the copy of the complaint placed in </w:t>
+      </w:r>
+      <w:r>
+        <w:rPr>
+          <w:rFonts w:ascii="Consolas" w:eastAsia="Yu Gothic" w:hAnsi="Consolas"/>
+        </w:rPr>
+        <w:t xml:space="preserve">filings/</w:t>
+      </w:r>
+      <w:r>
+        <w:rPr>
+          <w:rFonts w:ascii="Calibri" w:eastAsia="Yu Gothic" w:hAnsi="Calibri"/>
+        </w:rPr>
+        <w:t xml:space="preserve"> of Chapter 8, 2.1 “Arrangement”), date/time of the response, result (received, removed, refused, counter forwarded, other), notes. These are the fields of </w:t>
+      </w:r>
+      <w:r>
+        <w:rPr>
+          <w:rFonts w:ascii="Consolas" w:eastAsia="Yu Gothic" w:hAnsi="Consolas"/>
+        </w:rPr>
+        <w:t xml:space="preserve">nrsd.status/1</w:t>
+      </w:r>
+      <w:r>
+        <w:rPr>
+          <w:rFonts w:ascii="Calibri" w:eastAsia="Yu Gothic" w:hAnsi="Calibri"/>
+        </w:rPr>
+        <w:t xml:space="preserve">.</w:t>
+      </w:r>
+    </w:p>
+    <w:p>
+      <w:pPr>
+        <w:pStyle w:val="ListParagraph"/>
+        <w:keepNext/>
+        <w:keepLines/>
+        <w:numPr>
+          <w:ilvl w:val="0"/>
+          <w:numId w:val="2"/>
+        </w:numPr>
+        <w:spacing w:after="20" w:before="20" w:line="300"/>
+      </w:pPr>
+      <w:r>
+        <w:rPr>
+          <w:rFonts w:ascii="Calibri" w:eastAsia="Yu Gothic" w:hAnsi="Calibri"/>
+        </w:rPr>
+        <w:t xml:space="preserve">Copy of the complaint: a copy of the text at the time the model text was copied, with the fields the User entered (name, address, phone, e-mail) replaced by </w:t>
+      </w:r>
+      <w:r>
+        <w:rPr>
+          <w:rFonts w:ascii="Consolas" w:eastAsia="Yu Gothic" w:hAnsi="Consolas"/>
+        </w:rPr>
+        <w:t xml:space="preserve">[REDACTED]</w:t>
+      </w:r>
+      <w:r>
+        <w:rPr>
+          <w:rFonts w:ascii="Calibri" w:eastAsia="Yu Gothic" w:hAnsi="Calibri"/>
+        </w:rPr>
+        <w:t xml:space="preserve">, is saved as </w:t>
+      </w:r>
+      <w:r>
+        <w:rPr>
+          <w:rFonts w:ascii="Consolas" w:eastAsia="Yu Gothic" w:hAnsi="Consolas"/>
+        </w:rPr>
+        <w:t xml:space="preserve">cases/&lt;case number&gt;/filings/&lt;UUID v7&gt;.txt</w:t>
+      </w:r>
+      <w:r>
+        <w:rPr>
+          <w:rFonts w:ascii="Calibri" w:eastAsia="Yu Gothic" w:hAnsi="Calibri"/>
+        </w:rPr>
+        <w:t xml:space="preserve">, and the “complaint made” status append holds its SHA-256. It is included in the evidence package (BagIt). The policy of not storing names (Chapter 7, 3.1) is kept.</w:t>
       </w:r>
     </w:p>
     <w:p>
@@ -10405,18 +10594,30 @@
         <w:rPr>
           <w:rFonts w:ascii="Calibri" w:eastAsia="Yu Gothic" w:hAnsi="Calibri"/>
         </w:rPr>
-        <w:t xml:space="preserve">No scheduled automatic checks. The list screen shows the “last checked date” so the User can remember.</w:t>
-      </w:r>
-    </w:p>
-    <w:p>
-      <w:pPr>
-        <w:pStyle w:val="Heading1"/>
-      </w:pPr>
-      <w:r>
-        <w:rPr>
-          <w:rFonts w:ascii="Calibri" w:eastAsia="Yu Gothic" w:hAnsi="Calibri"/>
-        </w:rPr>
-        <w:t xml:space="preserve">7. Corrections</w:t>
+        <w:t xml:space="preserve">The calculation of procedural deadlines after a complaint, the export of </w:t>
+      </w:r>
+      <w:r>
+        <w:rPr>
+          <w:rFonts w:ascii="Consolas" w:eastAsia="Yu Gothic" w:hAnsi="Consolas"/>
+        </w:rPr>
+        <w:t xml:space="preserve">.ics</w:t>
+      </w:r>
+      <w:r>
+        <w:rPr>
+          <w:rFonts w:ascii="Calibri" w:eastAsia="Yu Gothic" w:hAnsi="Calibri"/>
+        </w:rPr>
+        <w:t xml:space="preserve">, and the notices 3 days before and on the day follow Chapter 7, 6.3 “Display of procedural deadlines” (shown on the case screen).</w:t>
+      </w:r>
+    </w:p>
+    <w:p>
+      <w:pPr>
+        <w:pStyle w:val="Heading2"/>
+      </w:pPr>
+      <w:r>
+        <w:rPr>
+          <w:rFonts w:ascii="Calibri" w:eastAsia="Yu Gothic" w:hAnsi="Calibri"/>
+        </w:rPr>
+        <w:t xml:space="preserve">6.2 Checking the current status</w:t>
       </w:r>
     </w:p>
     <w:p>
@@ -10434,7 +10635,31 @@
         <w:rPr>
           <w:rFonts w:ascii="Calibri" w:eastAsia="Yu Gothic" w:hAnsi="Calibri"/>
         </w:rPr>
-        <w:t xml:space="preserve">Withdrawing a mistaken registration: the User chooses a reason (mistake, already permitted, other), and a withdrawal record is appended. Evidence files are deleted, and the case record keeps the withdrawal, reason, and date/time (Chapter 1, 8.4 “Retention and deletion”). It is removed from the count in the list.</w:t>
+        <w:t xml:space="preserve">Only when the User presses the button, one fetch without running scripts is done on the registered URL. The fetched response is added to </w:t>
+      </w:r>
+      <w:r>
+        <w:rPr>
+          <w:rFonts w:ascii="Consolas" w:eastAsia="Yu Gothic" w:hAnsi="Consolas"/>
+        </w:rPr>
+        <w:t xml:space="preserve">evidence/</w:t>
+      </w:r>
+      <w:r>
+        <w:rPr>
+          <w:rFonts w:ascii="Calibri" w:eastAsia="Yu Gothic" w:hAnsi="Calibri"/>
+        </w:rPr>
+        <w:t xml:space="preserve"> as a WARC of the same form as 2.2.1 (</w:t>
+      </w:r>
+      <w:r>
+        <w:rPr>
+          <w:rFonts w:ascii="Consolas" w:eastAsia="Yu Gothic" w:hAnsi="Consolas"/>
+        </w:rPr>
+        <w:t xml:space="preserve">capture-&lt;serial&gt;.warc.gz</w:t>
+      </w:r>
+      <w:r>
+        <w:rPr>
+          <w:rFonts w:ascii="Calibri" w:eastAsia="Yu Gothic" w:hAnsi="Calibri"/>
+        </w:rPr>
+        <w:t xml:space="preserve">; the serial continues from the fetch at registration) (it becomes evidence of reposting; the same as Perma.cc and the Wayback Machine keeping a new record each time they fetch again), and the HTTP status, hash of the body, presence of images, and the SHA-256 of the WARC are recorded in a status addition with a timestamp.</w:t>
       </w:r>
     </w:p>
     <w:p>
@@ -10452,7 +10677,78 @@
         <w:rPr>
           <w:rFonts w:ascii="Calibri" w:eastAsia="Yu Gothic" w:hAnsi="Calibri"/>
         </w:rPr>
-        <w:t xml:space="preserve">When a repost of something not one's own work has been registered (R-6-6-2“The handling of registering a repost that is not the User's own work is determined”): the registration stays on the device and does not reach other Users or providers. Harm arises only if the User sends a complaint based on that registration; before a complaint, the matching result and clues (Chapter 2, 4.4 “Clues when a person posing as the Rights Holder appears”) are shown, together with the fact that responsibility lies with the User (D-10-6“The judgment on matching and the responsibility for Registration are borne by the User who registered”).</w:t>
+        <w:t xml:space="preserve">No scheduled automatic checks. The list screen shows the “last checked date” so the User can remember.</w:t>
+      </w:r>
+    </w:p>
+    <w:p>
+      <w:pPr>
+        <w:pStyle w:val="Heading1"/>
+      </w:pPr>
+      <w:r>
+        <w:rPr>
+          <w:rFonts w:ascii="Calibri" w:eastAsia="Yu Gothic" w:hAnsi="Calibri"/>
+        </w:rPr>
+        <w:t xml:space="preserve">7. Corrections</w:t>
+      </w:r>
+    </w:p>
+    <w:p>
+      <w:pPr>
+        <w:pStyle w:val="ListParagraph"/>
+        <w:keepNext/>
+        <w:keepLines/>
+        <w:numPr>
+          <w:ilvl w:val="0"/>
+          <w:numId w:val="2"/>
+        </w:numPr>
+        <w:spacing w:after="20" w:before="20" w:line="300"/>
+      </w:pPr>
+      <w:r>
+        <w:rPr>
+          <w:rFonts w:ascii="Calibri" w:eastAsia="Yu Gothic" w:hAnsi="Calibri"/>
+        </w:rPr>
+        <w:t xml:space="preserve">Withdrawing a mistaken registration: the User chooses a reason (mistake, already permitted, other), and a withdrawal record is appended. The evidence folder is moved to the OS trash (freedesktop.org Trash Specification 1.0, the Windows Recycle Bin, the macOS Trash; the </w:t>
+      </w:r>
+      <w:r>
+        <w:rPr>
+          <w:rFonts w:ascii="Consolas" w:eastAsia="Yu Gothic" w:hAnsi="Consolas"/>
+        </w:rPr>
+        <w:t xml:space="preserve">trash</w:t>
+      </w:r>
+      <w:r>
+        <w:rPr>
+          <w:rFonts w:ascii="Calibri" w:eastAsia="Yu Gothic" w:hAnsi="Calibri"/>
+        </w:rPr>
+        <w:t xml:space="preserve"> crate; no custom trash). The User can restore it from the OS trash. The withdrawal, reason, and date/time remain in the case record (Chapter 1, 8.4 “Retention and deletion”). It is excluded from the counts in the list (NRSD's request, 2026-10-01). Chain verification after a withdrawal covers only the record rows (JSON), and the presence of evidence files is checked separately. For a withdrawn case, “evidence deleted” is normal, and absence is not treated as an error (as a Git commit can point to a deleted blob: the hash remains in the record). If evidence is missing for a case that was not withdrawn, it is reported with a </w:t>
+      </w:r>
+      <w:r>
+        <w:rPr>
+          <w:rFonts w:ascii="Consolas" w:eastAsia="Yu Gothic" w:hAnsi="Consolas"/>
+        </w:rPr>
+        <w:t xml:space="preserve">CAS</w:t>
+      </w:r>
+      <w:r>
+        <w:rPr>
+          <w:rFonts w:ascii="Calibri" w:eastAsia="Yu Gothic" w:hAnsi="Calibri"/>
+        </w:rPr>
+        <w:t xml:space="preserve"> number.</w:t>
+      </w:r>
+    </w:p>
+    <w:p>
+      <w:pPr>
+        <w:pStyle w:val="ListParagraph"/>
+        <w:keepNext w:val="false"/>
+        <w:keepLines/>
+        <w:numPr>
+          <w:ilvl w:val="0"/>
+          <w:numId w:val="2"/>
+        </w:numPr>
+        <w:spacing w:after="20" w:before="20" w:line="300"/>
+      </w:pPr>
+      <w:r>
+        <w:rPr>
+          <w:rFonts w:ascii="Calibri" w:eastAsia="Yu Gothic" w:hAnsi="Calibri"/>
+        </w:rPr>
+        <w:t xml:space="preserve">When a repost of something not one's own work has been registered (R-6-6-2): the registration stays on the device and does not reach other Users or providers. Harm arises only if the User sends a complaint based on that registration; before a complaint, the matching result and clues (Chapter 2, 4.4 “Clues when a person posing as the Rights Holder appears”) are shown, together with the fact that responsibility lies with the User (D-10-6“The judgment on matching and the responsibility for Registration are borne by the User who registered”).</w:t>
       </w:r>
     </w:p>
     <w:p>
@@ -10544,9 +10840,8 @@
         </w:tblBorders>
       </w:tblPr>
       <w:tblGrid>
-        <w:gridCol w:w="1635"/>
-        <w:gridCol w:w="4483"/>
-        <w:gridCol w:w="3520"/>
+        <w:gridCol w:w="5349"/>
+        <w:gridCol w:w="4289"/>
       </w:tblGrid>
       <w:tr>
         <w:trPr>
@@ -10555,7 +10850,7 @@
         </w:trPr>
         <w:tc>
           <w:tcPr>
-            <w:tcW w:type="dxa" w:w="1635"/>
+            <w:tcW w:type="dxa" w:w="5349"/>
             <w:tcBorders>
               <w:top w:val="single" w:color="A6B8D0" w:sz="4"/>
               <w:left w:val="single" w:color="A6B8D0" w:sz="4"/>
@@ -10584,48 +10879,13 @@
                 <w:sz w:val="18"/>
                 <w:szCs w:val="18"/>
               </w:rPr>
-              <w:t xml:space="preserve">Requirement number</w:t>
-            </w:r>
-          </w:p>
-        </w:tc>
-        <w:tc>
-          <w:tcPr>
-            <w:tcW w:type="dxa" w:w="4483"/>
-            <w:tcBorders>
-              <w:top w:val="single" w:color="A6B8D0" w:sz="4"/>
-              <w:left w:val="single" w:color="A6B8D0" w:sz="4"/>
-              <w:bottom w:val="single" w:color="A6B8D0" w:sz="4"/>
-              <w:right w:val="single" w:color="A6B8D0" w:sz="4"/>
-            </w:tcBorders>
-            <w:shd w:fill="DCE6F2" w:color="auto" w:val="clear"/>
-            <w:tcMar>
-              <w:top w:type="dxa" w:w="50"/>
-              <w:left w:type="dxa" w:w="90"/>
-              <w:bottom w:type="dxa" w:w="50"/>
-              <w:right w:type="dxa" w:w="90"/>
-            </w:tcMar>
-          </w:tcPr>
-          <w:p>
-            <w:pPr>
-              <w:keepNext/>
-              <w:keepLines/>
-              <w:spacing w:after="0" w:before="0" w:line="280"/>
-            </w:pPr>
-            <w:r>
-              <w:rPr>
-                <w:rFonts w:ascii="Calibri" w:eastAsia="Yu Gothic" w:hAnsi="Calibri"/>
-                <w:b/>
-                <w:bCs/>
-                <w:sz w:val="18"/>
-                <w:szCs w:val="18"/>
-              </w:rPr>
-              <w:t xml:space="preserve">Requirement</w:t>
-            </w:r>
-          </w:p>
-        </w:tc>
-        <w:tc>
-          <w:tcPr>
-            <w:tcW w:type="dxa" w:w="3520"/>
+              <w:t xml:space="preserve">Requirement number (text in the Outline Design Document)</w:t>
+            </w:r>
+          </w:p>
+        </w:tc>
+        <w:tc>
+          <w:tcPr>
+            <w:tcW w:type="dxa" w:w="4289"/>
             <w:tcBorders>
               <w:top w:val="single" w:color="A6B8D0" w:sz="4"/>
               <w:left w:val="single" w:color="A6B8D0" w:sz="4"/>
@@ -10666,23 +10926,23 @@
         </w:trPr>
         <w:tc>
           <w:tcPr>
-            <w:tcW w:type="dxa" w:w="1635"/>
-            <w:tcBorders>
-              <w:top w:val="single" w:color="A6B8D0" w:sz="4"/>
-              <w:left w:val="single" w:color="A6B8D0" w:sz="4"/>
-              <w:bottom w:val="single" w:color="A6B8D0" w:sz="4"/>
-              <w:right w:val="single" w:color="A6B8D0" w:sz="4"/>
-            </w:tcBorders>
-            <w:tcMar>
-              <w:top w:type="dxa" w:w="50"/>
-              <w:left w:type="dxa" w:w="90"/>
-              <w:bottom w:type="dxa" w:w="50"/>
-              <w:right w:type="dxa" w:w="90"/>
-            </w:tcMar>
-          </w:tcPr>
-          <w:p>
-            <w:pPr>
-              <w:keepNext w:val="false"/>
+            <w:tcW w:type="dxa" w:w="5349"/>
+            <w:tcBorders>
+              <w:top w:val="single" w:color="A6B8D0" w:sz="4"/>
+              <w:left w:val="single" w:color="A6B8D0" w:sz="4"/>
+              <w:bottom w:val="single" w:color="A6B8D0" w:sz="4"/>
+              <w:right w:val="single" w:color="A6B8D0" w:sz="4"/>
+            </w:tcBorders>
+            <w:tcMar>
+              <w:top w:type="dxa" w:w="50"/>
+              <w:left w:type="dxa" w:w="90"/>
+              <w:bottom w:type="dxa" w:w="50"/>
+              <w:right w:type="dxa" w:w="90"/>
+            </w:tcMar>
+          </w:tcPr>
+          <w:p>
+            <w:pPr>
+              <w:keepNext/>
               <w:keepLines/>
               <w:spacing w:after="0" w:before="0" w:line="280"/>
             </w:pPr>
@@ -10700,57 +10960,23 @@
         </w:tc>
         <w:tc>
           <w:tcPr>
-            <w:tcW w:type="dxa" w:w="4483"/>
-            <w:tcBorders>
-              <w:top w:val="single" w:color="A6B8D0" w:sz="4"/>
-              <w:left w:val="single" w:color="A6B8D0" w:sz="4"/>
-              <w:bottom w:val="single" w:color="A6B8D0" w:sz="4"/>
-              <w:right w:val="single" w:color="A6B8D0" w:sz="4"/>
-            </w:tcBorders>
-            <w:tcMar>
-              <w:top w:type="dxa" w:w="50"/>
-              <w:left w:type="dxa" w:w="90"/>
-              <w:bottom w:type="dxa" w:w="50"/>
-              <w:right w:type="dxa" w:w="90"/>
-            </w:tcMar>
-          </w:tcPr>
-          <w:p>
-            <w:pPr>
-              <w:keepNext w:val="false"/>
-              <w:keepLines/>
-              <w:spacing w:after="0" w:before="0" w:line="280"/>
-            </w:pPr>
-            <w:r>
-              <w:rPr>
-                <w:rFonts w:ascii="Calibri" w:eastAsia="Yu Gothic" w:hAnsi="Calibri"/>
-                <w:b w:val="false"/>
-                <w:bCs w:val="false"/>
-                <w:sz w:val="18"/>
-                <w:szCs w:val="18"/>
-              </w:rPr>
-              <w:t xml:space="preserve">Can register with one button</w:t>
-            </w:r>
-          </w:p>
-        </w:tc>
-        <w:tc>
-          <w:tcPr>
-            <w:tcW w:type="dxa" w:w="3520"/>
-            <w:tcBorders>
-              <w:top w:val="single" w:color="A6B8D0" w:sz="4"/>
-              <w:left w:val="single" w:color="A6B8D0" w:sz="4"/>
-              <w:bottom w:val="single" w:color="A6B8D0" w:sz="4"/>
-              <w:right w:val="single" w:color="A6B8D0" w:sz="4"/>
-            </w:tcBorders>
-            <w:tcMar>
-              <w:top w:type="dxa" w:w="50"/>
-              <w:left w:type="dxa" w:w="90"/>
-              <w:bottom w:type="dxa" w:w="50"/>
-              <w:right w:type="dxa" w:w="90"/>
-            </w:tcMar>
-          </w:tcPr>
-          <w:p>
-            <w:pPr>
-              <w:keepNext w:val="false"/>
+            <w:tcW w:type="dxa" w:w="4289"/>
+            <w:tcBorders>
+              <w:top w:val="single" w:color="A6B8D0" w:sz="4"/>
+              <w:left w:val="single" w:color="A6B8D0" w:sz="4"/>
+              <w:bottom w:val="single" w:color="A6B8D0" w:sz="4"/>
+              <w:right w:val="single" w:color="A6B8D0" w:sz="4"/>
+            </w:tcBorders>
+            <w:tcMar>
+              <w:top w:type="dxa" w:w="50"/>
+              <w:left w:type="dxa" w:w="90"/>
+              <w:bottom w:type="dxa" w:w="50"/>
+              <w:right w:type="dxa" w:w="90"/>
+            </w:tcMar>
+          </w:tcPr>
+          <w:p>
+            <w:pPr>
+              <w:keepNext/>
               <w:keepLines/>
               <w:spacing w:after="0" w:before="0" w:line="280"/>
             </w:pPr>
@@ -10774,23 +11000,23 @@
         </w:trPr>
         <w:tc>
           <w:tcPr>
-            <w:tcW w:type="dxa" w:w="1635"/>
-            <w:tcBorders>
-              <w:top w:val="single" w:color="A6B8D0" w:sz="4"/>
-              <w:left w:val="single" w:color="A6B8D0" w:sz="4"/>
-              <w:bottom w:val="single" w:color="A6B8D0" w:sz="4"/>
-              <w:right w:val="single" w:color="A6B8D0" w:sz="4"/>
-            </w:tcBorders>
-            <w:tcMar>
-              <w:top w:type="dxa" w:w="50"/>
-              <w:left w:type="dxa" w:w="90"/>
-              <w:bottom w:type="dxa" w:w="50"/>
-              <w:right w:type="dxa" w:w="90"/>
-            </w:tcMar>
-          </w:tcPr>
-          <w:p>
-            <w:pPr>
-              <w:keepNext w:val="false"/>
+            <w:tcW w:type="dxa" w:w="5349"/>
+            <w:tcBorders>
+              <w:top w:val="single" w:color="A6B8D0" w:sz="4"/>
+              <w:left w:val="single" w:color="A6B8D0" w:sz="4"/>
+              <w:bottom w:val="single" w:color="A6B8D0" w:sz="4"/>
+              <w:right w:val="single" w:color="A6B8D0" w:sz="4"/>
+            </w:tcBorders>
+            <w:tcMar>
+              <w:top w:type="dxa" w:w="50"/>
+              <w:left w:type="dxa" w:w="90"/>
+              <w:bottom w:type="dxa" w:w="50"/>
+              <w:right w:type="dxa" w:w="90"/>
+            </w:tcMar>
+          </w:tcPr>
+          <w:p>
+            <w:pPr>
+              <w:keepNext/>
               <w:keepLines/>
               <w:spacing w:after="0" w:before="0" w:line="280"/>
             </w:pPr>
@@ -10808,57 +11034,23 @@
         </w:tc>
         <w:tc>
           <w:tcPr>
-            <w:tcW w:type="dxa" w:w="4483"/>
-            <w:tcBorders>
-              <w:top w:val="single" w:color="A6B8D0" w:sz="4"/>
-              <w:left w:val="single" w:color="A6B8D0" w:sz="4"/>
-              <w:bottom w:val="single" w:color="A6B8D0" w:sz="4"/>
-              <w:right w:val="single" w:color="A6B8D0" w:sz="4"/>
-            </w:tcBorders>
-            <w:tcMar>
-              <w:top w:type="dxa" w:w="50"/>
-              <w:left w:type="dxa" w:w="90"/>
-              <w:bottom w:type="dxa" w:w="50"/>
-              <w:right w:type="dxa" w:w="90"/>
-            </w:tcMar>
-          </w:tcPr>
-          <w:p>
-            <w:pPr>
-              <w:keepNext w:val="false"/>
-              <w:keepLines/>
-              <w:spacing w:after="0" w:before="0" w:line="280"/>
-            </w:pPr>
-            <w:r>
-              <w:rPr>
-                <w:rFonts w:ascii="Calibri" w:eastAsia="Yu Gothic" w:hAnsi="Calibri"/>
-                <w:b w:val="false"/>
-                <w:bCs w:val="false"/>
-                <w:sz w:val="18"/>
-                <w:szCs w:val="18"/>
-              </w:rPr>
-              <w:t xml:space="preserve">For pages requiring login, what the User obtained can be imported</w:t>
-            </w:r>
-          </w:p>
-        </w:tc>
-        <w:tc>
-          <w:tcPr>
-            <w:tcW w:type="dxa" w:w="3520"/>
-            <w:tcBorders>
-              <w:top w:val="single" w:color="A6B8D0" w:sz="4"/>
-              <w:left w:val="single" w:color="A6B8D0" w:sz="4"/>
-              <w:bottom w:val="single" w:color="A6B8D0" w:sz="4"/>
-              <w:right w:val="single" w:color="A6B8D0" w:sz="4"/>
-            </w:tcBorders>
-            <w:tcMar>
-              <w:top w:type="dxa" w:w="50"/>
-              <w:left w:type="dxa" w:w="90"/>
-              <w:bottom w:type="dxa" w:w="50"/>
-              <w:right w:type="dxa" w:w="90"/>
-            </w:tcMar>
-          </w:tcPr>
-          <w:p>
-            <w:pPr>
-              <w:keepNext w:val="false"/>
+            <w:tcW w:type="dxa" w:w="4289"/>
+            <w:tcBorders>
+              <w:top w:val="single" w:color="A6B8D0" w:sz="4"/>
+              <w:left w:val="single" w:color="A6B8D0" w:sz="4"/>
+              <w:bottom w:val="single" w:color="A6B8D0" w:sz="4"/>
+              <w:right w:val="single" w:color="A6B8D0" w:sz="4"/>
+            </w:tcBorders>
+            <w:tcMar>
+              <w:top w:type="dxa" w:w="50"/>
+              <w:left w:type="dxa" w:w="90"/>
+              <w:bottom w:type="dxa" w:w="50"/>
+              <w:right w:type="dxa" w:w="90"/>
+            </w:tcMar>
+          </w:tcPr>
+          <w:p>
+            <w:pPr>
+              <w:keepNext/>
               <w:keepLines/>
               <w:spacing w:after="0" w:before="0" w:line="280"/>
             </w:pPr>
@@ -10882,23 +11074,23 @@
         </w:trPr>
         <w:tc>
           <w:tcPr>
-            <w:tcW w:type="dxa" w:w="1635"/>
-            <w:tcBorders>
-              <w:top w:val="single" w:color="A6B8D0" w:sz="4"/>
-              <w:left w:val="single" w:color="A6B8D0" w:sz="4"/>
-              <w:bottom w:val="single" w:color="A6B8D0" w:sz="4"/>
-              <w:right w:val="single" w:color="A6B8D0" w:sz="4"/>
-            </w:tcBorders>
-            <w:tcMar>
-              <w:top w:type="dxa" w:w="50"/>
-              <w:left w:type="dxa" w:w="90"/>
-              <w:bottom w:type="dxa" w:w="50"/>
-              <w:right w:type="dxa" w:w="90"/>
-            </w:tcMar>
-          </w:tcPr>
-          <w:p>
-            <w:pPr>
-              <w:keepNext w:val="false"/>
+            <w:tcW w:type="dxa" w:w="5349"/>
+            <w:tcBorders>
+              <w:top w:val="single" w:color="A6B8D0" w:sz="4"/>
+              <w:left w:val="single" w:color="A6B8D0" w:sz="4"/>
+              <w:bottom w:val="single" w:color="A6B8D0" w:sz="4"/>
+              <w:right w:val="single" w:color="A6B8D0" w:sz="4"/>
+            </w:tcBorders>
+            <w:tcMar>
+              <w:top w:type="dxa" w:w="50"/>
+              <w:left w:type="dxa" w:w="90"/>
+              <w:bottom w:type="dxa" w:w="50"/>
+              <w:right w:type="dxa" w:w="90"/>
+            </w:tcMar>
+          </w:tcPr>
+          <w:p>
+            <w:pPr>
+              <w:keepNext/>
               <w:keepLines/>
               <w:spacing w:after="0" w:before="0" w:line="280"/>
             </w:pPr>
@@ -10916,57 +11108,23 @@
         </w:tc>
         <w:tc>
           <w:tcPr>
-            <w:tcW w:type="dxa" w:w="4483"/>
-            <w:tcBorders>
-              <w:top w:val="single" w:color="A6B8D0" w:sz="4"/>
-              <w:left w:val="single" w:color="A6B8D0" w:sz="4"/>
-              <w:bottom w:val="single" w:color="A6B8D0" w:sz="4"/>
-              <w:right w:val="single" w:color="A6B8D0" w:sz="4"/>
-            </w:tcBorders>
-            <w:tcMar>
-              <w:top w:type="dxa" w:w="50"/>
-              <w:left w:type="dxa" w:w="90"/>
-              <w:bottom w:type="dxa" w:w="50"/>
-              <w:right w:type="dxa" w:w="90"/>
-            </w:tcMar>
-          </w:tcPr>
-          <w:p>
-            <w:pPr>
-              <w:keepNext w:val="false"/>
-              <w:keepLines/>
-              <w:spacing w:after="0" w:before="0" w:line="280"/>
-            </w:pPr>
-            <w:r>
-              <w:rPr>
-                <w:rFonts w:ascii="Calibri" w:eastAsia="Yu Gothic" w:hAnsi="Calibri"/>
-                <w:b w:val="false"/>
-                <w:bCs w:val="false"/>
-                <w:sz w:val="18"/>
-                <w:szCs w:val="18"/>
-              </w:rPr>
-              <w:t xml:space="preserve">Registrations are recorded on the User's device and do not affect other Users' records</w:t>
-            </w:r>
-          </w:p>
-        </w:tc>
-        <w:tc>
-          <w:tcPr>
-            <w:tcW w:type="dxa" w:w="3520"/>
-            <w:tcBorders>
-              <w:top w:val="single" w:color="A6B8D0" w:sz="4"/>
-              <w:left w:val="single" w:color="A6B8D0" w:sz="4"/>
-              <w:bottom w:val="single" w:color="A6B8D0" w:sz="4"/>
-              <w:right w:val="single" w:color="A6B8D0" w:sz="4"/>
-            </w:tcBorders>
-            <w:tcMar>
-              <w:top w:type="dxa" w:w="50"/>
-              <w:left w:type="dxa" w:w="90"/>
-              <w:bottom w:type="dxa" w:w="50"/>
-              <w:right w:type="dxa" w:w="90"/>
-            </w:tcMar>
-          </w:tcPr>
-          <w:p>
-            <w:pPr>
-              <w:keepNext w:val="false"/>
+            <w:tcW w:type="dxa" w:w="4289"/>
+            <w:tcBorders>
+              <w:top w:val="single" w:color="A6B8D0" w:sz="4"/>
+              <w:left w:val="single" w:color="A6B8D0" w:sz="4"/>
+              <w:bottom w:val="single" w:color="A6B8D0" w:sz="4"/>
+              <w:right w:val="single" w:color="A6B8D0" w:sz="4"/>
+            </w:tcBorders>
+            <w:tcMar>
+              <w:top w:type="dxa" w:w="50"/>
+              <w:left w:type="dxa" w:w="90"/>
+              <w:bottom w:type="dxa" w:w="50"/>
+              <w:right w:type="dxa" w:w="90"/>
+            </w:tcMar>
+          </w:tcPr>
+          <w:p>
+            <w:pPr>
+              <w:keepNext/>
               <w:keepLines/>
               <w:spacing w:after="0" w:before="0" w:line="280"/>
             </w:pPr>
@@ -10990,23 +11148,23 @@
         </w:trPr>
         <w:tc>
           <w:tcPr>
-            <w:tcW w:type="dxa" w:w="1635"/>
-            <w:tcBorders>
-              <w:top w:val="single" w:color="A6B8D0" w:sz="4"/>
-              <w:left w:val="single" w:color="A6B8D0" w:sz="4"/>
-              <w:bottom w:val="single" w:color="A6B8D0" w:sz="4"/>
-              <w:right w:val="single" w:color="A6B8D0" w:sz="4"/>
-            </w:tcBorders>
-            <w:tcMar>
-              <w:top w:type="dxa" w:w="50"/>
-              <w:left w:type="dxa" w:w="90"/>
-              <w:bottom w:type="dxa" w:w="50"/>
-              <w:right w:type="dxa" w:w="90"/>
-            </w:tcMar>
-          </w:tcPr>
-          <w:p>
-            <w:pPr>
-              <w:keepNext w:val="false"/>
+            <w:tcW w:type="dxa" w:w="5349"/>
+            <w:tcBorders>
+              <w:top w:val="single" w:color="A6B8D0" w:sz="4"/>
+              <w:left w:val="single" w:color="A6B8D0" w:sz="4"/>
+              <w:bottom w:val="single" w:color="A6B8D0" w:sz="4"/>
+              <w:right w:val="single" w:color="A6B8D0" w:sz="4"/>
+            </w:tcBorders>
+            <w:tcMar>
+              <w:top w:type="dxa" w:w="50"/>
+              <w:left w:type="dxa" w:w="90"/>
+              <w:bottom w:type="dxa" w:w="50"/>
+              <w:right w:type="dxa" w:w="90"/>
+            </w:tcMar>
+          </w:tcPr>
+          <w:p>
+            <w:pPr>
+              <w:keepNext/>
               <w:keepLines/>
               <w:spacing w:after="0" w:before="0" w:line="280"/>
             </w:pPr>
@@ -11024,57 +11182,23 @@
         </w:tc>
         <w:tc>
           <w:tcPr>
-            <w:tcW w:type="dxa" w:w="4483"/>
-            <w:tcBorders>
-              <w:top w:val="single" w:color="A6B8D0" w:sz="4"/>
-              <w:left w:val="single" w:color="A6B8D0" w:sz="4"/>
-              <w:bottom w:val="single" w:color="A6B8D0" w:sz="4"/>
-              <w:right w:val="single" w:color="A6B8D0" w:sz="4"/>
-            </w:tcBorders>
-            <w:tcMar>
-              <w:top w:type="dxa" w:w="50"/>
-              <w:left w:type="dxa" w:w="90"/>
-              <w:bottom w:type="dxa" w:w="50"/>
-              <w:right w:type="dxa" w:w="90"/>
-            </w:tcMar>
-          </w:tcPr>
-          <w:p>
-            <w:pPr>
-              <w:keepNext w:val="false"/>
-              <w:keepLines/>
-              <w:spacing w:after="0" w:before="0" w:line="280"/>
-            </w:pPr>
-            <w:r>
-              <w:rPr>
-                <w:rFonts w:ascii="Calibri" w:eastAsia="Yu Gothic" w:hAnsi="Calibri"/>
-                <w:b w:val="false"/>
-                <w:bCs w:val="false"/>
-                <w:sz w:val="18"/>
-                <w:szCs w:val="18"/>
-              </w:rPr>
-              <w:t xml:space="preserve">There is room to accept registrations from Phase 2</w:t>
-            </w:r>
-          </w:p>
-        </w:tc>
-        <w:tc>
-          <w:tcPr>
-            <w:tcW w:type="dxa" w:w="3520"/>
-            <w:tcBorders>
-              <w:top w:val="single" w:color="A6B8D0" w:sz="4"/>
-              <w:left w:val="single" w:color="A6B8D0" w:sz="4"/>
-              <w:bottom w:val="single" w:color="A6B8D0" w:sz="4"/>
-              <w:right w:val="single" w:color="A6B8D0" w:sz="4"/>
-            </w:tcBorders>
-            <w:tcMar>
-              <w:top w:type="dxa" w:w="50"/>
-              <w:left w:type="dxa" w:w="90"/>
-              <w:bottom w:type="dxa" w:w="50"/>
-              <w:right w:type="dxa" w:w="90"/>
-            </w:tcMar>
-          </w:tcPr>
-          <w:p>
-            <w:pPr>
-              <w:keepNext w:val="false"/>
+            <w:tcW w:type="dxa" w:w="4289"/>
+            <w:tcBorders>
+              <w:top w:val="single" w:color="A6B8D0" w:sz="4"/>
+              <w:left w:val="single" w:color="A6B8D0" w:sz="4"/>
+              <w:bottom w:val="single" w:color="A6B8D0" w:sz="4"/>
+              <w:right w:val="single" w:color="A6B8D0" w:sz="4"/>
+            </w:tcBorders>
+            <w:tcMar>
+              <w:top w:type="dxa" w:w="50"/>
+              <w:left w:type="dxa" w:w="90"/>
+              <w:bottom w:type="dxa" w:w="50"/>
+              <w:right w:type="dxa" w:w="90"/>
+            </w:tcMar>
+          </w:tcPr>
+          <w:p>
+            <w:pPr>
+              <w:keepNext/>
               <w:keepLines/>
               <w:spacing w:after="0" w:before="0" w:line="280"/>
             </w:pPr>
@@ -11098,23 +11222,23 @@
         </w:trPr>
         <w:tc>
           <w:tcPr>
-            <w:tcW w:type="dxa" w:w="1635"/>
-            <w:tcBorders>
-              <w:top w:val="single" w:color="A6B8D0" w:sz="4"/>
-              <w:left w:val="single" w:color="A6B8D0" w:sz="4"/>
-              <w:bottom w:val="single" w:color="A6B8D0" w:sz="4"/>
-              <w:right w:val="single" w:color="A6B8D0" w:sz="4"/>
-            </w:tcBorders>
-            <w:tcMar>
-              <w:top w:type="dxa" w:w="50"/>
-              <w:left w:type="dxa" w:w="90"/>
-              <w:bottom w:type="dxa" w:w="50"/>
-              <w:right w:type="dxa" w:w="90"/>
-            </w:tcMar>
-          </w:tcPr>
-          <w:p>
-            <w:pPr>
-              <w:keepNext w:val="false"/>
+            <w:tcW w:type="dxa" w:w="5349"/>
+            <w:tcBorders>
+              <w:top w:val="single" w:color="A6B8D0" w:sz="4"/>
+              <w:left w:val="single" w:color="A6B8D0" w:sz="4"/>
+              <w:bottom w:val="single" w:color="A6B8D0" w:sz="4"/>
+              <w:right w:val="single" w:color="A6B8D0" w:sz="4"/>
+            </w:tcBorders>
+            <w:tcMar>
+              <w:top w:type="dxa" w:w="50"/>
+              <w:left w:type="dxa" w:w="90"/>
+              <w:bottom w:type="dxa" w:w="50"/>
+              <w:right w:type="dxa" w:w="90"/>
+            </w:tcMar>
+          </w:tcPr>
+          <w:p>
+            <w:pPr>
+              <w:keepNext/>
               <w:keepLines/>
               <w:spacing w:after="0" w:before="0" w:line="280"/>
             </w:pPr>
@@ -11132,57 +11256,23 @@
         </w:tc>
         <w:tc>
           <w:tcPr>
-            <w:tcW w:type="dxa" w:w="4483"/>
-            <w:tcBorders>
-              <w:top w:val="single" w:color="A6B8D0" w:sz="4"/>
-              <w:left w:val="single" w:color="A6B8D0" w:sz="4"/>
-              <w:bottom w:val="single" w:color="A6B8D0" w:sz="4"/>
-              <w:right w:val="single" w:color="A6B8D0" w:sz="4"/>
-            </w:tcBorders>
-            <w:tcMar>
-              <w:top w:type="dxa" w:w="50"/>
-              <w:left w:type="dxa" w:w="90"/>
-              <w:bottom w:type="dxa" w:w="50"/>
-              <w:right w:type="dxa" w:w="90"/>
-            </w:tcMar>
-          </w:tcPr>
-          <w:p>
-            <w:pPr>
-              <w:keepNext w:val="false"/>
-              <w:keepLines/>
-              <w:spacing w:after="0" w:before="0" w:line="280"/>
-            </w:pPr>
-            <w:r>
-              <w:rPr>
-                <w:rFonts w:ascii="Calibri" w:eastAsia="Yu Gothic" w:hAnsi="Calibri"/>
-                <w:b w:val="false"/>
-                <w:bCs w:val="false"/>
-                <w:sz w:val="18"/>
-                <w:szCs w:val="18"/>
-              </w:rPr>
-              <w:t xml:space="preserve">The items to be shown later (Design Plan 10.3) can be kept</w:t>
-            </w:r>
-          </w:p>
-        </w:tc>
-        <w:tc>
-          <w:tcPr>
-            <w:tcW w:type="dxa" w:w="3520"/>
-            <w:tcBorders>
-              <w:top w:val="single" w:color="A6B8D0" w:sz="4"/>
-              <w:left w:val="single" w:color="A6B8D0" w:sz="4"/>
-              <w:bottom w:val="single" w:color="A6B8D0" w:sz="4"/>
-              <w:right w:val="single" w:color="A6B8D0" w:sz="4"/>
-            </w:tcBorders>
-            <w:tcMar>
-              <w:top w:type="dxa" w:w="50"/>
-              <w:left w:type="dxa" w:w="90"/>
-              <w:bottom w:type="dxa" w:w="50"/>
-              <w:right w:type="dxa" w:w="90"/>
-            </w:tcMar>
-          </w:tcPr>
-          <w:p>
-            <w:pPr>
-              <w:keepNext w:val="false"/>
+            <w:tcW w:type="dxa" w:w="4289"/>
+            <w:tcBorders>
+              <w:top w:val="single" w:color="A6B8D0" w:sz="4"/>
+              <w:left w:val="single" w:color="A6B8D0" w:sz="4"/>
+              <w:bottom w:val="single" w:color="A6B8D0" w:sz="4"/>
+              <w:right w:val="single" w:color="A6B8D0" w:sz="4"/>
+            </w:tcBorders>
+            <w:tcMar>
+              <w:top w:type="dxa" w:w="50"/>
+              <w:left w:type="dxa" w:w="90"/>
+              <w:bottom w:type="dxa" w:w="50"/>
+              <w:right w:type="dxa" w:w="90"/>
+            </w:tcMar>
+          </w:tcPr>
+          <w:p>
+            <w:pPr>
+              <w:keepNext/>
               <w:keepLines/>
               <w:spacing w:after="0" w:before="0" w:line="280"/>
             </w:pPr>
@@ -11206,23 +11296,23 @@
         </w:trPr>
         <w:tc>
           <w:tcPr>
-            <w:tcW w:type="dxa" w:w="1635"/>
-            <w:tcBorders>
-              <w:top w:val="single" w:color="A6B8D0" w:sz="4"/>
-              <w:left w:val="single" w:color="A6B8D0" w:sz="4"/>
-              <w:bottom w:val="single" w:color="A6B8D0" w:sz="4"/>
-              <w:right w:val="single" w:color="A6B8D0" w:sz="4"/>
-            </w:tcBorders>
-            <w:tcMar>
-              <w:top w:type="dxa" w:w="50"/>
-              <w:left w:type="dxa" w:w="90"/>
-              <w:bottom w:type="dxa" w:w="50"/>
-              <w:right w:type="dxa" w:w="90"/>
-            </w:tcMar>
-          </w:tcPr>
-          <w:p>
-            <w:pPr>
-              <w:keepNext w:val="false"/>
+            <w:tcW w:type="dxa" w:w="5349"/>
+            <w:tcBorders>
+              <w:top w:val="single" w:color="A6B8D0" w:sz="4"/>
+              <w:left w:val="single" w:color="A6B8D0" w:sz="4"/>
+              <w:bottom w:val="single" w:color="A6B8D0" w:sz="4"/>
+              <w:right w:val="single" w:color="A6B8D0" w:sz="4"/>
+            </w:tcBorders>
+            <w:tcMar>
+              <w:top w:type="dxa" w:w="50"/>
+              <w:left w:type="dxa" w:w="90"/>
+              <w:bottom w:type="dxa" w:w="50"/>
+              <w:right w:type="dxa" w:w="90"/>
+            </w:tcMar>
+          </w:tcPr>
+          <w:p>
+            <w:pPr>
+              <w:keepNext/>
               <w:keepLines/>
               <w:spacing w:after="0" w:before="0" w:line="280"/>
             </w:pPr>
@@ -11240,57 +11330,23 @@
         </w:tc>
         <w:tc>
           <w:tcPr>
-            <w:tcW w:type="dxa" w:w="4483"/>
-            <w:tcBorders>
-              <w:top w:val="single" w:color="A6B8D0" w:sz="4"/>
-              <w:left w:val="single" w:color="A6B8D0" w:sz="4"/>
-              <w:bottom w:val="single" w:color="A6B8D0" w:sz="4"/>
-              <w:right w:val="single" w:color="A6B8D0" w:sz="4"/>
-            </w:tcBorders>
-            <w:tcMar>
-              <w:top w:type="dxa" w:w="50"/>
-              <w:left w:type="dxa" w:w="90"/>
-              <w:bottom w:type="dxa" w:w="50"/>
-              <w:right w:type="dxa" w:w="90"/>
-            </w:tcMar>
-          </w:tcPr>
-          <w:p>
-            <w:pPr>
-              <w:keepNext w:val="false"/>
-              <w:keepLines/>
-              <w:spacing w:after="0" w:before="0" w:line="280"/>
-            </w:pPr>
-            <w:r>
-              <w:rPr>
-                <w:rFonts w:ascii="Calibri" w:eastAsia="Yu Gothic" w:hAnsi="Calibri"/>
-                <w:b w:val="false"/>
-                <w:bCs w:val="false"/>
-                <w:sz w:val="18"/>
-                <w:szCs w:val="18"/>
-              </w:rPr>
-              <w:t xml:space="preserve">There are provisions for fetch failures and malicious sites</w:t>
-            </w:r>
-          </w:p>
-        </w:tc>
-        <w:tc>
-          <w:tcPr>
-            <w:tcW w:type="dxa" w:w="3520"/>
-            <w:tcBorders>
-              <w:top w:val="single" w:color="A6B8D0" w:sz="4"/>
-              <w:left w:val="single" w:color="A6B8D0" w:sz="4"/>
-              <w:bottom w:val="single" w:color="A6B8D0" w:sz="4"/>
-              <w:right w:val="single" w:color="A6B8D0" w:sz="4"/>
-            </w:tcBorders>
-            <w:tcMar>
-              <w:top w:type="dxa" w:w="50"/>
-              <w:left w:type="dxa" w:w="90"/>
-              <w:bottom w:type="dxa" w:w="50"/>
-              <w:right w:type="dxa" w:w="90"/>
-            </w:tcMar>
-          </w:tcPr>
-          <w:p>
-            <w:pPr>
-              <w:keepNext w:val="false"/>
+            <w:tcW w:type="dxa" w:w="4289"/>
+            <w:tcBorders>
+              <w:top w:val="single" w:color="A6B8D0" w:sz="4"/>
+              <w:left w:val="single" w:color="A6B8D0" w:sz="4"/>
+              <w:bottom w:val="single" w:color="A6B8D0" w:sz="4"/>
+              <w:right w:val="single" w:color="A6B8D0" w:sz="4"/>
+            </w:tcBorders>
+            <w:tcMar>
+              <w:top w:type="dxa" w:w="50"/>
+              <w:left w:type="dxa" w:w="90"/>
+              <w:bottom w:type="dxa" w:w="50"/>
+              <w:right w:type="dxa" w:w="90"/>
+            </w:tcMar>
+          </w:tcPr>
+          <w:p>
+            <w:pPr>
+              <w:keepNext/>
               <w:keepLines/>
               <w:spacing w:after="0" w:before="0" w:line="280"/>
             </w:pPr>
@@ -11314,23 +11370,23 @@
         </w:trPr>
         <w:tc>
           <w:tcPr>
-            <w:tcW w:type="dxa" w:w="1635"/>
-            <w:tcBorders>
-              <w:top w:val="single" w:color="A6B8D0" w:sz="4"/>
-              <w:left w:val="single" w:color="A6B8D0" w:sz="4"/>
-              <w:bottom w:val="single" w:color="A6B8D0" w:sz="4"/>
-              <w:right w:val="single" w:color="A6B8D0" w:sz="4"/>
-            </w:tcBorders>
-            <w:tcMar>
-              <w:top w:type="dxa" w:w="50"/>
-              <w:left w:type="dxa" w:w="90"/>
-              <w:bottom w:type="dxa" w:w="50"/>
-              <w:right w:type="dxa" w:w="90"/>
-            </w:tcMar>
-          </w:tcPr>
-          <w:p>
-            <w:pPr>
-              <w:keepNext w:val="false"/>
+            <w:tcW w:type="dxa" w:w="5349"/>
+            <w:tcBorders>
+              <w:top w:val="single" w:color="A6B8D0" w:sz="4"/>
+              <w:left w:val="single" w:color="A6B8D0" w:sz="4"/>
+              <w:bottom w:val="single" w:color="A6B8D0" w:sz="4"/>
+              <w:right w:val="single" w:color="A6B8D0" w:sz="4"/>
+            </w:tcBorders>
+            <w:tcMar>
+              <w:top w:type="dxa" w:w="50"/>
+              <w:left w:type="dxa" w:w="90"/>
+              <w:bottom w:type="dxa" w:w="50"/>
+              <w:right w:type="dxa" w:w="90"/>
+            </w:tcMar>
+          </w:tcPr>
+          <w:p>
+            <w:pPr>
+              <w:keepNext/>
               <w:keepLines/>
               <w:spacing w:after="0" w:before="0" w:line="280"/>
             </w:pPr>
@@ -11348,57 +11404,23 @@
         </w:tc>
         <w:tc>
           <w:tcPr>
-            <w:tcW w:type="dxa" w:w="4483"/>
-            <w:tcBorders>
-              <w:top w:val="single" w:color="A6B8D0" w:sz="4"/>
-              <w:left w:val="single" w:color="A6B8D0" w:sz="4"/>
-              <w:bottom w:val="single" w:color="A6B8D0" w:sz="4"/>
-              <w:right w:val="single" w:color="A6B8D0" w:sz="4"/>
-            </w:tcBorders>
-            <w:tcMar>
-              <w:top w:type="dxa" w:w="50"/>
-              <w:left w:type="dxa" w:w="90"/>
-              <w:bottom w:type="dxa" w:w="50"/>
-              <w:right w:type="dxa" w:w="90"/>
-            </w:tcMar>
-          </w:tcPr>
-          <w:p>
-            <w:pPr>
-              <w:keepNext w:val="false"/>
-              <w:keepLines/>
-              <w:spacing w:after="0" w:before="0" w:line="280"/>
-            </w:pPr>
-            <w:r>
-              <w:rPr>
-                <w:rFonts w:ascii="Calibri" w:eastAsia="Yu Gothic" w:hAnsi="Calibri"/>
-                <w:b w:val="false"/>
-                <w:bCs w:val="false"/>
-                <w:sz w:val="18"/>
-                <w:szCs w:val="18"/>
-              </w:rPr>
-              <w:t xml:space="preserve">A timestamp is attached and it can be shown that nothing has been tampered with</w:t>
-            </w:r>
-          </w:p>
-        </w:tc>
-        <w:tc>
-          <w:tcPr>
-            <w:tcW w:type="dxa" w:w="3520"/>
-            <w:tcBorders>
-              <w:top w:val="single" w:color="A6B8D0" w:sz="4"/>
-              <w:left w:val="single" w:color="A6B8D0" w:sz="4"/>
-              <w:bottom w:val="single" w:color="A6B8D0" w:sz="4"/>
-              <w:right w:val="single" w:color="A6B8D0" w:sz="4"/>
-            </w:tcBorders>
-            <w:tcMar>
-              <w:top w:type="dxa" w:w="50"/>
-              <w:left w:type="dxa" w:w="90"/>
-              <w:bottom w:type="dxa" w:w="50"/>
-              <w:right w:type="dxa" w:w="90"/>
-            </w:tcMar>
-          </w:tcPr>
-          <w:p>
-            <w:pPr>
-              <w:keepNext w:val="false"/>
+            <w:tcW w:type="dxa" w:w="4289"/>
+            <w:tcBorders>
+              <w:top w:val="single" w:color="A6B8D0" w:sz="4"/>
+              <w:left w:val="single" w:color="A6B8D0" w:sz="4"/>
+              <w:bottom w:val="single" w:color="A6B8D0" w:sz="4"/>
+              <w:right w:val="single" w:color="A6B8D0" w:sz="4"/>
+            </w:tcBorders>
+            <w:tcMar>
+              <w:top w:type="dxa" w:w="50"/>
+              <w:left w:type="dxa" w:w="90"/>
+              <w:bottom w:type="dxa" w:w="50"/>
+              <w:right w:type="dxa" w:w="90"/>
+            </w:tcMar>
+          </w:tcPr>
+          <w:p>
+            <w:pPr>
+              <w:keepNext/>
               <w:keepLines/>
               <w:spacing w:after="0" w:before="0" w:line="280"/>
             </w:pPr>
@@ -11422,23 +11444,23 @@
         </w:trPr>
         <w:tc>
           <w:tcPr>
-            <w:tcW w:type="dxa" w:w="1635"/>
-            <w:tcBorders>
-              <w:top w:val="single" w:color="A6B8D0" w:sz="4"/>
-              <w:left w:val="single" w:color="A6B8D0" w:sz="4"/>
-              <w:bottom w:val="single" w:color="A6B8D0" w:sz="4"/>
-              <w:right w:val="single" w:color="A6B8D0" w:sz="4"/>
-            </w:tcBorders>
-            <w:tcMar>
-              <w:top w:type="dxa" w:w="50"/>
-              <w:left w:type="dxa" w:w="90"/>
-              <w:bottom w:type="dxa" w:w="50"/>
-              <w:right w:type="dxa" w:w="90"/>
-            </w:tcMar>
-          </w:tcPr>
-          <w:p>
-            <w:pPr>
-              <w:keepNext w:val="false"/>
+            <w:tcW w:type="dxa" w:w="5349"/>
+            <w:tcBorders>
+              <w:top w:val="single" w:color="A6B8D0" w:sz="4"/>
+              <w:left w:val="single" w:color="A6B8D0" w:sz="4"/>
+              <w:bottom w:val="single" w:color="A6B8D0" w:sz="4"/>
+              <w:right w:val="single" w:color="A6B8D0" w:sz="4"/>
+            </w:tcBorders>
+            <w:tcMar>
+              <w:top w:type="dxa" w:w="50"/>
+              <w:left w:type="dxa" w:w="90"/>
+              <w:bottom w:type="dxa" w:w="50"/>
+              <w:right w:type="dxa" w:w="90"/>
+            </w:tcMar>
+          </w:tcPr>
+          <w:p>
+            <w:pPr>
+              <w:keepNext/>
               <w:keepLines/>
               <w:spacing w:after="0" w:before="0" w:line="280"/>
             </w:pPr>
@@ -11456,57 +11478,23 @@
         </w:tc>
         <w:tc>
           <w:tcPr>
-            <w:tcW w:type="dxa" w:w="4483"/>
-            <w:tcBorders>
-              <w:top w:val="single" w:color="A6B8D0" w:sz="4"/>
-              <w:left w:val="single" w:color="A6B8D0" w:sz="4"/>
-              <w:bottom w:val="single" w:color="A6B8D0" w:sz="4"/>
-              <w:right w:val="single" w:color="A6B8D0" w:sz="4"/>
-            </w:tcBorders>
-            <w:tcMar>
-              <w:top w:type="dxa" w:w="50"/>
-              <w:left w:type="dxa" w:w="90"/>
-              <w:bottom w:type="dxa" w:w="50"/>
-              <w:right w:type="dxa" w:w="90"/>
-            </w:tcMar>
-          </w:tcPr>
-          <w:p>
-            <w:pPr>
-              <w:keepNext w:val="false"/>
-              <w:keepLines/>
-              <w:spacing w:after="0" w:before="0" w:line="280"/>
-            </w:pPr>
-            <w:r>
-              <w:rPr>
-                <w:rFonts w:ascii="Calibri" w:eastAsia="Yu Gothic" w:hAnsi="Calibri"/>
-                <w:b w:val="false"/>
-                <w:bCs w:val="false"/>
-                <w:sz w:val="18"/>
-                <w:szCs w:val="18"/>
-              </w:rPr>
-              <w:t xml:space="preserve">Can be exported in a form that can be given to experts</w:t>
-            </w:r>
-          </w:p>
-        </w:tc>
-        <w:tc>
-          <w:tcPr>
-            <w:tcW w:type="dxa" w:w="3520"/>
-            <w:tcBorders>
-              <w:top w:val="single" w:color="A6B8D0" w:sz="4"/>
-              <w:left w:val="single" w:color="A6B8D0" w:sz="4"/>
-              <w:bottom w:val="single" w:color="A6B8D0" w:sz="4"/>
-              <w:right w:val="single" w:color="A6B8D0" w:sz="4"/>
-            </w:tcBorders>
-            <w:tcMar>
-              <w:top w:type="dxa" w:w="50"/>
-              <w:left w:type="dxa" w:w="90"/>
-              <w:bottom w:type="dxa" w:w="50"/>
-              <w:right w:type="dxa" w:w="90"/>
-            </w:tcMar>
-          </w:tcPr>
-          <w:p>
-            <w:pPr>
-              <w:keepNext w:val="false"/>
+            <w:tcW w:type="dxa" w:w="4289"/>
+            <w:tcBorders>
+              <w:top w:val="single" w:color="A6B8D0" w:sz="4"/>
+              <w:left w:val="single" w:color="A6B8D0" w:sz="4"/>
+              <w:bottom w:val="single" w:color="A6B8D0" w:sz="4"/>
+              <w:right w:val="single" w:color="A6B8D0" w:sz="4"/>
+            </w:tcBorders>
+            <w:tcMar>
+              <w:top w:type="dxa" w:w="50"/>
+              <w:left w:type="dxa" w:w="90"/>
+              <w:bottom w:type="dxa" w:w="50"/>
+              <w:right w:type="dxa" w:w="90"/>
+            </w:tcMar>
+          </w:tcPr>
+          <w:p>
+            <w:pPr>
+              <w:keepNext/>
               <w:keepLines/>
               <w:spacing w:after="0" w:before="0" w:line="280"/>
             </w:pPr>
@@ -11530,23 +11518,23 @@
         </w:trPr>
         <w:tc>
           <w:tcPr>
-            <w:tcW w:type="dxa" w:w="1635"/>
-            <w:tcBorders>
-              <w:top w:val="single" w:color="A6B8D0" w:sz="4"/>
-              <w:left w:val="single" w:color="A6B8D0" w:sz="4"/>
-              <w:bottom w:val="single" w:color="A6B8D0" w:sz="4"/>
-              <w:right w:val="single" w:color="A6B8D0" w:sz="4"/>
-            </w:tcBorders>
-            <w:tcMar>
-              <w:top w:type="dxa" w:w="50"/>
-              <w:left w:type="dxa" w:w="90"/>
-              <w:bottom w:type="dxa" w:w="50"/>
-              <w:right w:type="dxa" w:w="90"/>
-            </w:tcMar>
-          </w:tcPr>
-          <w:p>
-            <w:pPr>
-              <w:keepNext w:val="false"/>
+            <w:tcW w:type="dxa" w:w="5349"/>
+            <w:tcBorders>
+              <w:top w:val="single" w:color="A6B8D0" w:sz="4"/>
+              <w:left w:val="single" w:color="A6B8D0" w:sz="4"/>
+              <w:bottom w:val="single" w:color="A6B8D0" w:sz="4"/>
+              <w:right w:val="single" w:color="A6B8D0" w:sz="4"/>
+            </w:tcBorders>
+            <w:tcMar>
+              <w:top w:type="dxa" w:w="50"/>
+              <w:left w:type="dxa" w:w="90"/>
+              <w:bottom w:type="dxa" w:w="50"/>
+              <w:right w:type="dxa" w:w="90"/>
+            </w:tcMar>
+          </w:tcPr>
+          <w:p>
+            <w:pPr>
+              <w:keepNext/>
               <w:keepLines/>
               <w:spacing w:after="0" w:before="0" w:line="280"/>
             </w:pPr>
@@ -11564,69 +11552,35 @@
         </w:tc>
         <w:tc>
           <w:tcPr>
-            <w:tcW w:type="dxa" w:w="4483"/>
-            <w:tcBorders>
-              <w:top w:val="single" w:color="A6B8D0" w:sz="4"/>
-              <w:left w:val="single" w:color="A6B8D0" w:sz="4"/>
-              <w:bottom w:val="single" w:color="A6B8D0" w:sz="4"/>
-              <w:right w:val="single" w:color="A6B8D0" w:sz="4"/>
-            </w:tcBorders>
-            <w:tcMar>
-              <w:top w:type="dxa" w:w="50"/>
-              <w:left w:type="dxa" w:w="90"/>
-              <w:bottom w:type="dxa" w:w="50"/>
-              <w:right w:type="dxa" w:w="90"/>
-            </w:tcMar>
-          </w:tcPr>
-          <w:p>
-            <w:pPr>
-              <w:keepNext w:val="false"/>
-              <w:keepLines/>
-              <w:spacing w:after="0" w:before="0" w:line="280"/>
-            </w:pPr>
-            <w:r>
-              <w:rPr>
-                <w:rFonts w:ascii="Calibri" w:eastAsia="Yu Gothic" w:hAnsi="Calibri"/>
-                <w:b w:val="false"/>
-                <w:bCs w:val="false"/>
-                <w:sz w:val="18"/>
-                <w:szCs w:val="18"/>
-              </w:rPr>
-              <w:t xml:space="preserve">The match level and what is violated can be shown</w:t>
-            </w:r>
-          </w:p>
-        </w:tc>
-        <w:tc>
-          <w:tcPr>
-            <w:tcW w:type="dxa" w:w="3520"/>
-            <w:tcBorders>
-              <w:top w:val="single" w:color="A6B8D0" w:sz="4"/>
-              <w:left w:val="single" w:color="A6B8D0" w:sz="4"/>
-              <w:bottom w:val="single" w:color="A6B8D0" w:sz="4"/>
-              <w:right w:val="single" w:color="A6B8D0" w:sz="4"/>
-            </w:tcBorders>
-            <w:tcMar>
-              <w:top w:type="dxa" w:w="50"/>
-              <w:left w:type="dxa" w:w="90"/>
-              <w:bottom w:type="dxa" w:w="50"/>
-              <w:right w:type="dxa" w:w="90"/>
-            </w:tcMar>
-          </w:tcPr>
-          <w:p>
-            <w:pPr>
-              <w:keepNext w:val="false"/>
-              <w:keepLines/>
-              <w:spacing w:after="0" w:before="0" w:line="280"/>
-            </w:pPr>
-            <w:r>
-              <w:rPr>
-                <w:rFonts w:ascii="Calibri" w:eastAsia="Yu Gothic" w:hAnsi="Calibri"/>
-                <w:b w:val="false"/>
-                <w:bCs w:val="false"/>
-                <w:sz w:val="18"/>
-                <w:szCs w:val="18"/>
-              </w:rPr>
-              <w:t xml:space="preserve">4 “Matching”</w:t>
+            <w:tcW w:type="dxa" w:w="4289"/>
+            <w:tcBorders>
+              <w:top w:val="single" w:color="A6B8D0" w:sz="4"/>
+              <w:left w:val="single" w:color="A6B8D0" w:sz="4"/>
+              <w:bottom w:val="single" w:color="A6B8D0" w:sz="4"/>
+              <w:right w:val="single" w:color="A6B8D0" w:sz="4"/>
+            </w:tcBorders>
+            <w:tcMar>
+              <w:top w:type="dxa" w:w="50"/>
+              <w:left w:type="dxa" w:w="90"/>
+              <w:bottom w:type="dxa" w:w="50"/>
+              <w:right w:type="dxa" w:w="90"/>
+            </w:tcMar>
+          </w:tcPr>
+          <w:p>
+            <w:pPr>
+              <w:keepNext/>
+              <w:keepLines/>
+              <w:spacing w:after="0" w:before="0" w:line="280"/>
+            </w:pPr>
+            <w:r>
+              <w:rPr>
+                <w:rFonts w:ascii="Calibri" w:eastAsia="Yu Gothic" w:hAnsi="Calibri"/>
+                <w:b w:val="false"/>
+                <w:bCs w:val="false"/>
+                <w:sz w:val="18"/>
+                <w:szCs w:val="18"/>
+              </w:rPr>
+              <w:t xml:space="preserve">4 “Matching” (the rules for the candidates of violation are in Chapter 5, 2.3 “Linking to images”)</w:t>
             </w:r>
           </w:p>
         </w:tc>
@@ -11638,23 +11592,23 @@
         </w:trPr>
         <w:tc>
           <w:tcPr>
-            <w:tcW w:type="dxa" w:w="1635"/>
-            <w:tcBorders>
-              <w:top w:val="single" w:color="A6B8D0" w:sz="4"/>
-              <w:left w:val="single" w:color="A6B8D0" w:sz="4"/>
-              <w:bottom w:val="single" w:color="A6B8D0" w:sz="4"/>
-              <w:right w:val="single" w:color="A6B8D0" w:sz="4"/>
-            </w:tcBorders>
-            <w:tcMar>
-              <w:top w:type="dxa" w:w="50"/>
-              <w:left w:type="dxa" w:w="90"/>
-              <w:bottom w:type="dxa" w:w="50"/>
-              <w:right w:type="dxa" w:w="90"/>
-            </w:tcMar>
-          </w:tcPr>
-          <w:p>
-            <w:pPr>
-              <w:keepNext w:val="false"/>
+            <w:tcW w:type="dxa" w:w="5349"/>
+            <w:tcBorders>
+              <w:top w:val="single" w:color="A6B8D0" w:sz="4"/>
+              <w:left w:val="single" w:color="A6B8D0" w:sz="4"/>
+              <w:bottom w:val="single" w:color="A6B8D0" w:sz="4"/>
+              <w:right w:val="single" w:color="A6B8D0" w:sz="4"/>
+            </w:tcBorders>
+            <w:tcMar>
+              <w:top w:type="dxa" w:w="50"/>
+              <w:left w:type="dxa" w:w="90"/>
+              <w:bottom w:type="dxa" w:w="50"/>
+              <w:right w:type="dxa" w:w="90"/>
+            </w:tcMar>
+          </w:tcPr>
+          <w:p>
+            <w:pPr>
+              <w:keepNext/>
               <w:keepLines/>
               <w:spacing w:after="0" w:before="0" w:line="280"/>
             </w:pPr>
@@ -11672,57 +11626,23 @@
         </w:tc>
         <w:tc>
           <w:tcPr>
-            <w:tcW w:type="dxa" w:w="4483"/>
-            <w:tcBorders>
-              <w:top w:val="single" w:color="A6B8D0" w:sz="4"/>
-              <w:left w:val="single" w:color="A6B8D0" w:sz="4"/>
-              <w:bottom w:val="single" w:color="A6B8D0" w:sz="4"/>
-              <w:right w:val="single" w:color="A6B8D0" w:sz="4"/>
-            </w:tcBorders>
-            <w:tcMar>
-              <w:top w:type="dxa" w:w="50"/>
-              <w:left w:type="dxa" w:w="90"/>
-              <w:bottom w:type="dxa" w:w="50"/>
-              <w:right w:type="dxa" w:w="90"/>
-            </w:tcMar>
-          </w:tcPr>
-          <w:p>
-            <w:pPr>
-              <w:keepNext w:val="false"/>
-              <w:keepLines/>
-              <w:spacing w:after="0" w:before="0" w:line="280"/>
-            </w:pPr>
-            <w:r>
-              <w:rPr>
-                <w:rFonts w:ascii="Calibri" w:eastAsia="Yu Gothic" w:hAnsi="Calibri"/>
-                <w:b w:val="false"/>
-                <w:bCs w:val="false"/>
-                <w:sz w:val="18"/>
-                <w:szCs w:val="18"/>
-              </w:rPr>
-              <w:t xml:space="preserve">The User can see what happened afterwards to registered reposts</w:t>
-            </w:r>
-          </w:p>
-        </w:tc>
-        <w:tc>
-          <w:tcPr>
-            <w:tcW w:type="dxa" w:w="3520"/>
-            <w:tcBorders>
-              <w:top w:val="single" w:color="A6B8D0" w:sz="4"/>
-              <w:left w:val="single" w:color="A6B8D0" w:sz="4"/>
-              <w:bottom w:val="single" w:color="A6B8D0" w:sz="4"/>
-              <w:right w:val="single" w:color="A6B8D0" w:sz="4"/>
-            </w:tcBorders>
-            <w:tcMar>
-              <w:top w:type="dxa" w:w="50"/>
-              <w:left w:type="dxa" w:w="90"/>
-              <w:bottom w:type="dxa" w:w="50"/>
-              <w:right w:type="dxa" w:w="90"/>
-            </w:tcMar>
-          </w:tcPr>
-          <w:p>
-            <w:pPr>
-              <w:keepNext w:val="false"/>
+            <w:tcW w:type="dxa" w:w="4289"/>
+            <w:tcBorders>
+              <w:top w:val="single" w:color="A6B8D0" w:sz="4"/>
+              <w:left w:val="single" w:color="A6B8D0" w:sz="4"/>
+              <w:bottom w:val="single" w:color="A6B8D0" w:sz="4"/>
+              <w:right w:val="single" w:color="A6B8D0" w:sz="4"/>
+            </w:tcBorders>
+            <w:tcMar>
+              <w:top w:type="dxa" w:w="50"/>
+              <w:left w:type="dxa" w:w="90"/>
+              <w:bottom w:type="dxa" w:w="50"/>
+              <w:right w:type="dxa" w:w="90"/>
+            </w:tcMar>
+          </w:tcPr>
+          <w:p>
+            <w:pPr>
+              <w:keepNext/>
               <w:keepLines/>
               <w:spacing w:after="0" w:before="0" w:line="280"/>
             </w:pPr>
@@ -11746,23 +11666,23 @@
         </w:trPr>
         <w:tc>
           <w:tcPr>
-            <w:tcW w:type="dxa" w:w="1635"/>
-            <w:tcBorders>
-              <w:top w:val="single" w:color="A6B8D0" w:sz="4"/>
-              <w:left w:val="single" w:color="A6B8D0" w:sz="4"/>
-              <w:bottom w:val="single" w:color="A6B8D0" w:sz="4"/>
-              <w:right w:val="single" w:color="A6B8D0" w:sz="4"/>
-            </w:tcBorders>
-            <w:tcMar>
-              <w:top w:type="dxa" w:w="50"/>
-              <w:left w:type="dxa" w:w="90"/>
-              <w:bottom w:type="dxa" w:w="50"/>
-              <w:right w:type="dxa" w:w="90"/>
-            </w:tcMar>
-          </w:tcPr>
-          <w:p>
-            <w:pPr>
-              <w:keepNext w:val="false"/>
+            <w:tcW w:type="dxa" w:w="5349"/>
+            <w:tcBorders>
+              <w:top w:val="single" w:color="A6B8D0" w:sz="4"/>
+              <w:left w:val="single" w:color="A6B8D0" w:sz="4"/>
+              <w:bottom w:val="single" w:color="A6B8D0" w:sz="4"/>
+              <w:right w:val="single" w:color="A6B8D0" w:sz="4"/>
+            </w:tcBorders>
+            <w:tcMar>
+              <w:top w:type="dxa" w:w="50"/>
+              <w:left w:type="dxa" w:w="90"/>
+              <w:bottom w:type="dxa" w:w="50"/>
+              <w:right w:type="dxa" w:w="90"/>
+            </w:tcMar>
+          </w:tcPr>
+          <w:p>
+            <w:pPr>
+              <w:keepNext/>
               <w:keepLines/>
               <w:spacing w:after="0" w:before="0" w:line="280"/>
             </w:pPr>
@@ -11780,57 +11700,23 @@
         </w:tc>
         <w:tc>
           <w:tcPr>
-            <w:tcW w:type="dxa" w:w="4483"/>
-            <w:tcBorders>
-              <w:top w:val="single" w:color="A6B8D0" w:sz="4"/>
-              <w:left w:val="single" w:color="A6B8D0" w:sz="4"/>
-              <w:bottom w:val="single" w:color="A6B8D0" w:sz="4"/>
-              <w:right w:val="single" w:color="A6B8D0" w:sz="4"/>
-            </w:tcBorders>
-            <w:tcMar>
-              <w:top w:type="dxa" w:w="50"/>
-              <w:left w:type="dxa" w:w="90"/>
-              <w:bottom w:type="dxa" w:w="50"/>
-              <w:right w:type="dxa" w:w="90"/>
-            </w:tcMar>
-          </w:tcPr>
-          <w:p>
-            <w:pPr>
-              <w:keepNext w:val="false"/>
-              <w:keepLines/>
-              <w:spacing w:after="0" w:before="0" w:line="280"/>
-            </w:pPr>
-            <w:r>
-              <w:rPr>
-                <w:rFonts w:ascii="Calibri" w:eastAsia="Yu Gothic" w:hAnsi="Calibri"/>
-                <w:b w:val="false"/>
-                <w:bCs w:val="false"/>
-                <w:sz w:val="18"/>
-                <w:szCs w:val="18"/>
-              </w:rPr>
-              <w:t xml:space="preserve">Linked to the records of complaints</w:t>
-            </w:r>
-          </w:p>
-        </w:tc>
-        <w:tc>
-          <w:tcPr>
-            <w:tcW w:type="dxa" w:w="3520"/>
-            <w:tcBorders>
-              <w:top w:val="single" w:color="A6B8D0" w:sz="4"/>
-              <w:left w:val="single" w:color="A6B8D0" w:sz="4"/>
-              <w:bottom w:val="single" w:color="A6B8D0" w:sz="4"/>
-              <w:right w:val="single" w:color="A6B8D0" w:sz="4"/>
-            </w:tcBorders>
-            <w:tcMar>
-              <w:top w:type="dxa" w:w="50"/>
-              <w:left w:type="dxa" w:w="90"/>
-              <w:bottom w:type="dxa" w:w="50"/>
-              <w:right w:type="dxa" w:w="90"/>
-            </w:tcMar>
-          </w:tcPr>
-          <w:p>
-            <w:pPr>
-              <w:keepNext w:val="false"/>
+            <w:tcW w:type="dxa" w:w="4289"/>
+            <w:tcBorders>
+              <w:top w:val="single" w:color="A6B8D0" w:sz="4"/>
+              <w:left w:val="single" w:color="A6B8D0" w:sz="4"/>
+              <w:bottom w:val="single" w:color="A6B8D0" w:sz="4"/>
+              <w:right w:val="single" w:color="A6B8D0" w:sz="4"/>
+            </w:tcBorders>
+            <w:tcMar>
+              <w:top w:type="dxa" w:w="50"/>
+              <w:left w:type="dxa" w:w="90"/>
+              <w:bottom w:type="dxa" w:w="50"/>
+              <w:right w:type="dxa" w:w="90"/>
+            </w:tcMar>
+          </w:tcPr>
+          <w:p>
+            <w:pPr>
+              <w:keepNext/>
               <w:keepLines/>
               <w:spacing w:after="0" w:before="0" w:line="280"/>
             </w:pPr>
@@ -11854,23 +11740,23 @@
         </w:trPr>
         <w:tc>
           <w:tcPr>
-            <w:tcW w:type="dxa" w:w="1635"/>
-            <w:tcBorders>
-              <w:top w:val="single" w:color="A6B8D0" w:sz="4"/>
-              <w:left w:val="single" w:color="A6B8D0" w:sz="4"/>
-              <w:bottom w:val="single" w:color="A6B8D0" w:sz="4"/>
-              <w:right w:val="single" w:color="A6B8D0" w:sz="4"/>
-            </w:tcBorders>
-            <w:tcMar>
-              <w:top w:type="dxa" w:w="50"/>
-              <w:left w:type="dxa" w:w="90"/>
-              <w:bottom w:type="dxa" w:w="50"/>
-              <w:right w:type="dxa" w:w="90"/>
-            </w:tcMar>
-          </w:tcPr>
-          <w:p>
-            <w:pPr>
-              <w:keepNext w:val="false"/>
+            <w:tcW w:type="dxa" w:w="5349"/>
+            <w:tcBorders>
+              <w:top w:val="single" w:color="A6B8D0" w:sz="4"/>
+              <w:left w:val="single" w:color="A6B8D0" w:sz="4"/>
+              <w:bottom w:val="single" w:color="A6B8D0" w:sz="4"/>
+              <w:right w:val="single" w:color="A6B8D0" w:sz="4"/>
+            </w:tcBorders>
+            <w:tcMar>
+              <w:top w:type="dxa" w:w="50"/>
+              <w:left w:type="dxa" w:w="90"/>
+              <w:bottom w:type="dxa" w:w="50"/>
+              <w:right w:type="dxa" w:w="90"/>
+            </w:tcMar>
+          </w:tcPr>
+          <w:p>
+            <w:pPr>
+              <w:keepNext/>
               <w:keepLines/>
               <w:spacing w:after="0" w:before="0" w:line="280"/>
             </w:pPr>
@@ -11888,57 +11774,23 @@
         </w:tc>
         <w:tc>
           <w:tcPr>
-            <w:tcW w:type="dxa" w:w="4483"/>
-            <w:tcBorders>
-              <w:top w:val="single" w:color="A6B8D0" w:sz="4"/>
-              <w:left w:val="single" w:color="A6B8D0" w:sz="4"/>
-              <w:bottom w:val="single" w:color="A6B8D0" w:sz="4"/>
-              <w:right w:val="single" w:color="A6B8D0" w:sz="4"/>
-            </w:tcBorders>
-            <w:tcMar>
-              <w:top w:type="dxa" w:w="50"/>
-              <w:left w:type="dxa" w:w="90"/>
-              <w:bottom w:type="dxa" w:w="50"/>
-              <w:right w:type="dxa" w:w="90"/>
-            </w:tcMar>
-          </w:tcPr>
-          <w:p>
-            <w:pPr>
-              <w:keepNext w:val="false"/>
-              <w:keepLines/>
-              <w:spacing w:after="0" w:before="0" w:line="280"/>
-            </w:pPr>
-            <w:r>
-              <w:rPr>
-                <w:rFonts w:ascii="Calibri" w:eastAsia="Yu Gothic" w:hAnsi="Calibri"/>
-                <w:b w:val="false"/>
-                <w:bCs w:val="false"/>
-                <w:sz w:val="18"/>
-                <w:szCs w:val="18"/>
-              </w:rPr>
-              <w:t xml:space="preserve">Mistaken registrations can be withdrawn</w:t>
-            </w:r>
-          </w:p>
-        </w:tc>
-        <w:tc>
-          <w:tcPr>
-            <w:tcW w:type="dxa" w:w="3520"/>
-            <w:tcBorders>
-              <w:top w:val="single" w:color="A6B8D0" w:sz="4"/>
-              <w:left w:val="single" w:color="A6B8D0" w:sz="4"/>
-              <w:bottom w:val="single" w:color="A6B8D0" w:sz="4"/>
-              <w:right w:val="single" w:color="A6B8D0" w:sz="4"/>
-            </w:tcBorders>
-            <w:tcMar>
-              <w:top w:type="dxa" w:w="50"/>
-              <w:left w:type="dxa" w:w="90"/>
-              <w:bottom w:type="dxa" w:w="50"/>
-              <w:right w:type="dxa" w:w="90"/>
-            </w:tcMar>
-          </w:tcPr>
-          <w:p>
-            <w:pPr>
-              <w:keepNext w:val="false"/>
+            <w:tcW w:type="dxa" w:w="4289"/>
+            <w:tcBorders>
+              <w:top w:val="single" w:color="A6B8D0" w:sz="4"/>
+              <w:left w:val="single" w:color="A6B8D0" w:sz="4"/>
+              <w:bottom w:val="single" w:color="A6B8D0" w:sz="4"/>
+              <w:right w:val="single" w:color="A6B8D0" w:sz="4"/>
+            </w:tcBorders>
+            <w:tcMar>
+              <w:top w:type="dxa" w:w="50"/>
+              <w:left w:type="dxa" w:w="90"/>
+              <w:bottom w:type="dxa" w:w="50"/>
+              <w:right w:type="dxa" w:w="90"/>
+            </w:tcMar>
+          </w:tcPr>
+          <w:p>
+            <w:pPr>
+              <w:keepNext/>
               <w:keepLines/>
               <w:spacing w:after="0" w:before="0" w:line="280"/>
             </w:pPr>
@@ -11962,23 +11814,23 @@
         </w:trPr>
         <w:tc>
           <w:tcPr>
-            <w:tcW w:type="dxa" w:w="1635"/>
-            <w:tcBorders>
-              <w:top w:val="single" w:color="A6B8D0" w:sz="4"/>
-              <w:left w:val="single" w:color="A6B8D0" w:sz="4"/>
-              <w:bottom w:val="single" w:color="A6B8D0" w:sz="4"/>
-              <w:right w:val="single" w:color="A6B8D0" w:sz="4"/>
-            </w:tcBorders>
-            <w:tcMar>
-              <w:top w:type="dxa" w:w="50"/>
-              <w:left w:type="dxa" w:w="90"/>
-              <w:bottom w:type="dxa" w:w="50"/>
-              <w:right w:type="dxa" w:w="90"/>
-            </w:tcMar>
-          </w:tcPr>
-          <w:p>
-            <w:pPr>
-              <w:keepNext w:val="false"/>
+            <w:tcW w:type="dxa" w:w="5349"/>
+            <w:tcBorders>
+              <w:top w:val="single" w:color="A6B8D0" w:sz="4"/>
+              <w:left w:val="single" w:color="A6B8D0" w:sz="4"/>
+              <w:bottom w:val="single" w:color="A6B8D0" w:sz="4"/>
+              <w:right w:val="single" w:color="A6B8D0" w:sz="4"/>
+            </w:tcBorders>
+            <w:tcMar>
+              <w:top w:type="dxa" w:w="50"/>
+              <w:left w:type="dxa" w:w="90"/>
+              <w:bottom w:type="dxa" w:w="50"/>
+              <w:right w:type="dxa" w:w="90"/>
+            </w:tcMar>
+          </w:tcPr>
+          <w:p>
+            <w:pPr>
+              <w:keepNext/>
               <w:keepLines/>
               <w:spacing w:after="0" w:before="0" w:line="280"/>
             </w:pPr>
@@ -11996,57 +11848,23 @@
         </w:tc>
         <w:tc>
           <w:tcPr>
-            <w:tcW w:type="dxa" w:w="4483"/>
-            <w:tcBorders>
-              <w:top w:val="single" w:color="A6B8D0" w:sz="4"/>
-              <w:left w:val="single" w:color="A6B8D0" w:sz="4"/>
-              <w:bottom w:val="single" w:color="A6B8D0" w:sz="4"/>
-              <w:right w:val="single" w:color="A6B8D0" w:sz="4"/>
-            </w:tcBorders>
-            <w:tcMar>
-              <w:top w:type="dxa" w:w="50"/>
-              <w:left w:type="dxa" w:w="90"/>
-              <w:bottom w:type="dxa" w:w="50"/>
-              <w:right w:type="dxa" w:w="90"/>
-            </w:tcMar>
-          </w:tcPr>
-          <w:p>
-            <w:pPr>
-              <w:keepNext w:val="false"/>
-              <w:keepLines/>
-              <w:spacing w:after="0" w:before="0" w:line="280"/>
-            </w:pPr>
-            <w:r>
-              <w:rPr>
-                <w:rFonts w:ascii="Calibri" w:eastAsia="Yu Gothic" w:hAnsi="Calibri"/>
-                <w:b w:val="false"/>
-                <w:bCs w:val="false"/>
-                <w:sz w:val="18"/>
-                <w:szCs w:val="18"/>
-              </w:rPr>
-              <w:t xml:space="preserve">The handling when a repost of something not one's own work has been registered is determined</w:t>
-            </w:r>
-          </w:p>
-        </w:tc>
-        <w:tc>
-          <w:tcPr>
-            <w:tcW w:type="dxa" w:w="3520"/>
-            <w:tcBorders>
-              <w:top w:val="single" w:color="A6B8D0" w:sz="4"/>
-              <w:left w:val="single" w:color="A6B8D0" w:sz="4"/>
-              <w:bottom w:val="single" w:color="A6B8D0" w:sz="4"/>
-              <w:right w:val="single" w:color="A6B8D0" w:sz="4"/>
-            </w:tcBorders>
-            <w:tcMar>
-              <w:top w:type="dxa" w:w="50"/>
-              <w:left w:type="dxa" w:w="90"/>
-              <w:bottom w:type="dxa" w:w="50"/>
-              <w:right w:type="dxa" w:w="90"/>
-            </w:tcMar>
-          </w:tcPr>
-          <w:p>
-            <w:pPr>
-              <w:keepNext w:val="false"/>
+            <w:tcW w:type="dxa" w:w="4289"/>
+            <w:tcBorders>
+              <w:top w:val="single" w:color="A6B8D0" w:sz="4"/>
+              <w:left w:val="single" w:color="A6B8D0" w:sz="4"/>
+              <w:bottom w:val="single" w:color="A6B8D0" w:sz="4"/>
+              <w:right w:val="single" w:color="A6B8D0" w:sz="4"/>
+            </w:tcBorders>
+            <w:tcMar>
+              <w:top w:type="dxa" w:w="50"/>
+              <w:left w:type="dxa" w:w="90"/>
+              <w:bottom w:type="dxa" w:w="50"/>
+              <w:right w:type="dxa" w:w="90"/>
+            </w:tcMar>
+          </w:tcPr>
+          <w:p>
+            <w:pPr>
+              <w:keepNext/>
               <w:keepLines/>
               <w:spacing w:after="0" w:before="0" w:line="280"/>
             </w:pPr>
@@ -12070,7 +11888,7 @@
         </w:trPr>
         <w:tc>
           <w:tcPr>
-            <w:tcW w:type="dxa" w:w="1635"/>
+            <w:tcW w:type="dxa" w:w="5349"/>
             <w:tcBorders>
               <w:top w:val="single" w:color="A6B8D0" w:sz="4"/>
               <w:left w:val="single" w:color="A6B8D0" w:sz="4"/>
@@ -12104,41 +11922,7 @@
         </w:tc>
         <w:tc>
           <w:tcPr>
-            <w:tcW w:type="dxa" w:w="4483"/>
-            <w:tcBorders>
-              <w:top w:val="single" w:color="A6B8D0" w:sz="4"/>
-              <w:left w:val="single" w:color="A6B8D0" w:sz="4"/>
-              <w:bottom w:val="single" w:color="A6B8D0" w:sz="4"/>
-              <w:right w:val="single" w:color="A6B8D0" w:sz="4"/>
-            </w:tcBorders>
-            <w:tcMar>
-              <w:top w:type="dxa" w:w="50"/>
-              <w:left w:type="dxa" w:w="90"/>
-              <w:bottom w:type="dxa" w:w="50"/>
-              <w:right w:type="dxa" w:w="90"/>
-            </w:tcMar>
-          </w:tcPr>
-          <w:p>
-            <w:pPr>
-              <w:keepNext w:val="false"/>
-              <w:keepLines/>
-              <w:spacing w:after="0" w:before="0" w:line="280"/>
-            </w:pPr>
-            <w:r>
-              <w:rPr>
-                <w:rFonts w:ascii="Calibri" w:eastAsia="Yu Gothic" w:hAnsi="Calibri"/>
-                <w:b w:val="false"/>
-                <w:bCs w:val="false"/>
-                <w:sz w:val="18"/>
-                <w:szCs w:val="18"/>
-              </w:rPr>
-              <w:t xml:space="preserve">Registered reposts can be listed with options for action (not shared among Users)</w:t>
-            </w:r>
-          </w:p>
-        </w:tc>
-        <w:tc>
-          <w:tcPr>
-            <w:tcW w:type="dxa" w:w="3520"/>
+            <w:tcW w:type="dxa" w:w="4289"/>
             <w:tcBorders>
               <w:top w:val="single" w:color="A6B8D0" w:sz="4"/>
               <w:left w:val="single" w:color="A6B8D0" w:sz="4"/>
@@ -12186,114 +11970,6 @@
           <w:rFonts w:ascii="Calibri" w:eastAsia="Yu Gothic" w:hAnsi="Calibri"/>
         </w:rPr>
         <w:t xml:space="preserve">10. Gaps Declared in This Chapter</w:t>
-      </w:r>
-    </w:p>
-    <w:p>
-      <w:pPr>
-        <w:pStyle w:val="ListParagraph"/>
-        <w:keepNext/>
-        <w:keepLines/>
-        <w:numPr>
-          <w:ilvl w:val="0"/>
-          <w:numId w:val="2"/>
-        </w:numPr>
-        <w:spacing w:after="20" w:before="20" w:line="300"/>
-      </w:pPr>
-      <w:r>
-        <w:rPr>
-          <w:rFonts w:ascii="Calibri" w:eastAsia="Yu Gothic" w:hAnsi="Calibri"/>
-        </w:rPr>
-        <w:t xml:space="preserve">Evidence exists only on the User's device, and a User who has not exported loses evidence if the device is lost (Chapter 8 “Repository and Data Management”).</w:t>
-      </w:r>
-    </w:p>
-    <w:p>
-      <w:pPr>
-        <w:pStyle w:val="ListParagraph"/>
-        <w:keepNext/>
-        <w:keepLines/>
-        <w:numPr>
-          <w:ilvl w:val="0"/>
-          <w:numId w:val="2"/>
-        </w:numPr>
-        <w:spacing w:after="20" w:before="20" w:line="300"/>
-      </w:pPr>
-      <w:r>
-        <w:rPr>
-          <w:rFonts w:ascii="Calibri" w:eastAsia="Yu Gothic" w:hAnsi="Calibri"/>
-        </w:rPr>
-        <w:t xml:space="preserve">For pages requiring login, only the User's screenshots can be relied on. Screenshots can be edited, so their evidential weight is weaker than fetch records.</w:t>
-      </w:r>
-    </w:p>
-    <w:p>
-      <w:pPr>
-        <w:pStyle w:val="ListParagraph"/>
-        <w:keepNext/>
-        <w:keepLines/>
-        <w:numPr>
-          <w:ilvl w:val="0"/>
-          <w:numId w:val="2"/>
-        </w:numPr>
-        <w:spacing w:after="20" w:before="20" w:line="300"/>
-      </w:pPr>
-      <w:r>
-        <w:rPr>
-          <w:rFonts w:ascii="Calibri" w:eastAsia="Yu Gothic" w:hAnsi="Calibri"/>
-        </w:rPr>
-        <w:t xml:space="preserve">The server behind a CDN may not be identified. Reposts whose location cannot be found even after investigation are not dealt with (D-9-7“The location of the server is taken to be ascertainable by investigation; if it cannot be ascertained, action is abandoned”).</w:t>
-      </w:r>
-    </w:p>
-    <w:p>
-      <w:pPr>
-        <w:pStyle w:val="ListParagraph"/>
-        <w:keepNext/>
-        <w:keepLines/>
-        <w:numPr>
-          <w:ilvl w:val="0"/>
-          <w:numId w:val="2"/>
-        </w:numPr>
-        <w:spacing w:after="20" w:before="20" w:line="300"/>
-      </w:pPr>
-      <w:r>
-        <w:rPr>
-          <w:rFonts w:ascii="Calibri" w:eastAsia="Yu Gothic" w:hAnsi="Calibri"/>
-        </w:rPr>
-        <w:t xml:space="preserve">The treatment of third parties' works captured in screen records of reposted pages: no explicit exception could be confirmed in China, and confirmation by experts is needed (Legal L-21“Copying for evidence (Japan, China, US)”).</w:t>
-      </w:r>
-    </w:p>
-    <w:p>
-      <w:pPr>
-        <w:pStyle w:val="ListParagraph"/>
-        <w:keepNext/>
-        <w:keepLines/>
-        <w:numPr>
-          <w:ilvl w:val="0"/>
-          <w:numId w:val="2"/>
-        </w:numPr>
-        <w:spacing w:after="20" w:before="20" w:line="300"/>
-      </w:pPr>
-      <w:r>
-        <w:rPr>
-          <w:rFonts w:ascii="Calibri" w:eastAsia="Yu Gothic" w:hAnsi="Calibri"/>
-        </w:rPr>
-        <w:t xml:space="preserve">Status checking is only by the User's operation, so changes while the User does not check (removal, reposting) are not recorded.</w:t>
-      </w:r>
-    </w:p>
-    <w:p>
-      <w:pPr>
-        <w:pStyle w:val="ListParagraph"/>
-        <w:keepNext/>
-        <w:keepLines/>
-        <w:numPr>
-          <w:ilvl w:val="0"/>
-          <w:numId w:val="2"/>
-        </w:numPr>
-        <w:spacing w:after="20" w:before="20" w:line="300"/>
-      </w:pPr>
-      <w:r>
-        <w:rPr>
-          <w:rFonts w:ascii="Calibri" w:eastAsia="Yu Gothic" w:hAnsi="Calibri"/>
-        </w:rPr>
-        <w:t xml:space="preserve">Matching results remain probabilistic. After recompression or cropping, only a match level can be shown (Chapter 13, H-2“Matching results remain probabilistic”).</w:t>
       </w:r>
     </w:p>
     <w:p>
@@ -12311,7 +11987,7 @@
         <w:rPr>
           <w:rFonts w:ascii="Calibri" w:eastAsia="Yu Gothic" w:hAnsi="Calibri"/>
         </w:rPr>
-        <w:t xml:space="preserve">Because information on reposting sites is not shared among Users, other Rights Holders are less likely to notice the same reposting site (Chapter 13, H-24“Information on repost sites is not shared among Users”).</w:t>
+        <w:t xml:space="preserve">The gaps of this chapter follow the table in Chapter 13, 4.1 “Gaps in the mechanism” (the rows whose chapter column is this chapter; with why they cannot be closed, the extent addressed, the remaining risks, and who bears them) (not reproduced in this chapter).</w:t>
       </w:r>
     </w:p>
     <w:p>
